--- a/lessons/5-5/downloads/5-5-notes-teacher.docx
+++ b/lessons/5-5/downloads/5-5-notes-teacher.docx
@@ -1330,6 +1330,314 @@
         </w:tc>
       </w:tr>
     </w:tbl>
+    <w:tbl>
+      <w:tblPr>
+        <w:tblW w:type="pct" w:w="100%"/>
+        <w:tblBorders>
+          <w:top w:val="none" w:color="FFFFFF" w:sz="0"/>
+          <w:left w:val="none" w:color="FFFFFF" w:sz="0"/>
+          <w:bottom w:val="single" w:color="C7D2DD" w:sz="4"/>
+          <w:right w:val="none" w:color="FFFFFF" w:sz="0"/>
+          <w:insideH w:val="none" w:color="FFFFFF" w:sz="0"/>
+          <w:insideV w:val="none" w:color="FFFFFF" w:sz="0"/>
+        </w:tblBorders>
+      </w:tblPr>
+      <w:tblGrid>
+        <w:gridCol w:w="1800"/>
+        <w:gridCol w:w="7560"/>
+      </w:tblGrid>
+      <w:tr>
+        <w:trPr>
+          <w:cantSplit/>
+        </w:trPr>
+        <w:tc>
+          <w:tcPr>
+            <w:tcW w:type="dxa" w:w="1800"/>
+            <w:tcMar>
+              <w:top w:type="dxa" w:w="100"/>
+              <w:left w:type="dxa" w:w="40"/>
+              <w:bottom w:type="dxa" w:w="100"/>
+              <w:right w:type="dxa" w:w="120"/>
+            </w:tcMar>
+            <w:vAlign w:val="center"/>
+          </w:tcPr>
+          <w:p>
+            <w:pPr>
+              <w:spacing w:after="0"/>
+              <w:jc w:val="center"/>
+            </w:pPr>
+            <w:r>
+              <w:drawing>
+                <wp:inline distT="0" distB="0" distL="0" distR="0">
+                  <wp:extent cx="1047750" cy="790575"/>
+                  <wp:effectExtent t="0" r="0" b="0" l="0"/>
+                  <wp:docPr id="1" name="" descr="" title=""/>
+                  <wp:cNvGraphicFramePr>
+                    <a:graphicFrameLocks xmlns:a="http://schemas.openxmlformats.org/drawingml/2006/main" noChangeAspect="1"/>
+                  </wp:cNvGraphicFramePr>
+                  <a:graphic xmlns:a="http://schemas.openxmlformats.org/drawingml/2006/main">
+                    <a:graphicData uri="http://schemas.openxmlformats.org/drawingml/2006/picture">
+                      <pic:pic xmlns:pic="http://schemas.openxmlformats.org/drawingml/2006/picture">
+                        <pic:nvPicPr>
+                          <pic:cNvPr id="0" name="" descr=""/>
+                          <pic:cNvPicPr>
+                            <a:picLocks noChangeAspect="1" noChangeArrowheads="1"/>
+                          </pic:cNvPicPr>
+                        </pic:nvPicPr>
+                        <pic:blipFill>
+                          <a:blip r:embed="rId12" cstate="none"/>
+                          <a:srcRect/>
+                          <a:stretch>
+                            <a:fillRect/>
+                          </a:stretch>
+                        </pic:blipFill>
+                        <pic:spPr bwMode="auto">
+                          <a:xfrm>
+                            <a:off x="0" y="0"/>
+                            <a:ext cx="1047750" cy="790575"/>
+                          </a:xfrm>
+                          <a:prstGeom prst="rect">
+                            <a:avLst/>
+                          </a:prstGeom>
+                        </pic:spPr>
+                      </pic:pic>
+                    </a:graphicData>
+                  </a:graphic>
+                </wp:inline>
+              </w:drawing>
+            </w:r>
+          </w:p>
+        </w:tc>
+        <w:tc>
+          <w:tcPr>
+            <w:tcW w:type="dxa" w:w="7560"/>
+            <w:tcMar>
+              <w:top w:type="dxa" w:w="100"/>
+              <w:left w:type="dxa" w:w="40"/>
+              <w:bottom w:type="dxa" w:w="100"/>
+              <w:right w:type="dxa" w:w="40"/>
+            </w:tcMar>
+            <w:vAlign w:val="center"/>
+          </w:tcPr>
+          <w:p>
+            <w:pPr>
+              <w:spacing w:after="50"/>
+            </w:pPr>
+            <w:r>
+              <w:rPr>
+                <w:b/>
+                <w:bCs/>
+                <w:color w:val="12355B"/>
+                <w:sz w:val="24"/>
+                <w:szCs w:val="24"/>
+              </w:rPr>
+              <w:t xml:space="preserve">Unit cube</w:t>
+            </w:r>
+            <w:r>
+              <w:rPr>
+                <w:i/>
+                <w:iCs/>
+                <w:color w:val="5F6F80"/>
+                <w:sz w:val="19"/>
+                <w:szCs w:val="19"/>
+              </w:rPr>
+              <w:t xml:space="preserve">   Cubo unitario</w:t>
+            </w:r>
+          </w:p>
+          <w:p>
+            <w:pPr>
+              <w:spacing w:after="40"/>
+            </w:pPr>
+            <w:r>
+              <w:rPr>
+                <w:sz w:val="21"/>
+                <w:szCs w:val="21"/>
+              </w:rPr>
+              <w:t xml:space="preserve">A cube that measures one unit on every edge.</w:t>
+            </w:r>
+          </w:p>
+          <w:p>
+            <w:pPr>
+              <w:spacing w:after="0"/>
+            </w:pPr>
+            <w:r>
+              <w:rPr>
+                <w:b/>
+                <w:bCs/>
+                <w:color w:val="1FA6A2"/>
+                <w:sz w:val="18"/>
+                <w:szCs w:val="18"/>
+              </w:rPr>
+              <w:t xml:space="preserve">Example:  </w:t>
+            </w:r>
+            <w:r>
+              <w:rPr>
+                <w:i/>
+                <w:iCs/>
+                <w:color w:val="5F6F80"/>
+                <w:sz w:val="18"/>
+                <w:szCs w:val="18"/>
+              </w:rPr>
+              <w:t xml:space="preserve">Unit cubes fill a prism with no gaps.</w:t>
+            </w:r>
+          </w:p>
+        </w:tc>
+      </w:tr>
+    </w:tbl>
+    <w:tbl>
+      <w:tblPr>
+        <w:tblW w:type="pct" w:w="100%"/>
+        <w:tblBorders>
+          <w:top w:val="none" w:color="FFFFFF" w:sz="0"/>
+          <w:left w:val="none" w:color="FFFFFF" w:sz="0"/>
+          <w:bottom w:val="single" w:color="C7D2DD" w:sz="4"/>
+          <w:right w:val="none" w:color="FFFFFF" w:sz="0"/>
+          <w:insideH w:val="none" w:color="FFFFFF" w:sz="0"/>
+          <w:insideV w:val="none" w:color="FFFFFF" w:sz="0"/>
+        </w:tblBorders>
+      </w:tblPr>
+      <w:tblGrid>
+        <w:gridCol w:w="1800"/>
+        <w:gridCol w:w="7560"/>
+      </w:tblGrid>
+      <w:tr>
+        <w:trPr>
+          <w:cantSplit/>
+        </w:trPr>
+        <w:tc>
+          <w:tcPr>
+            <w:tcW w:type="dxa" w:w="1800"/>
+            <w:tcMar>
+              <w:top w:type="dxa" w:w="100"/>
+              <w:left w:type="dxa" w:w="40"/>
+              <w:bottom w:type="dxa" w:w="100"/>
+              <w:right w:type="dxa" w:w="120"/>
+            </w:tcMar>
+            <w:vAlign w:val="center"/>
+          </w:tcPr>
+          <w:p>
+            <w:pPr>
+              <w:spacing w:after="0"/>
+              <w:jc w:val="center"/>
+            </w:pPr>
+            <w:r>
+              <w:drawing>
+                <wp:inline distT="0" distB="0" distL="0" distR="0">
+                  <wp:extent cx="1047750" cy="790575"/>
+                  <wp:effectExtent t="0" r="0" b="0" l="0"/>
+                  <wp:docPr id="1" name="" descr="" title=""/>
+                  <wp:cNvGraphicFramePr>
+                    <a:graphicFrameLocks xmlns:a="http://schemas.openxmlformats.org/drawingml/2006/main" noChangeAspect="1"/>
+                  </wp:cNvGraphicFramePr>
+                  <a:graphic xmlns:a="http://schemas.openxmlformats.org/drawingml/2006/main">
+                    <a:graphicData uri="http://schemas.openxmlformats.org/drawingml/2006/picture">
+                      <pic:pic xmlns:pic="http://schemas.openxmlformats.org/drawingml/2006/picture">
+                        <pic:nvPicPr>
+                          <pic:cNvPr id="0" name="" descr=""/>
+                          <pic:cNvPicPr>
+                            <a:picLocks noChangeAspect="1" noChangeArrowheads="1"/>
+                          </pic:cNvPicPr>
+                        </pic:nvPicPr>
+                        <pic:blipFill>
+                          <a:blip r:embed="rId16" cstate="none"/>
+                          <a:srcRect/>
+                          <a:stretch>
+                            <a:fillRect/>
+                          </a:stretch>
+                        </pic:blipFill>
+                        <pic:spPr bwMode="auto">
+                          <a:xfrm>
+                            <a:off x="0" y="0"/>
+                            <a:ext cx="1047750" cy="790575"/>
+                          </a:xfrm>
+                          <a:prstGeom prst="rect">
+                            <a:avLst/>
+                          </a:prstGeom>
+                        </pic:spPr>
+                      </pic:pic>
+                    </a:graphicData>
+                  </a:graphic>
+                </wp:inline>
+              </w:drawing>
+            </w:r>
+          </w:p>
+        </w:tc>
+        <w:tc>
+          <w:tcPr>
+            <w:tcW w:type="dxa" w:w="7560"/>
+            <w:tcMar>
+              <w:top w:type="dxa" w:w="100"/>
+              <w:left w:type="dxa" w:w="40"/>
+              <w:bottom w:type="dxa" w:w="100"/>
+              <w:right w:type="dxa" w:w="40"/>
+            </w:tcMar>
+            <w:vAlign w:val="center"/>
+          </w:tcPr>
+          <w:p>
+            <w:pPr>
+              <w:spacing w:after="50"/>
+            </w:pPr>
+            <w:r>
+              <w:rPr>
+                <w:b/>
+                <w:bCs/>
+                <w:color w:val="12355B"/>
+                <w:sz w:val="24"/>
+                <w:szCs w:val="24"/>
+              </w:rPr>
+              <w:t xml:space="preserve">Base area</w:t>
+            </w:r>
+            <w:r>
+              <w:rPr>
+                <w:i/>
+                <w:iCs/>
+                <w:color w:val="5F6F80"/>
+                <w:sz w:val="19"/>
+                <w:szCs w:val="19"/>
+              </w:rPr>
+              <w:t xml:space="preserve">   Área de la base</w:t>
+            </w:r>
+          </w:p>
+          <w:p>
+            <w:pPr>
+              <w:spacing w:after="40"/>
+            </w:pPr>
+            <w:r>
+              <w:rPr>
+                <w:sz w:val="21"/>
+                <w:szCs w:val="21"/>
+              </w:rPr>
+              <w:t xml:space="preserve">The area of the bottom face of a prism.</w:t>
+            </w:r>
+          </w:p>
+          <w:p>
+            <w:pPr>
+              <w:spacing w:after="0"/>
+            </w:pPr>
+            <w:r>
+              <w:rPr>
+                <w:b/>
+                <w:bCs/>
+                <w:color w:val="1FA6A2"/>
+                <w:sz w:val="18"/>
+                <w:szCs w:val="18"/>
+              </w:rPr>
+              <w:t xml:space="preserve">Example:  </w:t>
+            </w:r>
+            <w:r>
+              <w:rPr>
+                <w:i/>
+                <w:iCs/>
+                <w:color w:val="5F6F80"/>
+                <w:sz w:val="18"/>
+                <w:szCs w:val="18"/>
+              </w:rPr>
+              <w:t xml:space="preserve">B = length × width</w:t>
+            </w:r>
+          </w:p>
+        </w:tc>
+      </w:tr>
+    </w:tbl>
     <w:p>
       <w:pPr>
         <w:pStyle w:val="Heading1"/>
@@ -1418,7 +1726,7 @@
                 <w:sz w:val="21"/>
                 <w:szCs w:val="21"/>
               </w:rPr>
-              <w:t xml:space="preserve">Volume with Whole-Number Edges      •      Volume      •      Rectangular prism      •      Cubic units      •      Length, width, height      •      Net      •      Edge</w:t>
+              <w:t xml:space="preserve">Volume with Whole-Number Edges      •      Volume      •      Rectangular prism      •      Cubic units      •      Length, width, height      •      Net      •      Edge      •      Unit cube      •      Base area</w:t>
             </w:r>
           </w:p>
         </w:tc>
@@ -1675,6 +1983,80 @@
           <w:szCs w:val="22"/>
         </w:rPr>
         <w:t xml:space="preserve">A line segment where two faces of a solid meet is an </w:t>
+      </w:r>
+      <w:r>
+        <w:rPr>
+          <w:sz w:val="22"/>
+          <w:szCs w:val="22"/>
+        </w:rPr>
+        <w:t xml:space="preserve">________________</w:t>
+      </w:r>
+      <w:r>
+        <w:rPr>
+          <w:sz w:val="22"/>
+          <w:szCs w:val="22"/>
+        </w:rPr>
+        <w:t xml:space="preserve">.</w:t>
+      </w:r>
+    </w:p>
+    <w:p>
+      <w:pPr>
+        <w:keepLines/>
+        <w:spacing w:after="260" w:before="200"/>
+      </w:pPr>
+      <w:r>
+        <w:rPr>
+          <w:b/>
+          <w:bCs/>
+          <w:color w:val="12355B"/>
+          <w:sz w:val="22"/>
+          <w:szCs w:val="22"/>
+        </w:rPr>
+        <w:t xml:space="preserve">8.  </w:t>
+      </w:r>
+      <w:r>
+        <w:rPr>
+          <w:sz w:val="22"/>
+          <w:szCs w:val="22"/>
+        </w:rPr>
+        <w:t xml:space="preserve">A cube that is one unit on every edge is a </w:t>
+      </w:r>
+      <w:r>
+        <w:rPr>
+          <w:sz w:val="22"/>
+          <w:szCs w:val="22"/>
+        </w:rPr>
+        <w:t xml:space="preserve">________________</w:t>
+      </w:r>
+      <w:r>
+        <w:rPr>
+          <w:sz w:val="22"/>
+          <w:szCs w:val="22"/>
+        </w:rPr>
+        <w:t xml:space="preserve">.</w:t>
+      </w:r>
+    </w:p>
+    <w:p>
+      <w:pPr>
+        <w:keepLines/>
+        <w:spacing w:after="260" w:before="200"/>
+      </w:pPr>
+      <w:r>
+        <w:rPr>
+          <w:b/>
+          <w:bCs/>
+          <w:color w:val="12355B"/>
+          <w:sz w:val="22"/>
+          <w:szCs w:val="22"/>
+        </w:rPr>
+        <w:t xml:space="preserve">9.  </w:t>
+      </w:r>
+      <w:r>
+        <w:rPr>
+          <w:sz w:val="22"/>
+          <w:szCs w:val="22"/>
+        </w:rPr>
+        <w:t xml:space="preserve">The area of the bottom face of a prism is the </w:t>
       </w:r>
       <w:r>
         <w:rPr>
@@ -2758,7 +3140,7 @@
           <w:sz w:val="20"/>
           <w:szCs w:val="20"/>
         </w:rPr>
-        <w:t xml:space="preserve">A)  84 in³</w:t>
+        <w:t xml:space="preserve">A)  14 in³</w:t>
       </w:r>
     </w:p>
     <w:p>
@@ -2771,7 +3153,7 @@
           <w:sz w:val="20"/>
           <w:szCs w:val="20"/>
         </w:rPr>
-        <w:t xml:space="preserve">B)  14 in³</w:t>
+        <w:t xml:space="preserve">B)  42 in³</w:t>
       </w:r>
     </w:p>
     <w:p>
@@ -2784,7 +3166,7 @@
           <w:sz w:val="20"/>
           <w:szCs w:val="20"/>
         </w:rPr>
-        <w:t xml:space="preserve">C)  84 in²</w:t>
+        <w:t xml:space="preserve">C)  84 in³</w:t>
       </w:r>
     </w:p>
     <w:p>
@@ -2797,7 +3179,7 @@
           <w:sz w:val="20"/>
           <w:szCs w:val="20"/>
         </w:rPr>
-        <w:t xml:space="preserve">D)  42 in³</w:t>
+        <w:t xml:space="preserve">D)  84 in²</w:t>
       </w:r>
     </w:p>
     <w:p>
@@ -2843,7 +3225,7 @@
           <w:sz w:val="21"/>
           <w:szCs w:val="21"/>
         </w:rPr>
-        <w:t xml:space="preserve">A. 84 in³</w:t>
+        <w:t xml:space="preserve">C. 84 in³</w:t>
       </w:r>
     </w:p>
     <w:p>
@@ -2939,7 +3321,7 @@
           <w:sz w:val="20"/>
           <w:szCs w:val="20"/>
         </w:rPr>
-        <w:t xml:space="preserve">B)  6 cm</w:t>
+        <w:t xml:space="preserve">B)  4 cm</w:t>
       </w:r>
     </w:p>
     <w:p>
@@ -2952,7 +3334,7 @@
           <w:sz w:val="20"/>
           <w:szCs w:val="20"/>
         </w:rPr>
-        <w:t xml:space="preserve">C)  4 cm</w:t>
+        <w:t xml:space="preserve">C)  6 cm</w:t>
       </w:r>
     </w:p>
     <w:p>
@@ -3776,7 +4158,7 @@
           <w:sz w:val="20"/>
           <w:szCs w:val="20"/>
         </w:rPr>
-        <w:t xml:space="preserve">A)  Cubic inches (in³)</w:t>
+        <w:t xml:space="preserve">A)  Square inches (in²)</w:t>
       </w:r>
     </w:p>
     <w:p>
@@ -3789,7 +4171,7 @@
           <w:sz w:val="20"/>
           <w:szCs w:val="20"/>
         </w:rPr>
-        <w:t xml:space="preserve">B)  Square inches (in²)</w:t>
+        <w:t xml:space="preserve">B)  Cubic inches (in³)</w:t>
       </w:r>
     </w:p>
     <w:p>
@@ -4075,7 +4457,7 @@
           <w:sz w:val="20"/>
           <w:szCs w:val="20"/>
         </w:rPr>
-        <w:t xml:space="preserve">B)  160 cm³</w:t>
+        <w:t xml:space="preserve">B)  80 cm³</w:t>
       </w:r>
     </w:p>
     <w:p>
@@ -4088,7 +4470,7 @@
           <w:sz w:val="20"/>
           <w:szCs w:val="20"/>
         </w:rPr>
-        <w:t xml:space="preserve">C)  80 cm³</w:t>
+        <w:t xml:space="preserve">C)  120 cm³</w:t>
       </w:r>
     </w:p>
     <w:p>
@@ -4101,7 +4483,7 @@
           <w:sz w:val="20"/>
           <w:szCs w:val="20"/>
         </w:rPr>
-        <w:t xml:space="preserve">D)  120 cm³</w:t>
+        <w:t xml:space="preserve">D)  160 cm³</w:t>
       </w:r>
     </w:p>
     <w:p>
@@ -4192,7 +4574,7 @@
           <w:sz w:val="20"/>
           <w:szCs w:val="20"/>
         </w:rPr>
-        <w:t xml:space="preserve">A)  3 in</w:t>
+        <w:t xml:space="preserve">A)  2 in</w:t>
       </w:r>
     </w:p>
     <w:p>
@@ -4205,7 +4587,7 @@
           <w:sz w:val="20"/>
           <w:szCs w:val="20"/>
         </w:rPr>
-        <w:t xml:space="preserve">B)  12 in</w:t>
+        <w:t xml:space="preserve">B)  3 in</w:t>
       </w:r>
     </w:p>
     <w:p>
@@ -4218,7 +4600,7 @@
           <w:sz w:val="20"/>
           <w:szCs w:val="20"/>
         </w:rPr>
-        <w:t xml:space="preserve">C)  2 in</w:t>
+        <w:t xml:space="preserve">C)  12 in</w:t>
       </w:r>
     </w:p>
     <w:p>
@@ -4348,7 +4730,7 @@
           <w:sz w:val="20"/>
           <w:szCs w:val="20"/>
         </w:rPr>
-        <w:t xml:space="preserve">A)  36 cubes</w:t>
+        <w:t xml:space="preserve">A)  17 cubes</w:t>
       </w:r>
     </w:p>
     <w:p>
@@ -4361,7 +4743,7 @@
           <w:sz w:val="20"/>
           <w:szCs w:val="20"/>
         </w:rPr>
-        <w:t xml:space="preserve">B)  144 cubes</w:t>
+        <w:t xml:space="preserve">B)  36 cubes</w:t>
       </w:r>
     </w:p>
     <w:p>
@@ -4387,7 +4769,7 @@
           <w:sz w:val="20"/>
           <w:szCs w:val="20"/>
         </w:rPr>
-        <w:t xml:space="preserve">D)  17 cubes</w:t>
+        <w:t xml:space="preserve">D)  144 cubes</w:t>
       </w:r>
     </w:p>
     <w:p>
@@ -4478,7 +4860,7 @@
           <w:sz w:val="20"/>
           <w:szCs w:val="20"/>
         </w:rPr>
-        <w:t xml:space="preserve">A)  6 cm</w:t>
+        <w:t xml:space="preserve">A)  2 cm</w:t>
       </w:r>
     </w:p>
     <w:p>
@@ -4491,7 +4873,7 @@
           <w:sz w:val="20"/>
           <w:szCs w:val="20"/>
         </w:rPr>
-        <w:t xml:space="preserve">B)  2 cm</w:t>
+        <w:t xml:space="preserve">B)  3 cm</w:t>
       </w:r>
     </w:p>
     <w:p>
@@ -4517,7 +4899,7 @@
           <w:sz w:val="20"/>
           <w:szCs w:val="20"/>
         </w:rPr>
-        <w:t xml:space="preserve">D)  3 cm</w:t>
+        <w:t xml:space="preserve">D)  6 cm</w:t>
       </w:r>
     </w:p>
     <w:p>
@@ -4641,7 +5023,7 @@
           <w:sz w:val="21"/>
           <w:szCs w:val="21"/>
         </w:rPr>
-        <w:t xml:space="preserve">A)  220 in³</w:t>
+        <w:t xml:space="preserve">A)  55 in³</w:t>
       </w:r>
     </w:p>
     <w:p>
@@ -4654,7 +5036,7 @@
           <w:sz w:val="21"/>
           <w:szCs w:val="21"/>
         </w:rPr>
-        <w:t xml:space="preserve">B)  55 in³</w:t>
+        <w:t xml:space="preserve">B)  200 in³</w:t>
       </w:r>
     </w:p>
     <w:p>
@@ -4667,7 +5049,7 @@
           <w:sz w:val="21"/>
           <w:szCs w:val="21"/>
         </w:rPr>
-        <w:t xml:space="preserve">C)  220 in²</w:t>
+        <w:t xml:space="preserve">C)  220 in³</w:t>
       </w:r>
     </w:p>
     <w:p>
@@ -4680,7 +5062,7 @@
           <w:sz w:val="21"/>
           <w:szCs w:val="21"/>
         </w:rPr>
-        <w:t xml:space="preserve">D)  200 in³</w:t>
+        <w:t xml:space="preserve">D)  220 in²</w:t>
       </w:r>
     </w:p>
     <w:p>
@@ -4893,6 +5275,48 @@
     </w:p>
     <w:p>
       <w:pPr>
+        <w:spacing w:after="80"/>
+      </w:pPr>
+      <w:r>
+        <w:rPr>
+          <w:b/>
+          <w:bCs/>
+          <w:sz w:val="21"/>
+          <w:szCs w:val="21"/>
+        </w:rPr>
+        <w:t xml:space="preserve">Notes 8:  </w:t>
+      </w:r>
+      <w:r>
+        <w:rPr>
+          <w:sz w:val="21"/>
+          <w:szCs w:val="21"/>
+        </w:rPr>
+        <w:t xml:space="preserve">Unit cube</w:t>
+      </w:r>
+    </w:p>
+    <w:p>
+      <w:pPr>
+        <w:spacing w:after="80"/>
+      </w:pPr>
+      <w:r>
+        <w:rPr>
+          <w:b/>
+          <w:bCs/>
+          <w:sz w:val="21"/>
+          <w:szCs w:val="21"/>
+        </w:rPr>
+        <w:t xml:space="preserve">Notes 9:  </w:t>
+      </w:r>
+      <w:r>
+        <w:rPr>
+          <w:sz w:val="21"/>
+          <w:szCs w:val="21"/>
+        </w:rPr>
+        <w:t xml:space="preserve">Base area</w:t>
+      </w:r>
+    </w:p>
+    <w:p>
+      <w:pPr>
         <w:pStyle w:val="Heading2"/>
         <w:spacing w:after="80" w:before="180"/>
       </w:pPr>
@@ -4925,7 +5349,7 @@
           <w:sz w:val="21"/>
           <w:szCs w:val="21"/>
         </w:rPr>
-        <w:t xml:space="preserve">A. 84 in³</w:t>
+        <w:t xml:space="preserve">C. 84 in³</w:t>
       </w:r>
     </w:p>
     <w:p>
@@ -5024,7 +5448,7 @@
           <w:sz w:val="21"/>
           <w:szCs w:val="21"/>
         </w:rPr>
-        <w:t xml:space="preserve">A)  Cubic inches (in³)</w:t>
+        <w:t xml:space="preserve">B)  Cubic inches (in³)</w:t>
       </w:r>
       <w:r>
         <w:rPr>
@@ -5102,7 +5526,7 @@
           <w:sz w:val="21"/>
           <w:szCs w:val="21"/>
         </w:rPr>
-        <w:t xml:space="preserve">B)  160 cm³</w:t>
+        <w:t xml:space="preserve">D)  160 cm³</w:t>
       </w:r>
       <w:r>
         <w:rPr>
@@ -5133,7 +5557,7 @@
           <w:sz w:val="21"/>
           <w:szCs w:val="21"/>
         </w:rPr>
-        <w:t xml:space="preserve">A)  3 in</w:t>
+        <w:t xml:space="preserve">B)  3 in</w:t>
       </w:r>
       <w:r>
         <w:rPr>
@@ -5211,7 +5635,7 @@
           <w:sz w:val="21"/>
           <w:szCs w:val="21"/>
         </w:rPr>
-        <w:t xml:space="preserve">B)  2 cm</w:t>
+        <w:t xml:space="preserve">A)  2 cm</w:t>
       </w:r>
       <w:r>
         <w:rPr>
@@ -5249,7 +5673,7 @@
           <w:sz w:val="21"/>
           <w:szCs w:val="21"/>
         </w:rPr>
-        <w:t xml:space="preserve">A)  220 in³</w:t>
+        <w:t xml:space="preserve">C)  220 in³</w:t>
       </w:r>
       <w:r>
         <w:rPr>

--- a/lessons/5-5/downloads/5-5-notes-teacher.docx
+++ b/lessons/5-5/downloads/5-5-notes-teacher.docx
@@ -249,49 +249,269 @@
           <w:sz w:val="19"/>
           <w:szCs w:val="19"/>
         </w:rPr>
-        <w:t xml:space="preserve">Look at the picture, read the word, then read what it means.</w:t>
+        <w:t xml:space="preserve">Review each concept term, definition, non-example, and visual clue.</w:t>
       </w:r>
     </w:p>
     <w:tbl>
       <w:tblPr>
-        <w:tblW w:type="pct" w:w="100%"/>
+        <w:tblW w:type="dxa" w:w="9360"/>
         <w:tblBorders>
-          <w:top w:val="none" w:color="FFFFFF" w:sz="0"/>
-          <w:left w:val="none" w:color="FFFFFF" w:sz="0"/>
-          <w:bottom w:val="single" w:color="C7D2DD" w:sz="4"/>
-          <w:right w:val="none" w:color="FFFFFF" w:sz="0"/>
-          <w:insideH w:val="none" w:color="FFFFFF" w:sz="0"/>
-          <w:insideV w:val="none" w:color="FFFFFF" w:sz="0"/>
+          <w:top w:val="single" w:color="C7D2DD" w:sz="6"/>
+          <w:left w:val="single" w:color="C7D2DD" w:sz="6"/>
+          <w:bottom w:val="single" w:color="C7D2DD" w:sz="6"/>
+          <w:right w:val="single" w:color="C7D2DD" w:sz="6"/>
+          <w:insideH w:val="single" w:color="C7D2DD" w:sz="6"/>
+          <w:insideV w:val="single" w:color="C7D2DD" w:sz="6"/>
         </w:tblBorders>
       </w:tblPr>
       <w:tblGrid>
         <w:gridCol w:w="1800"/>
-        <w:gridCol w:w="7560"/>
+        <w:gridCol w:w="3160"/>
+        <w:gridCol w:w="2200"/>
+        <w:gridCol w:w="2200"/>
       </w:tblGrid>
       <w:tr>
         <w:trPr>
           <w:cantSplit/>
+          <w:tblHeader/>
         </w:trPr>
         <w:tc>
           <w:tcPr>
             <w:tcW w:type="dxa" w:w="1800"/>
-            <w:tcMar>
-              <w:top w:type="dxa" w:w="100"/>
-              <w:left w:type="dxa" w:w="40"/>
-              <w:bottom w:type="dxa" w:w="100"/>
-              <w:right w:type="dxa" w:w="120"/>
-            </w:tcMar>
-            <w:vAlign w:val="center"/>
+            <w:shd w:fill="EEF4F8" w:color="auto" w:val="clear"/>
+            <w:tcMar>
+              <w:top w:type="dxa" w:w="80"/>
+              <w:left w:type="dxa" w:w="100"/>
+              <w:bottom w:type="dxa" w:w="80"/>
+              <w:right w:type="dxa" w:w="100"/>
+            </w:tcMar>
           </w:tcPr>
           <w:p>
             <w:pPr>
               <w:spacing w:after="0"/>
+            </w:pPr>
+            <w:r>
+              <w:rPr>
+                <w:b/>
+                <w:bCs/>
+                <w:color w:val="12355B"/>
+                <w:sz w:val="19"/>
+                <w:szCs w:val="19"/>
+              </w:rPr>
+              <w:t xml:space="preserve">Concept Term</w:t>
+            </w:r>
+          </w:p>
+        </w:tc>
+        <w:tc>
+          <w:tcPr>
+            <w:tcW w:type="dxa" w:w="3160"/>
+            <w:shd w:fill="EEF4F8" w:color="auto" w:val="clear"/>
+            <w:tcMar>
+              <w:top w:type="dxa" w:w="80"/>
+              <w:left w:type="dxa" w:w="100"/>
+              <w:bottom w:type="dxa" w:w="80"/>
+              <w:right w:type="dxa" w:w="100"/>
+            </w:tcMar>
+          </w:tcPr>
+          <w:p>
+            <w:pPr>
+              <w:spacing w:after="0"/>
+            </w:pPr>
+            <w:r>
+              <w:rPr>
+                <w:b/>
+                <w:bCs/>
+                <w:color w:val="12355B"/>
+                <w:sz w:val="19"/>
+                <w:szCs w:val="19"/>
+              </w:rPr>
+              <w:t xml:space="preserve">Student-Friendly Definition</w:t>
+            </w:r>
+          </w:p>
+        </w:tc>
+        <w:tc>
+          <w:tcPr>
+            <w:tcW w:type="dxa" w:w="2200"/>
+            <w:shd w:fill="EEF4F8" w:color="auto" w:val="clear"/>
+            <w:tcMar>
+              <w:top w:type="dxa" w:w="80"/>
+              <w:left w:type="dxa" w:w="100"/>
+              <w:bottom w:type="dxa" w:w="80"/>
+              <w:right w:type="dxa" w:w="100"/>
+            </w:tcMar>
+          </w:tcPr>
+          <w:p>
+            <w:pPr>
+              <w:spacing w:after="0"/>
+            </w:pPr>
+            <w:r>
+              <w:rPr>
+                <w:b/>
+                <w:bCs/>
+                <w:color w:val="12355B"/>
+                <w:sz w:val="19"/>
+                <w:szCs w:val="19"/>
+              </w:rPr>
+              <w:t xml:space="preserve">Non-Example</w:t>
+            </w:r>
+          </w:p>
+        </w:tc>
+        <w:tc>
+          <w:tcPr>
+            <w:tcW w:type="dxa" w:w="2200"/>
+            <w:shd w:fill="EEF4F8" w:color="auto" w:val="clear"/>
+            <w:tcMar>
+              <w:top w:type="dxa" w:w="80"/>
+              <w:left w:type="dxa" w:w="100"/>
+              <w:bottom w:type="dxa" w:w="80"/>
+              <w:right w:type="dxa" w:w="100"/>
+            </w:tcMar>
+          </w:tcPr>
+          <w:p>
+            <w:pPr>
+              <w:spacing w:after="0"/>
+            </w:pPr>
+            <w:r>
+              <w:rPr>
+                <w:b/>
+                <w:bCs/>
+                <w:color w:val="12355B"/>
+                <w:sz w:val="19"/>
+                <w:szCs w:val="19"/>
+              </w:rPr>
+              <w:t xml:space="preserve">Visual Clue</w:t>
+            </w:r>
+          </w:p>
+        </w:tc>
+      </w:tr>
+      <w:tr>
+        <w:trPr>
+          <w:cantSplit/>
+        </w:trPr>
+        <w:tc>
+          <w:tcPr>
+            <w:tcW w:type="dxa" w:w="1800"/>
+            <w:tcMar>
+              <w:top w:type="dxa" w:w="80"/>
+              <w:left w:type="dxa" w:w="100"/>
+              <w:bottom w:type="dxa" w:w="80"/>
+              <w:right w:type="dxa" w:w="100"/>
+            </w:tcMar>
+            <w:vAlign w:val="top"/>
+          </w:tcPr>
+          <w:p>
+            <w:pPr>
+              <w:spacing w:after="30"/>
+            </w:pPr>
+            <w:r>
+              <w:rPr>
+                <w:b/>
+                <w:bCs/>
+                <w:color w:val="12355B"/>
+                <w:sz w:val="21"/>
+                <w:szCs w:val="21"/>
+              </w:rPr>
+              <w:t xml:space="preserve">Volume with Whole-Number Edges</w:t>
+            </w:r>
+          </w:p>
+          <w:p>
+            <w:pPr>
+              <w:spacing w:after="0"/>
+            </w:pPr>
+            <w:r>
+              <w:rPr>
+                <w:i/>
+                <w:iCs/>
+                <w:color w:val="5F6F80"/>
+                <w:sz w:val="18"/>
+                <w:szCs w:val="18"/>
+              </w:rPr>
+              <w:t xml:space="preserve">Volumen con aristas de números enteros</w:t>
+            </w:r>
+          </w:p>
+        </w:tc>
+        <w:tc>
+          <w:tcPr>
+            <w:tcW w:type="dxa" w:w="3160"/>
+            <w:tcMar>
+              <w:top w:type="dxa" w:w="80"/>
+              <w:left w:type="dxa" w:w="100"/>
+              <w:bottom w:type="dxa" w:w="80"/>
+              <w:right w:type="dxa" w:w="100"/>
+            </w:tcMar>
+            <w:vAlign w:val="top"/>
+          </w:tcPr>
+          <w:p>
+            <w:pPr>
+              <w:spacing w:after="0"/>
+            </w:pPr>
+            <w:r>
+              <w:rPr>
+                <w:sz w:val="20"/>
+                <w:szCs w:val="20"/>
+              </w:rPr>
+              <w:t xml:space="preserve">The number of unit cubes inside a rectangular prism. Formula: V = l × w × h.</w:t>
+            </w:r>
+          </w:p>
+        </w:tc>
+        <w:tc>
+          <w:tcPr>
+            <w:tcW w:type="dxa" w:w="2200"/>
+            <w:tcMar>
+              <w:top w:type="dxa" w:w="80"/>
+              <w:left w:type="dxa" w:w="100"/>
+              <w:bottom w:type="dxa" w:w="80"/>
+              <w:right w:type="dxa" w:w="100"/>
+            </w:tcMar>
+            <w:vAlign w:val="top"/>
+          </w:tcPr>
+          <w:p>
+            <w:pPr>
+              <w:spacing w:after="40"/>
+            </w:pPr>
+            <w:r>
+              <w:rPr>
+                <w:i/>
+                <w:iCs/>
+                <w:color w:val="5F6F80"/>
+                <w:sz w:val="19"/>
+                <w:szCs w:val="19"/>
+              </w:rPr>
+              <w:t xml:space="preserve">Not Volume with Whole-Number Edges: write a counter-example that breaks the definition.</w:t>
+            </w:r>
+          </w:p>
+          <w:p>
+            <w:pPr>
+              <w:pBdr>
+                <w:bottom w:val="single" w:color="AFBECC" w:sz="6"/>
+              </w:pBdr>
+              <w:spacing w:after="30" w:before="150"/>
+            </w:pPr>
+            <w:r>
+              <w:t xml:space="preserve"/>
+            </w:r>
+          </w:p>
+        </w:tc>
+        <w:tc>
+          <w:tcPr>
+            <w:tcW w:type="dxa" w:w="2200"/>
+            <w:tcMar>
+              <w:top w:type="dxa" w:w="80"/>
+              <w:left w:type="dxa" w:w="100"/>
+              <w:bottom w:type="dxa" w:w="80"/>
+              <w:right w:type="dxa" w:w="100"/>
+            </w:tcMar>
+            <w:vAlign w:val="top"/>
+          </w:tcPr>
+          <w:p>
+            <w:pPr>
+              <w:spacing w:after="40"/>
               <w:jc w:val="center"/>
             </w:pPr>
             <w:r>
               <w:drawing>
                 <wp:inline distT="0" distB="0" distL="0" distR="0">
-                  <wp:extent cx="1047750" cy="790575"/>
+                  <wp:extent cx="876300" cy="657225"/>
                   <wp:effectExtent t="0" r="0" b="0" l="0"/>
                   <wp:docPr id="1" name="" descr="" title=""/>
                   <wp:cNvGraphicFramePr>
@@ -316,7 +536,7 @@
                         <pic:spPr bwMode="auto">
                           <a:xfrm>
                             <a:off x="0" y="0"/>
-                            <a:ext cx="1047750" cy="790575"/>
+                            <a:ext cx="876300" cy="657225"/>
                           </a:xfrm>
                           <a:prstGeom prst="rect">
                             <a:avLst/>
@@ -329,69 +549,10 @@
               </w:drawing>
             </w:r>
           </w:p>
-        </w:tc>
-        <w:tc>
-          <w:tcPr>
-            <w:tcW w:type="dxa" w:w="7560"/>
-            <w:tcMar>
-              <w:top w:type="dxa" w:w="100"/>
-              <w:left w:type="dxa" w:w="40"/>
-              <w:bottom w:type="dxa" w:w="100"/>
-              <w:right w:type="dxa" w:w="40"/>
-            </w:tcMar>
-            <w:vAlign w:val="center"/>
-          </w:tcPr>
-          <w:p>
-            <w:pPr>
-              <w:spacing w:after="50"/>
-            </w:pPr>
-            <w:r>
-              <w:rPr>
-                <w:b/>
-                <w:bCs/>
-                <w:color w:val="12355B"/>
-                <w:sz w:val="24"/>
-                <w:szCs w:val="24"/>
-              </w:rPr>
-              <w:t xml:space="preserve">Volume with Whole-Number Edges</w:t>
-            </w:r>
-            <w:r>
-              <w:rPr>
-                <w:i/>
-                <w:iCs/>
-                <w:color w:val="5F6F80"/>
-                <w:sz w:val="19"/>
-                <w:szCs w:val="19"/>
-              </w:rPr>
-              <w:t xml:space="preserve">   Volumen con aristas de números enteros</w:t>
-            </w:r>
-          </w:p>
-          <w:p>
-            <w:pPr>
-              <w:spacing w:after="40"/>
-            </w:pPr>
-            <w:r>
-              <w:rPr>
-                <w:sz w:val="21"/>
-                <w:szCs w:val="21"/>
-              </w:rPr>
-              <w:t xml:space="preserve">The number of unit cubes inside a rectangular prism. Formula: V = l × w × h.</w:t>
-            </w:r>
-          </w:p>
           <w:p>
             <w:pPr>
               <w:spacing w:after="0"/>
             </w:pPr>
-            <w:r>
-              <w:rPr>
-                <w:b/>
-                <w:bCs/>
-                <w:color w:val="1FA6A2"/>
-                <w:sz w:val="18"/>
-                <w:szCs w:val="18"/>
-              </w:rPr>
-              <w:t xml:space="preserve">Example:  </w:t>
-            </w:r>
             <w:r>
               <w:rPr>
                 <w:i/>
@@ -405,23 +566,6 @@
           </w:p>
         </w:tc>
       </w:tr>
-    </w:tbl>
-    <w:tbl>
-      <w:tblPr>
-        <w:tblW w:type="pct" w:w="100%"/>
-        <w:tblBorders>
-          <w:top w:val="none" w:color="FFFFFF" w:sz="0"/>
-          <w:left w:val="none" w:color="FFFFFF" w:sz="0"/>
-          <w:bottom w:val="single" w:color="C7D2DD" w:sz="4"/>
-          <w:right w:val="none" w:color="FFFFFF" w:sz="0"/>
-          <w:insideH w:val="none" w:color="FFFFFF" w:sz="0"/>
-          <w:insideV w:val="none" w:color="FFFFFF" w:sz="0"/>
-        </w:tblBorders>
-      </w:tblPr>
-      <w:tblGrid>
-        <w:gridCol w:w="1800"/>
-        <w:gridCol w:w="7560"/>
-      </w:tblGrid>
       <w:tr>
         <w:trPr>
           <w:cantSplit/>
@@ -430,22 +574,126 @@
           <w:tcPr>
             <w:tcW w:type="dxa" w:w="1800"/>
             <w:tcMar>
-              <w:top w:type="dxa" w:w="100"/>
-              <w:left w:type="dxa" w:w="40"/>
-              <w:bottom w:type="dxa" w:w="100"/>
-              <w:right w:type="dxa" w:w="120"/>
-            </w:tcMar>
-            <w:vAlign w:val="center"/>
-          </w:tcPr>
+              <w:top w:type="dxa" w:w="80"/>
+              <w:left w:type="dxa" w:w="100"/>
+              <w:bottom w:type="dxa" w:w="80"/>
+              <w:right w:type="dxa" w:w="100"/>
+            </w:tcMar>
+            <w:vAlign w:val="top"/>
+          </w:tcPr>
+          <w:p>
+            <w:pPr>
+              <w:spacing w:after="30"/>
+            </w:pPr>
+            <w:r>
+              <w:rPr>
+                <w:b/>
+                <w:bCs/>
+                <w:color w:val="12355B"/>
+                <w:sz w:val="21"/>
+                <w:szCs w:val="21"/>
+              </w:rPr>
+              <w:t xml:space="preserve">Volume</w:t>
+            </w:r>
+          </w:p>
           <w:p>
             <w:pPr>
               <w:spacing w:after="0"/>
+            </w:pPr>
+            <w:r>
+              <w:rPr>
+                <w:i/>
+                <w:iCs/>
+                <w:color w:val="5F6F80"/>
+                <w:sz w:val="18"/>
+                <w:szCs w:val="18"/>
+              </w:rPr>
+              <w:t xml:space="preserve">Volumen</w:t>
+            </w:r>
+          </w:p>
+        </w:tc>
+        <w:tc>
+          <w:tcPr>
+            <w:tcW w:type="dxa" w:w="3160"/>
+            <w:tcMar>
+              <w:top w:type="dxa" w:w="80"/>
+              <w:left w:type="dxa" w:w="100"/>
+              <w:bottom w:type="dxa" w:w="80"/>
+              <w:right w:type="dxa" w:w="100"/>
+            </w:tcMar>
+            <w:vAlign w:val="top"/>
+          </w:tcPr>
+          <w:p>
+            <w:pPr>
+              <w:spacing w:after="0"/>
+            </w:pPr>
+            <w:r>
+              <w:rPr>
+                <w:sz w:val="20"/>
+                <w:szCs w:val="20"/>
+              </w:rPr>
+              <w:t xml:space="preserve">How much space is inside a solid shape.</w:t>
+            </w:r>
+          </w:p>
+        </w:tc>
+        <w:tc>
+          <w:tcPr>
+            <w:tcW w:type="dxa" w:w="2200"/>
+            <w:tcMar>
+              <w:top w:type="dxa" w:w="80"/>
+              <w:left w:type="dxa" w:w="100"/>
+              <w:bottom w:type="dxa" w:w="80"/>
+              <w:right w:type="dxa" w:w="100"/>
+            </w:tcMar>
+            <w:vAlign w:val="top"/>
+          </w:tcPr>
+          <w:p>
+            <w:pPr>
+              <w:spacing w:after="40"/>
+            </w:pPr>
+            <w:r>
+              <w:rPr>
+                <w:i/>
+                <w:iCs/>
+                <w:color w:val="5F6F80"/>
+                <w:sz w:val="19"/>
+                <w:szCs w:val="19"/>
+              </w:rPr>
+              <w:t xml:space="preserve">Not Volume: write a counter-example that breaks the definition.</w:t>
+            </w:r>
+          </w:p>
+          <w:p>
+            <w:pPr>
+              <w:pBdr>
+                <w:bottom w:val="single" w:color="AFBECC" w:sz="6"/>
+              </w:pBdr>
+              <w:spacing w:after="30" w:before="150"/>
+            </w:pPr>
+            <w:r>
+              <w:t xml:space="preserve"/>
+            </w:r>
+          </w:p>
+        </w:tc>
+        <w:tc>
+          <w:tcPr>
+            <w:tcW w:type="dxa" w:w="2200"/>
+            <w:tcMar>
+              <w:top w:type="dxa" w:w="80"/>
+              <w:left w:type="dxa" w:w="100"/>
+              <w:bottom w:type="dxa" w:w="80"/>
+              <w:right w:type="dxa" w:w="100"/>
+            </w:tcMar>
+            <w:vAlign w:val="top"/>
+          </w:tcPr>
+          <w:p>
+            <w:pPr>
+              <w:spacing w:after="40"/>
               <w:jc w:val="center"/>
             </w:pPr>
             <w:r>
               <w:drawing>
                 <wp:inline distT="0" distB="0" distL="0" distR="0">
-                  <wp:extent cx="1047750" cy="790575"/>
+                  <wp:extent cx="876300" cy="657225"/>
                   <wp:effectExtent t="0" r="0" b="0" l="0"/>
                   <wp:docPr id="1" name="" descr="" title=""/>
                   <wp:cNvGraphicFramePr>
@@ -470,7 +718,7 @@
                         <pic:spPr bwMode="auto">
                           <a:xfrm>
                             <a:off x="0" y="0"/>
-                            <a:ext cx="1047750" cy="790575"/>
+                            <a:ext cx="876300" cy="657225"/>
                           </a:xfrm>
                           <a:prstGeom prst="rect">
                             <a:avLst/>
@@ -483,69 +731,10 @@
               </w:drawing>
             </w:r>
           </w:p>
-        </w:tc>
-        <w:tc>
-          <w:tcPr>
-            <w:tcW w:type="dxa" w:w="7560"/>
-            <w:tcMar>
-              <w:top w:type="dxa" w:w="100"/>
-              <w:left w:type="dxa" w:w="40"/>
-              <w:bottom w:type="dxa" w:w="100"/>
-              <w:right w:type="dxa" w:w="40"/>
-            </w:tcMar>
-            <w:vAlign w:val="center"/>
-          </w:tcPr>
-          <w:p>
-            <w:pPr>
-              <w:spacing w:after="50"/>
-            </w:pPr>
-            <w:r>
-              <w:rPr>
-                <w:b/>
-                <w:bCs/>
-                <w:color w:val="12355B"/>
-                <w:sz w:val="24"/>
-                <w:szCs w:val="24"/>
-              </w:rPr>
-              <w:t xml:space="preserve">Volume</w:t>
-            </w:r>
-            <w:r>
-              <w:rPr>
-                <w:i/>
-                <w:iCs/>
-                <w:color w:val="5F6F80"/>
-                <w:sz w:val="19"/>
-                <w:szCs w:val="19"/>
-              </w:rPr>
-              <w:t xml:space="preserve">   Volumen</w:t>
-            </w:r>
-          </w:p>
-          <w:p>
-            <w:pPr>
-              <w:spacing w:after="40"/>
-            </w:pPr>
-            <w:r>
-              <w:rPr>
-                <w:sz w:val="21"/>
-                <w:szCs w:val="21"/>
-              </w:rPr>
-              <w:t xml:space="preserve">How much space is inside a solid shape.</w:t>
-            </w:r>
-          </w:p>
           <w:p>
             <w:pPr>
               <w:spacing w:after="0"/>
             </w:pPr>
-            <w:r>
-              <w:rPr>
-                <w:b/>
-                <w:bCs/>
-                <w:color w:val="1FA6A2"/>
-                <w:sz w:val="18"/>
-                <w:szCs w:val="18"/>
-              </w:rPr>
-              <w:t xml:space="preserve">Example:  </w:t>
-            </w:r>
             <w:r>
               <w:rPr>
                 <w:i/>
@@ -559,23 +748,6 @@
           </w:p>
         </w:tc>
       </w:tr>
-    </w:tbl>
-    <w:tbl>
-      <w:tblPr>
-        <w:tblW w:type="pct" w:w="100%"/>
-        <w:tblBorders>
-          <w:top w:val="none" w:color="FFFFFF" w:sz="0"/>
-          <w:left w:val="none" w:color="FFFFFF" w:sz="0"/>
-          <w:bottom w:val="single" w:color="C7D2DD" w:sz="4"/>
-          <w:right w:val="none" w:color="FFFFFF" w:sz="0"/>
-          <w:insideH w:val="none" w:color="FFFFFF" w:sz="0"/>
-          <w:insideV w:val="none" w:color="FFFFFF" w:sz="0"/>
-        </w:tblBorders>
-      </w:tblPr>
-      <w:tblGrid>
-        <w:gridCol w:w="1800"/>
-        <w:gridCol w:w="7560"/>
-      </w:tblGrid>
       <w:tr>
         <w:trPr>
           <w:cantSplit/>
@@ -584,22 +756,126 @@
           <w:tcPr>
             <w:tcW w:type="dxa" w:w="1800"/>
             <w:tcMar>
-              <w:top w:type="dxa" w:w="100"/>
-              <w:left w:type="dxa" w:w="40"/>
-              <w:bottom w:type="dxa" w:w="100"/>
-              <w:right w:type="dxa" w:w="120"/>
-            </w:tcMar>
-            <w:vAlign w:val="center"/>
-          </w:tcPr>
+              <w:top w:type="dxa" w:w="80"/>
+              <w:left w:type="dxa" w:w="100"/>
+              <w:bottom w:type="dxa" w:w="80"/>
+              <w:right w:type="dxa" w:w="100"/>
+            </w:tcMar>
+            <w:vAlign w:val="top"/>
+          </w:tcPr>
+          <w:p>
+            <w:pPr>
+              <w:spacing w:after="30"/>
+            </w:pPr>
+            <w:r>
+              <w:rPr>
+                <w:b/>
+                <w:bCs/>
+                <w:color w:val="12355B"/>
+                <w:sz w:val="21"/>
+                <w:szCs w:val="21"/>
+              </w:rPr>
+              <w:t xml:space="preserve">Rectangular prism</w:t>
+            </w:r>
+          </w:p>
           <w:p>
             <w:pPr>
               <w:spacing w:after="0"/>
+            </w:pPr>
+            <w:r>
+              <w:rPr>
+                <w:i/>
+                <w:iCs/>
+                <w:color w:val="5F6F80"/>
+                <w:sz w:val="18"/>
+                <w:szCs w:val="18"/>
+              </w:rPr>
+              <w:t xml:space="preserve">Prisma rectangular</w:t>
+            </w:r>
+          </w:p>
+        </w:tc>
+        <w:tc>
+          <w:tcPr>
+            <w:tcW w:type="dxa" w:w="3160"/>
+            <w:tcMar>
+              <w:top w:type="dxa" w:w="80"/>
+              <w:left w:type="dxa" w:w="100"/>
+              <w:bottom w:type="dxa" w:w="80"/>
+              <w:right w:type="dxa" w:w="100"/>
+            </w:tcMar>
+            <w:vAlign w:val="top"/>
+          </w:tcPr>
+          <w:p>
+            <w:pPr>
+              <w:spacing w:after="0"/>
+            </w:pPr>
+            <w:r>
+              <w:rPr>
+                <w:sz w:val="20"/>
+                <w:szCs w:val="20"/>
+              </w:rPr>
+              <w:t xml:space="preserve">A solid box shape with six flat rectangle sides.</w:t>
+            </w:r>
+          </w:p>
+        </w:tc>
+        <w:tc>
+          <w:tcPr>
+            <w:tcW w:type="dxa" w:w="2200"/>
+            <w:tcMar>
+              <w:top w:type="dxa" w:w="80"/>
+              <w:left w:type="dxa" w:w="100"/>
+              <w:bottom w:type="dxa" w:w="80"/>
+              <w:right w:type="dxa" w:w="100"/>
+            </w:tcMar>
+            <w:vAlign w:val="top"/>
+          </w:tcPr>
+          <w:p>
+            <w:pPr>
+              <w:spacing w:after="40"/>
+            </w:pPr>
+            <w:r>
+              <w:rPr>
+                <w:i/>
+                <w:iCs/>
+                <w:color w:val="5F6F80"/>
+                <w:sz w:val="19"/>
+                <w:szCs w:val="19"/>
+              </w:rPr>
+              <w:t xml:space="preserve">Not Rectangular prism: write a counter-example that breaks the definition.</w:t>
+            </w:r>
+          </w:p>
+          <w:p>
+            <w:pPr>
+              <w:pBdr>
+                <w:bottom w:val="single" w:color="AFBECC" w:sz="6"/>
+              </w:pBdr>
+              <w:spacing w:after="30" w:before="150"/>
+            </w:pPr>
+            <w:r>
+              <w:t xml:space="preserve"/>
+            </w:r>
+          </w:p>
+        </w:tc>
+        <w:tc>
+          <w:tcPr>
+            <w:tcW w:type="dxa" w:w="2200"/>
+            <w:tcMar>
+              <w:top w:type="dxa" w:w="80"/>
+              <w:left w:type="dxa" w:w="100"/>
+              <w:bottom w:type="dxa" w:w="80"/>
+              <w:right w:type="dxa" w:w="100"/>
+            </w:tcMar>
+            <w:vAlign w:val="top"/>
+          </w:tcPr>
+          <w:p>
+            <w:pPr>
+              <w:spacing w:after="40"/>
               <w:jc w:val="center"/>
             </w:pPr>
             <w:r>
               <w:drawing>
                 <wp:inline distT="0" distB="0" distL="0" distR="0">
-                  <wp:extent cx="1047750" cy="695325"/>
+                  <wp:extent cx="876300" cy="581025"/>
                   <wp:effectExtent t="0" r="0" b="0" l="0"/>
                   <wp:docPr id="1" name="" descr="" title=""/>
                   <wp:cNvGraphicFramePr>
@@ -624,7 +900,7 @@
                         <pic:spPr bwMode="auto">
                           <a:xfrm>
                             <a:off x="0" y="0"/>
-                            <a:ext cx="1047750" cy="695325"/>
+                            <a:ext cx="876300" cy="581025"/>
                           </a:xfrm>
                           <a:prstGeom prst="rect">
                             <a:avLst/>
@@ -637,69 +913,10 @@
               </w:drawing>
             </w:r>
           </w:p>
-        </w:tc>
-        <w:tc>
-          <w:tcPr>
-            <w:tcW w:type="dxa" w:w="7560"/>
-            <w:tcMar>
-              <w:top w:type="dxa" w:w="100"/>
-              <w:left w:type="dxa" w:w="40"/>
-              <w:bottom w:type="dxa" w:w="100"/>
-              <w:right w:type="dxa" w:w="40"/>
-            </w:tcMar>
-            <w:vAlign w:val="center"/>
-          </w:tcPr>
-          <w:p>
-            <w:pPr>
-              <w:spacing w:after="50"/>
-            </w:pPr>
-            <w:r>
-              <w:rPr>
-                <w:b/>
-                <w:bCs/>
-                <w:color w:val="12355B"/>
-                <w:sz w:val="24"/>
-                <w:szCs w:val="24"/>
-              </w:rPr>
-              <w:t xml:space="preserve">Rectangular prism</w:t>
-            </w:r>
-            <w:r>
-              <w:rPr>
-                <w:i/>
-                <w:iCs/>
-                <w:color w:val="5F6F80"/>
-                <w:sz w:val="19"/>
-                <w:szCs w:val="19"/>
-              </w:rPr>
-              <w:t xml:space="preserve">   Prisma rectangular</w:t>
-            </w:r>
-          </w:p>
-          <w:p>
-            <w:pPr>
-              <w:spacing w:after="40"/>
-            </w:pPr>
-            <w:r>
-              <w:rPr>
-                <w:sz w:val="21"/>
-                <w:szCs w:val="21"/>
-              </w:rPr>
-              <w:t xml:space="preserve">A solid box shape with six flat rectangle sides.</w:t>
-            </w:r>
-          </w:p>
           <w:p>
             <w:pPr>
               <w:spacing w:after="0"/>
             </w:pPr>
-            <w:r>
-              <w:rPr>
-                <w:b/>
-                <w:bCs/>
-                <w:color w:val="1FA6A2"/>
-                <w:sz w:val="18"/>
-                <w:szCs w:val="18"/>
-              </w:rPr>
-              <w:t xml:space="preserve">Example:  </w:t>
-            </w:r>
             <w:r>
               <w:rPr>
                 <w:i/>
@@ -713,23 +930,6 @@
           </w:p>
         </w:tc>
       </w:tr>
-    </w:tbl>
-    <w:tbl>
-      <w:tblPr>
-        <w:tblW w:type="pct" w:w="100%"/>
-        <w:tblBorders>
-          <w:top w:val="none" w:color="FFFFFF" w:sz="0"/>
-          <w:left w:val="none" w:color="FFFFFF" w:sz="0"/>
-          <w:bottom w:val="single" w:color="C7D2DD" w:sz="4"/>
-          <w:right w:val="none" w:color="FFFFFF" w:sz="0"/>
-          <w:insideH w:val="none" w:color="FFFFFF" w:sz="0"/>
-          <w:insideV w:val="none" w:color="FFFFFF" w:sz="0"/>
-        </w:tblBorders>
-      </w:tblPr>
-      <w:tblGrid>
-        <w:gridCol w:w="1800"/>
-        <w:gridCol w:w="7560"/>
-      </w:tblGrid>
       <w:tr>
         <w:trPr>
           <w:cantSplit/>
@@ -738,22 +938,126 @@
           <w:tcPr>
             <w:tcW w:type="dxa" w:w="1800"/>
             <w:tcMar>
-              <w:top w:type="dxa" w:w="100"/>
-              <w:left w:type="dxa" w:w="40"/>
-              <w:bottom w:type="dxa" w:w="100"/>
-              <w:right w:type="dxa" w:w="120"/>
-            </w:tcMar>
-            <w:vAlign w:val="center"/>
-          </w:tcPr>
+              <w:top w:type="dxa" w:w="80"/>
+              <w:left w:type="dxa" w:w="100"/>
+              <w:bottom w:type="dxa" w:w="80"/>
+              <w:right w:type="dxa" w:w="100"/>
+            </w:tcMar>
+            <w:vAlign w:val="top"/>
+          </w:tcPr>
+          <w:p>
+            <w:pPr>
+              <w:spacing w:after="30"/>
+            </w:pPr>
+            <w:r>
+              <w:rPr>
+                <w:b/>
+                <w:bCs/>
+                <w:color w:val="12355B"/>
+                <w:sz w:val="21"/>
+                <w:szCs w:val="21"/>
+              </w:rPr>
+              <w:t xml:space="preserve">Cubic units</w:t>
+            </w:r>
+          </w:p>
           <w:p>
             <w:pPr>
               <w:spacing w:after="0"/>
+            </w:pPr>
+            <w:r>
+              <w:rPr>
+                <w:i/>
+                <w:iCs/>
+                <w:color w:val="5F6F80"/>
+                <w:sz w:val="18"/>
+                <w:szCs w:val="18"/>
+              </w:rPr>
+              <w:t xml:space="preserve">Unidades cúbicas</w:t>
+            </w:r>
+          </w:p>
+        </w:tc>
+        <w:tc>
+          <w:tcPr>
+            <w:tcW w:type="dxa" w:w="3160"/>
+            <w:tcMar>
+              <w:top w:type="dxa" w:w="80"/>
+              <w:left w:type="dxa" w:w="100"/>
+              <w:bottom w:type="dxa" w:w="80"/>
+              <w:right w:type="dxa" w:w="100"/>
+            </w:tcMar>
+            <w:vAlign w:val="top"/>
+          </w:tcPr>
+          <w:p>
+            <w:pPr>
+              <w:spacing w:after="0"/>
+            </w:pPr>
+            <w:r>
+              <w:rPr>
+                <w:sz w:val="20"/>
+                <w:szCs w:val="20"/>
+              </w:rPr>
+              <w:t xml:space="preserve">The units used to measure space inside, like cubic inches.</w:t>
+            </w:r>
+          </w:p>
+        </w:tc>
+        <w:tc>
+          <w:tcPr>
+            <w:tcW w:type="dxa" w:w="2200"/>
+            <w:tcMar>
+              <w:top w:type="dxa" w:w="80"/>
+              <w:left w:type="dxa" w:w="100"/>
+              <w:bottom w:type="dxa" w:w="80"/>
+              <w:right w:type="dxa" w:w="100"/>
+            </w:tcMar>
+            <w:vAlign w:val="top"/>
+          </w:tcPr>
+          <w:p>
+            <w:pPr>
+              <w:spacing w:after="40"/>
+            </w:pPr>
+            <w:r>
+              <w:rPr>
+                <w:i/>
+                <w:iCs/>
+                <w:color w:val="5F6F80"/>
+                <w:sz w:val="19"/>
+                <w:szCs w:val="19"/>
+              </w:rPr>
+              <w:t xml:space="preserve">Not Cubic units: write a counter-example that breaks the definition.</w:t>
+            </w:r>
+          </w:p>
+          <w:p>
+            <w:pPr>
+              <w:pBdr>
+                <w:bottom w:val="single" w:color="AFBECC" w:sz="6"/>
+              </w:pBdr>
+              <w:spacing w:after="30" w:before="150"/>
+            </w:pPr>
+            <w:r>
+              <w:t xml:space="preserve"/>
+            </w:r>
+          </w:p>
+        </w:tc>
+        <w:tc>
+          <w:tcPr>
+            <w:tcW w:type="dxa" w:w="2200"/>
+            <w:tcMar>
+              <w:top w:type="dxa" w:w="80"/>
+              <w:left w:type="dxa" w:w="100"/>
+              <w:bottom w:type="dxa" w:w="80"/>
+              <w:right w:type="dxa" w:w="100"/>
+            </w:tcMar>
+            <w:vAlign w:val="top"/>
+          </w:tcPr>
+          <w:p>
+            <w:pPr>
+              <w:spacing w:after="40"/>
               <w:jc w:val="center"/>
             </w:pPr>
             <w:r>
               <w:drawing>
                 <wp:inline distT="0" distB="0" distL="0" distR="0">
-                  <wp:extent cx="1047750" cy="790575"/>
+                  <wp:extent cx="876300" cy="657225"/>
                   <wp:effectExtent t="0" r="0" b="0" l="0"/>
                   <wp:docPr id="1" name="" descr="" title=""/>
                   <wp:cNvGraphicFramePr>
@@ -778,7 +1082,7 @@
                         <pic:spPr bwMode="auto">
                           <a:xfrm>
                             <a:off x="0" y="0"/>
-                            <a:ext cx="1047750" cy="790575"/>
+                            <a:ext cx="876300" cy="657225"/>
                           </a:xfrm>
                           <a:prstGeom prst="rect">
                             <a:avLst/>
@@ -791,69 +1095,10 @@
               </w:drawing>
             </w:r>
           </w:p>
-        </w:tc>
-        <w:tc>
-          <w:tcPr>
-            <w:tcW w:type="dxa" w:w="7560"/>
-            <w:tcMar>
-              <w:top w:type="dxa" w:w="100"/>
-              <w:left w:type="dxa" w:w="40"/>
-              <w:bottom w:type="dxa" w:w="100"/>
-              <w:right w:type="dxa" w:w="40"/>
-            </w:tcMar>
-            <w:vAlign w:val="center"/>
-          </w:tcPr>
-          <w:p>
-            <w:pPr>
-              <w:spacing w:after="50"/>
-            </w:pPr>
-            <w:r>
-              <w:rPr>
-                <w:b/>
-                <w:bCs/>
-                <w:color w:val="12355B"/>
-                <w:sz w:val="24"/>
-                <w:szCs w:val="24"/>
-              </w:rPr>
-              <w:t xml:space="preserve">Cubic units</w:t>
-            </w:r>
-            <w:r>
-              <w:rPr>
-                <w:i/>
-                <w:iCs/>
-                <w:color w:val="5F6F80"/>
-                <w:sz w:val="19"/>
-                <w:szCs w:val="19"/>
-              </w:rPr>
-              <w:t xml:space="preserve">   Unidades cúbicas</w:t>
-            </w:r>
-          </w:p>
-          <w:p>
-            <w:pPr>
-              <w:spacing w:after="40"/>
-            </w:pPr>
-            <w:r>
-              <w:rPr>
-                <w:sz w:val="21"/>
-                <w:szCs w:val="21"/>
-              </w:rPr>
-              <w:t xml:space="preserve">The units used to measure space inside, like cubic inches.</w:t>
-            </w:r>
-          </w:p>
           <w:p>
             <w:pPr>
               <w:spacing w:after="0"/>
             </w:pPr>
-            <w:r>
-              <w:rPr>
-                <w:b/>
-                <w:bCs/>
-                <w:color w:val="1FA6A2"/>
-                <w:sz w:val="18"/>
-                <w:szCs w:val="18"/>
-              </w:rPr>
-              <w:t xml:space="preserve">Example:  </w:t>
-            </w:r>
             <w:r>
               <w:rPr>
                 <w:i/>
@@ -867,23 +1112,6 @@
           </w:p>
         </w:tc>
       </w:tr>
-    </w:tbl>
-    <w:tbl>
-      <w:tblPr>
-        <w:tblW w:type="pct" w:w="100%"/>
-        <w:tblBorders>
-          <w:top w:val="none" w:color="FFFFFF" w:sz="0"/>
-          <w:left w:val="none" w:color="FFFFFF" w:sz="0"/>
-          <w:bottom w:val="single" w:color="C7D2DD" w:sz="4"/>
-          <w:right w:val="none" w:color="FFFFFF" w:sz="0"/>
-          <w:insideH w:val="none" w:color="FFFFFF" w:sz="0"/>
-          <w:insideV w:val="none" w:color="FFFFFF" w:sz="0"/>
-        </w:tblBorders>
-      </w:tblPr>
-      <w:tblGrid>
-        <w:gridCol w:w="1800"/>
-        <w:gridCol w:w="7560"/>
-      </w:tblGrid>
       <w:tr>
         <w:trPr>
           <w:cantSplit/>
@@ -892,22 +1120,126 @@
           <w:tcPr>
             <w:tcW w:type="dxa" w:w="1800"/>
             <w:tcMar>
-              <w:top w:type="dxa" w:w="100"/>
-              <w:left w:type="dxa" w:w="40"/>
-              <w:bottom w:type="dxa" w:w="100"/>
-              <w:right w:type="dxa" w:w="120"/>
-            </w:tcMar>
-            <w:vAlign w:val="center"/>
-          </w:tcPr>
+              <w:top w:type="dxa" w:w="80"/>
+              <w:left w:type="dxa" w:w="100"/>
+              <w:bottom w:type="dxa" w:w="80"/>
+              <w:right w:type="dxa" w:w="100"/>
+            </w:tcMar>
+            <w:vAlign w:val="top"/>
+          </w:tcPr>
+          <w:p>
+            <w:pPr>
+              <w:spacing w:after="30"/>
+            </w:pPr>
+            <w:r>
+              <w:rPr>
+                <w:b/>
+                <w:bCs/>
+                <w:color w:val="12355B"/>
+                <w:sz w:val="21"/>
+                <w:szCs w:val="21"/>
+              </w:rPr>
+              <w:t xml:space="preserve">Length, width, height</w:t>
+            </w:r>
+          </w:p>
           <w:p>
             <w:pPr>
               <w:spacing w:after="0"/>
+            </w:pPr>
+            <w:r>
+              <w:rPr>
+                <w:i/>
+                <w:iCs/>
+                <w:color w:val="5F6F80"/>
+                <w:sz w:val="18"/>
+                <w:szCs w:val="18"/>
+              </w:rPr>
+              <w:t xml:space="preserve">Largo, ancho, altura</w:t>
+            </w:r>
+          </w:p>
+        </w:tc>
+        <w:tc>
+          <w:tcPr>
+            <w:tcW w:type="dxa" w:w="3160"/>
+            <w:tcMar>
+              <w:top w:type="dxa" w:w="80"/>
+              <w:left w:type="dxa" w:w="100"/>
+              <w:bottom w:type="dxa" w:w="80"/>
+              <w:right w:type="dxa" w:w="100"/>
+            </w:tcMar>
+            <w:vAlign w:val="top"/>
+          </w:tcPr>
+          <w:p>
+            <w:pPr>
+              <w:spacing w:after="0"/>
+            </w:pPr>
+            <w:r>
+              <w:rPr>
+                <w:sz w:val="20"/>
+                <w:szCs w:val="20"/>
+              </w:rPr>
+              <w:t xml:space="preserve">How long, how wide, and how tall a box is.</w:t>
+            </w:r>
+          </w:p>
+        </w:tc>
+        <w:tc>
+          <w:tcPr>
+            <w:tcW w:type="dxa" w:w="2200"/>
+            <w:tcMar>
+              <w:top w:type="dxa" w:w="80"/>
+              <w:left w:type="dxa" w:w="100"/>
+              <w:bottom w:type="dxa" w:w="80"/>
+              <w:right w:type="dxa" w:w="100"/>
+            </w:tcMar>
+            <w:vAlign w:val="top"/>
+          </w:tcPr>
+          <w:p>
+            <w:pPr>
+              <w:spacing w:after="40"/>
+            </w:pPr>
+            <w:r>
+              <w:rPr>
+                <w:i/>
+                <w:iCs/>
+                <w:color w:val="5F6F80"/>
+                <w:sz w:val="19"/>
+                <w:szCs w:val="19"/>
+              </w:rPr>
+              <w:t xml:space="preserve">Not Length, width, height: write a counter-example that breaks the definition.</w:t>
+            </w:r>
+          </w:p>
+          <w:p>
+            <w:pPr>
+              <w:pBdr>
+                <w:bottom w:val="single" w:color="AFBECC" w:sz="6"/>
+              </w:pBdr>
+              <w:spacing w:after="30" w:before="150"/>
+            </w:pPr>
+            <w:r>
+              <w:t xml:space="preserve"/>
+            </w:r>
+          </w:p>
+        </w:tc>
+        <w:tc>
+          <w:tcPr>
+            <w:tcW w:type="dxa" w:w="2200"/>
+            <w:tcMar>
+              <w:top w:type="dxa" w:w="80"/>
+              <w:left w:type="dxa" w:w="100"/>
+              <w:bottom w:type="dxa" w:w="80"/>
+              <w:right w:type="dxa" w:w="100"/>
+            </w:tcMar>
+            <w:vAlign w:val="top"/>
+          </w:tcPr>
+          <w:p>
+            <w:pPr>
+              <w:spacing w:after="40"/>
               <w:jc w:val="center"/>
             </w:pPr>
             <w:r>
               <w:drawing>
                 <wp:inline distT="0" distB="0" distL="0" distR="0">
-                  <wp:extent cx="1047750" cy="790575"/>
+                  <wp:extent cx="876300" cy="657225"/>
                   <wp:effectExtent t="0" r="0" b="0" l="0"/>
                   <wp:docPr id="1" name="" descr="" title=""/>
                   <wp:cNvGraphicFramePr>
@@ -932,7 +1264,7 @@
                         <pic:spPr bwMode="auto">
                           <a:xfrm>
                             <a:off x="0" y="0"/>
-                            <a:ext cx="1047750" cy="790575"/>
+                            <a:ext cx="876300" cy="657225"/>
                           </a:xfrm>
                           <a:prstGeom prst="rect">
                             <a:avLst/>
@@ -945,69 +1277,10 @@
               </w:drawing>
             </w:r>
           </w:p>
-        </w:tc>
-        <w:tc>
-          <w:tcPr>
-            <w:tcW w:type="dxa" w:w="7560"/>
-            <w:tcMar>
-              <w:top w:type="dxa" w:w="100"/>
-              <w:left w:type="dxa" w:w="40"/>
-              <w:bottom w:type="dxa" w:w="100"/>
-              <w:right w:type="dxa" w:w="40"/>
-            </w:tcMar>
-            <w:vAlign w:val="center"/>
-          </w:tcPr>
-          <w:p>
-            <w:pPr>
-              <w:spacing w:after="50"/>
-            </w:pPr>
-            <w:r>
-              <w:rPr>
-                <w:b/>
-                <w:bCs/>
-                <w:color w:val="12355B"/>
-                <w:sz w:val="24"/>
-                <w:szCs w:val="24"/>
-              </w:rPr>
-              <w:t xml:space="preserve">Length, width, height</w:t>
-            </w:r>
-            <w:r>
-              <w:rPr>
-                <w:i/>
-                <w:iCs/>
-                <w:color w:val="5F6F80"/>
-                <w:sz w:val="19"/>
-                <w:szCs w:val="19"/>
-              </w:rPr>
-              <w:t xml:space="preserve">   Largo, ancho, altura</w:t>
-            </w:r>
-          </w:p>
-          <w:p>
-            <w:pPr>
-              <w:spacing w:after="40"/>
-            </w:pPr>
-            <w:r>
-              <w:rPr>
-                <w:sz w:val="21"/>
-                <w:szCs w:val="21"/>
-              </w:rPr>
-              <w:t xml:space="preserve">How long, how wide, and how tall a box is.</w:t>
-            </w:r>
-          </w:p>
           <w:p>
             <w:pPr>
               <w:spacing w:after="0"/>
             </w:pPr>
-            <w:r>
-              <w:rPr>
-                <w:b/>
-                <w:bCs/>
-                <w:color w:val="1FA6A2"/>
-                <w:sz w:val="18"/>
-                <w:szCs w:val="18"/>
-              </w:rPr>
-              <w:t xml:space="preserve">Example:  </w:t>
-            </w:r>
             <w:r>
               <w:rPr>
                 <w:i/>
@@ -1021,23 +1294,6 @@
           </w:p>
         </w:tc>
       </w:tr>
-    </w:tbl>
-    <w:tbl>
-      <w:tblPr>
-        <w:tblW w:type="pct" w:w="100%"/>
-        <w:tblBorders>
-          <w:top w:val="none" w:color="FFFFFF" w:sz="0"/>
-          <w:left w:val="none" w:color="FFFFFF" w:sz="0"/>
-          <w:bottom w:val="single" w:color="C7D2DD" w:sz="4"/>
-          <w:right w:val="none" w:color="FFFFFF" w:sz="0"/>
-          <w:insideH w:val="none" w:color="FFFFFF" w:sz="0"/>
-          <w:insideV w:val="none" w:color="FFFFFF" w:sz="0"/>
-        </w:tblBorders>
-      </w:tblPr>
-      <w:tblGrid>
-        <w:gridCol w:w="1800"/>
-        <w:gridCol w:w="7560"/>
-      </w:tblGrid>
       <w:tr>
         <w:trPr>
           <w:cantSplit/>
@@ -1046,22 +1302,126 @@
           <w:tcPr>
             <w:tcW w:type="dxa" w:w="1800"/>
             <w:tcMar>
-              <w:top w:type="dxa" w:w="100"/>
-              <w:left w:type="dxa" w:w="40"/>
-              <w:bottom w:type="dxa" w:w="100"/>
-              <w:right w:type="dxa" w:w="120"/>
-            </w:tcMar>
-            <w:vAlign w:val="center"/>
-          </w:tcPr>
+              <w:top w:type="dxa" w:w="80"/>
+              <w:left w:type="dxa" w:w="100"/>
+              <w:bottom w:type="dxa" w:w="80"/>
+              <w:right w:type="dxa" w:w="100"/>
+            </w:tcMar>
+            <w:vAlign w:val="top"/>
+          </w:tcPr>
+          <w:p>
+            <w:pPr>
+              <w:spacing w:after="30"/>
+            </w:pPr>
+            <w:r>
+              <w:rPr>
+                <w:b/>
+                <w:bCs/>
+                <w:color w:val="12355B"/>
+                <w:sz w:val="21"/>
+                <w:szCs w:val="21"/>
+              </w:rPr>
+              <w:t xml:space="preserve">Net</w:t>
+            </w:r>
+          </w:p>
           <w:p>
             <w:pPr>
               <w:spacing w:after="0"/>
+            </w:pPr>
+            <w:r>
+              <w:rPr>
+                <w:i/>
+                <w:iCs/>
+                <w:color w:val="5F6F80"/>
+                <w:sz w:val="18"/>
+                <w:szCs w:val="18"/>
+              </w:rPr>
+              <w:t xml:space="preserve">Plantilla (desarrollo plano)</w:t>
+            </w:r>
+          </w:p>
+        </w:tc>
+        <w:tc>
+          <w:tcPr>
+            <w:tcW w:type="dxa" w:w="3160"/>
+            <w:tcMar>
+              <w:top w:type="dxa" w:w="80"/>
+              <w:left w:type="dxa" w:w="100"/>
+              <w:bottom w:type="dxa" w:w="80"/>
+              <w:right w:type="dxa" w:w="100"/>
+            </w:tcMar>
+            <w:vAlign w:val="top"/>
+          </w:tcPr>
+          <w:p>
+            <w:pPr>
+              <w:spacing w:after="0"/>
+            </w:pPr>
+            <w:r>
+              <w:rPr>
+                <w:sz w:val="20"/>
+                <w:szCs w:val="20"/>
+              </w:rPr>
+              <w:t xml:space="preserve">A flat shape that folds up into a solid.</w:t>
+            </w:r>
+          </w:p>
+        </w:tc>
+        <w:tc>
+          <w:tcPr>
+            <w:tcW w:type="dxa" w:w="2200"/>
+            <w:tcMar>
+              <w:top w:type="dxa" w:w="80"/>
+              <w:left w:type="dxa" w:w="100"/>
+              <w:bottom w:type="dxa" w:w="80"/>
+              <w:right w:type="dxa" w:w="100"/>
+            </w:tcMar>
+            <w:vAlign w:val="top"/>
+          </w:tcPr>
+          <w:p>
+            <w:pPr>
+              <w:spacing w:after="40"/>
+            </w:pPr>
+            <w:r>
+              <w:rPr>
+                <w:i/>
+                <w:iCs/>
+                <w:color w:val="5F6F80"/>
+                <w:sz w:val="19"/>
+                <w:szCs w:val="19"/>
+              </w:rPr>
+              <w:t xml:space="preserve">Not Net: write a counter-example that breaks the definition.</w:t>
+            </w:r>
+          </w:p>
+          <w:p>
+            <w:pPr>
+              <w:pBdr>
+                <w:bottom w:val="single" w:color="AFBECC" w:sz="6"/>
+              </w:pBdr>
+              <w:spacing w:after="30" w:before="150"/>
+            </w:pPr>
+            <w:r>
+              <w:t xml:space="preserve"/>
+            </w:r>
+          </w:p>
+        </w:tc>
+        <w:tc>
+          <w:tcPr>
+            <w:tcW w:type="dxa" w:w="2200"/>
+            <w:tcMar>
+              <w:top w:type="dxa" w:w="80"/>
+              <w:left w:type="dxa" w:w="100"/>
+              <w:bottom w:type="dxa" w:w="80"/>
+              <w:right w:type="dxa" w:w="100"/>
+            </w:tcMar>
+            <w:vAlign w:val="top"/>
+          </w:tcPr>
+          <w:p>
+            <w:pPr>
+              <w:spacing w:after="40"/>
               <w:jc w:val="center"/>
             </w:pPr>
             <w:r>
               <w:drawing>
                 <wp:inline distT="0" distB="0" distL="0" distR="0">
-                  <wp:extent cx="1047750" cy="695325"/>
+                  <wp:extent cx="876300" cy="581025"/>
                   <wp:effectExtent t="0" r="0" b="0" l="0"/>
                   <wp:docPr id="1" name="" descr="" title=""/>
                   <wp:cNvGraphicFramePr>
@@ -1086,7 +1446,7 @@
                         <pic:spPr bwMode="auto">
                           <a:xfrm>
                             <a:off x="0" y="0"/>
-                            <a:ext cx="1047750" cy="695325"/>
+                            <a:ext cx="876300" cy="581025"/>
                           </a:xfrm>
                           <a:prstGeom prst="rect">
                             <a:avLst/>
@@ -1099,69 +1459,10 @@
               </w:drawing>
             </w:r>
           </w:p>
-        </w:tc>
-        <w:tc>
-          <w:tcPr>
-            <w:tcW w:type="dxa" w:w="7560"/>
-            <w:tcMar>
-              <w:top w:type="dxa" w:w="100"/>
-              <w:left w:type="dxa" w:w="40"/>
-              <w:bottom w:type="dxa" w:w="100"/>
-              <w:right w:type="dxa" w:w="40"/>
-            </w:tcMar>
-            <w:vAlign w:val="center"/>
-          </w:tcPr>
-          <w:p>
-            <w:pPr>
-              <w:spacing w:after="50"/>
-            </w:pPr>
-            <w:r>
-              <w:rPr>
-                <w:b/>
-                <w:bCs/>
-                <w:color w:val="12355B"/>
-                <w:sz w:val="24"/>
-                <w:szCs w:val="24"/>
-              </w:rPr>
-              <w:t xml:space="preserve">Net</w:t>
-            </w:r>
-            <w:r>
-              <w:rPr>
-                <w:i/>
-                <w:iCs/>
-                <w:color w:val="5F6F80"/>
-                <w:sz w:val="19"/>
-                <w:szCs w:val="19"/>
-              </w:rPr>
-              <w:t xml:space="preserve">   Plantilla (desarrollo plano)</w:t>
-            </w:r>
-          </w:p>
-          <w:p>
-            <w:pPr>
-              <w:spacing w:after="40"/>
-            </w:pPr>
-            <w:r>
-              <w:rPr>
-                <w:sz w:val="21"/>
-                <w:szCs w:val="21"/>
-              </w:rPr>
-              <w:t xml:space="preserve">A flat shape that folds up into a solid.</w:t>
-            </w:r>
-          </w:p>
           <w:p>
             <w:pPr>
               <w:spacing w:after="0"/>
             </w:pPr>
-            <w:r>
-              <w:rPr>
-                <w:b/>
-                <w:bCs/>
-                <w:color w:val="1FA6A2"/>
-                <w:sz w:val="18"/>
-                <w:szCs w:val="18"/>
-              </w:rPr>
-              <w:t xml:space="preserve">Example:  </w:t>
-            </w:r>
             <w:r>
               <w:rPr>
                 <w:i/>
@@ -1175,23 +1476,6 @@
           </w:p>
         </w:tc>
       </w:tr>
-    </w:tbl>
-    <w:tbl>
-      <w:tblPr>
-        <w:tblW w:type="pct" w:w="100%"/>
-        <w:tblBorders>
-          <w:top w:val="none" w:color="FFFFFF" w:sz="0"/>
-          <w:left w:val="none" w:color="FFFFFF" w:sz="0"/>
-          <w:bottom w:val="single" w:color="C7D2DD" w:sz="4"/>
-          <w:right w:val="none" w:color="FFFFFF" w:sz="0"/>
-          <w:insideH w:val="none" w:color="FFFFFF" w:sz="0"/>
-          <w:insideV w:val="none" w:color="FFFFFF" w:sz="0"/>
-        </w:tblBorders>
-      </w:tblPr>
-      <w:tblGrid>
-        <w:gridCol w:w="1800"/>
-        <w:gridCol w:w="7560"/>
-      </w:tblGrid>
       <w:tr>
         <w:trPr>
           <w:cantSplit/>
@@ -1200,22 +1484,126 @@
           <w:tcPr>
             <w:tcW w:type="dxa" w:w="1800"/>
             <w:tcMar>
-              <w:top w:type="dxa" w:w="100"/>
-              <w:left w:type="dxa" w:w="40"/>
-              <w:bottom w:type="dxa" w:w="100"/>
-              <w:right w:type="dxa" w:w="120"/>
-            </w:tcMar>
-            <w:vAlign w:val="center"/>
-          </w:tcPr>
+              <w:top w:type="dxa" w:w="80"/>
+              <w:left w:type="dxa" w:w="100"/>
+              <w:bottom w:type="dxa" w:w="80"/>
+              <w:right w:type="dxa" w:w="100"/>
+            </w:tcMar>
+            <w:vAlign w:val="top"/>
+          </w:tcPr>
+          <w:p>
+            <w:pPr>
+              <w:spacing w:after="30"/>
+            </w:pPr>
+            <w:r>
+              <w:rPr>
+                <w:b/>
+                <w:bCs/>
+                <w:color w:val="12355B"/>
+                <w:sz w:val="21"/>
+                <w:szCs w:val="21"/>
+              </w:rPr>
+              <w:t xml:space="preserve">Edge</w:t>
+            </w:r>
+          </w:p>
           <w:p>
             <w:pPr>
               <w:spacing w:after="0"/>
+            </w:pPr>
+            <w:r>
+              <w:rPr>
+                <w:i/>
+                <w:iCs/>
+                <w:color w:val="5F6F80"/>
+                <w:sz w:val="18"/>
+                <w:szCs w:val="18"/>
+              </w:rPr>
+              <w:t xml:space="preserve">Arista</w:t>
+            </w:r>
+          </w:p>
+        </w:tc>
+        <w:tc>
+          <w:tcPr>
+            <w:tcW w:type="dxa" w:w="3160"/>
+            <w:tcMar>
+              <w:top w:type="dxa" w:w="80"/>
+              <w:left w:type="dxa" w:w="100"/>
+              <w:bottom w:type="dxa" w:w="80"/>
+              <w:right w:type="dxa" w:w="100"/>
+            </w:tcMar>
+            <w:vAlign w:val="top"/>
+          </w:tcPr>
+          <w:p>
+            <w:pPr>
+              <w:spacing w:after="0"/>
+            </w:pPr>
+            <w:r>
+              <w:rPr>
+                <w:sz w:val="20"/>
+                <w:szCs w:val="20"/>
+              </w:rPr>
+              <w:t xml:space="preserve">The line where two flat sides of a solid meet.</w:t>
+            </w:r>
+          </w:p>
+        </w:tc>
+        <w:tc>
+          <w:tcPr>
+            <w:tcW w:type="dxa" w:w="2200"/>
+            <w:tcMar>
+              <w:top w:type="dxa" w:w="80"/>
+              <w:left w:type="dxa" w:w="100"/>
+              <w:bottom w:type="dxa" w:w="80"/>
+              <w:right w:type="dxa" w:w="100"/>
+            </w:tcMar>
+            <w:vAlign w:val="top"/>
+          </w:tcPr>
+          <w:p>
+            <w:pPr>
+              <w:spacing w:after="40"/>
+            </w:pPr>
+            <w:r>
+              <w:rPr>
+                <w:i/>
+                <w:iCs/>
+                <w:color w:val="5F6F80"/>
+                <w:sz w:val="19"/>
+                <w:szCs w:val="19"/>
+              </w:rPr>
+              <w:t xml:space="preserve">Not Edge: write a counter-example that breaks the definition.</w:t>
+            </w:r>
+          </w:p>
+          <w:p>
+            <w:pPr>
+              <w:pBdr>
+                <w:bottom w:val="single" w:color="AFBECC" w:sz="6"/>
+              </w:pBdr>
+              <w:spacing w:after="30" w:before="150"/>
+            </w:pPr>
+            <w:r>
+              <w:t xml:space="preserve"/>
+            </w:r>
+          </w:p>
+        </w:tc>
+        <w:tc>
+          <w:tcPr>
+            <w:tcW w:type="dxa" w:w="2200"/>
+            <w:tcMar>
+              <w:top w:type="dxa" w:w="80"/>
+              <w:left w:type="dxa" w:w="100"/>
+              <w:bottom w:type="dxa" w:w="80"/>
+              <w:right w:type="dxa" w:w="100"/>
+            </w:tcMar>
+            <w:vAlign w:val="top"/>
+          </w:tcPr>
+          <w:p>
+            <w:pPr>
+              <w:spacing w:after="40"/>
               <w:jc w:val="center"/>
             </w:pPr>
             <w:r>
               <w:drawing>
                 <wp:inline distT="0" distB="0" distL="0" distR="0">
-                  <wp:extent cx="1047750" cy="790575"/>
+                  <wp:extent cx="876300" cy="657225"/>
                   <wp:effectExtent t="0" r="0" b="0" l="0"/>
                   <wp:docPr id="1" name="" descr="" title=""/>
                   <wp:cNvGraphicFramePr>
@@ -1240,7 +1628,7 @@
                         <pic:spPr bwMode="auto">
                           <a:xfrm>
                             <a:off x="0" y="0"/>
-                            <a:ext cx="1047750" cy="790575"/>
+                            <a:ext cx="876300" cy="657225"/>
                           </a:xfrm>
                           <a:prstGeom prst="rect">
                             <a:avLst/>
@@ -1253,69 +1641,10 @@
               </w:drawing>
             </w:r>
           </w:p>
-        </w:tc>
-        <w:tc>
-          <w:tcPr>
-            <w:tcW w:type="dxa" w:w="7560"/>
-            <w:tcMar>
-              <w:top w:type="dxa" w:w="100"/>
-              <w:left w:type="dxa" w:w="40"/>
-              <w:bottom w:type="dxa" w:w="100"/>
-              <w:right w:type="dxa" w:w="40"/>
-            </w:tcMar>
-            <w:vAlign w:val="center"/>
-          </w:tcPr>
-          <w:p>
-            <w:pPr>
-              <w:spacing w:after="50"/>
-            </w:pPr>
-            <w:r>
-              <w:rPr>
-                <w:b/>
-                <w:bCs/>
-                <w:color w:val="12355B"/>
-                <w:sz w:val="24"/>
-                <w:szCs w:val="24"/>
-              </w:rPr>
-              <w:t xml:space="preserve">Edge</w:t>
-            </w:r>
-            <w:r>
-              <w:rPr>
-                <w:i/>
-                <w:iCs/>
-                <w:color w:val="5F6F80"/>
-                <w:sz w:val="19"/>
-                <w:szCs w:val="19"/>
-              </w:rPr>
-              <w:t xml:space="preserve">   Arista</w:t>
-            </w:r>
-          </w:p>
-          <w:p>
-            <w:pPr>
-              <w:spacing w:after="40"/>
-            </w:pPr>
-            <w:r>
-              <w:rPr>
-                <w:sz w:val="21"/>
-                <w:szCs w:val="21"/>
-              </w:rPr>
-              <w:t xml:space="preserve">The line where two flat sides of a solid meet.</w:t>
-            </w:r>
-          </w:p>
           <w:p>
             <w:pPr>
               <w:spacing w:after="0"/>
             </w:pPr>
-            <w:r>
-              <w:rPr>
-                <w:b/>
-                <w:bCs/>
-                <w:color w:val="1FA6A2"/>
-                <w:sz w:val="18"/>
-                <w:szCs w:val="18"/>
-              </w:rPr>
-              <w:t xml:space="preserve">Example:  </w:t>
-            </w:r>
             <w:r>
               <w:rPr>
                 <w:i/>
@@ -1329,23 +1658,6 @@
           </w:p>
         </w:tc>
       </w:tr>
-    </w:tbl>
-    <w:tbl>
-      <w:tblPr>
-        <w:tblW w:type="pct" w:w="100%"/>
-        <w:tblBorders>
-          <w:top w:val="none" w:color="FFFFFF" w:sz="0"/>
-          <w:left w:val="none" w:color="FFFFFF" w:sz="0"/>
-          <w:bottom w:val="single" w:color="C7D2DD" w:sz="4"/>
-          <w:right w:val="none" w:color="FFFFFF" w:sz="0"/>
-          <w:insideH w:val="none" w:color="FFFFFF" w:sz="0"/>
-          <w:insideV w:val="none" w:color="FFFFFF" w:sz="0"/>
-        </w:tblBorders>
-      </w:tblPr>
-      <w:tblGrid>
-        <w:gridCol w:w="1800"/>
-        <w:gridCol w:w="7560"/>
-      </w:tblGrid>
       <w:tr>
         <w:trPr>
           <w:cantSplit/>
@@ -1354,22 +1666,126 @@
           <w:tcPr>
             <w:tcW w:type="dxa" w:w="1800"/>
             <w:tcMar>
-              <w:top w:type="dxa" w:w="100"/>
-              <w:left w:type="dxa" w:w="40"/>
-              <w:bottom w:type="dxa" w:w="100"/>
-              <w:right w:type="dxa" w:w="120"/>
-            </w:tcMar>
-            <w:vAlign w:val="center"/>
-          </w:tcPr>
+              <w:top w:type="dxa" w:w="80"/>
+              <w:left w:type="dxa" w:w="100"/>
+              <w:bottom w:type="dxa" w:w="80"/>
+              <w:right w:type="dxa" w:w="100"/>
+            </w:tcMar>
+            <w:vAlign w:val="top"/>
+          </w:tcPr>
+          <w:p>
+            <w:pPr>
+              <w:spacing w:after="30"/>
+            </w:pPr>
+            <w:r>
+              <w:rPr>
+                <w:b/>
+                <w:bCs/>
+                <w:color w:val="12355B"/>
+                <w:sz w:val="21"/>
+                <w:szCs w:val="21"/>
+              </w:rPr>
+              <w:t xml:space="preserve">Unit cube</w:t>
+            </w:r>
+          </w:p>
           <w:p>
             <w:pPr>
               <w:spacing w:after="0"/>
+            </w:pPr>
+            <w:r>
+              <w:rPr>
+                <w:i/>
+                <w:iCs/>
+                <w:color w:val="5F6F80"/>
+                <w:sz w:val="18"/>
+                <w:szCs w:val="18"/>
+              </w:rPr>
+              <w:t xml:space="preserve">Cubo unitario</w:t>
+            </w:r>
+          </w:p>
+        </w:tc>
+        <w:tc>
+          <w:tcPr>
+            <w:tcW w:type="dxa" w:w="3160"/>
+            <w:tcMar>
+              <w:top w:type="dxa" w:w="80"/>
+              <w:left w:type="dxa" w:w="100"/>
+              <w:bottom w:type="dxa" w:w="80"/>
+              <w:right w:type="dxa" w:w="100"/>
+            </w:tcMar>
+            <w:vAlign w:val="top"/>
+          </w:tcPr>
+          <w:p>
+            <w:pPr>
+              <w:spacing w:after="0"/>
+            </w:pPr>
+            <w:r>
+              <w:rPr>
+                <w:sz w:val="20"/>
+                <w:szCs w:val="20"/>
+              </w:rPr>
+              <w:t xml:space="preserve">A cube that measures one unit on every edge.</w:t>
+            </w:r>
+          </w:p>
+        </w:tc>
+        <w:tc>
+          <w:tcPr>
+            <w:tcW w:type="dxa" w:w="2200"/>
+            <w:tcMar>
+              <w:top w:type="dxa" w:w="80"/>
+              <w:left w:type="dxa" w:w="100"/>
+              <w:bottom w:type="dxa" w:w="80"/>
+              <w:right w:type="dxa" w:w="100"/>
+            </w:tcMar>
+            <w:vAlign w:val="top"/>
+          </w:tcPr>
+          <w:p>
+            <w:pPr>
+              <w:spacing w:after="40"/>
+            </w:pPr>
+            <w:r>
+              <w:rPr>
+                <w:i/>
+                <w:iCs/>
+                <w:color w:val="5F6F80"/>
+                <w:sz w:val="19"/>
+                <w:szCs w:val="19"/>
+              </w:rPr>
+              <w:t xml:space="preserve">Not Unit cube: write a counter-example that breaks the definition.</w:t>
+            </w:r>
+          </w:p>
+          <w:p>
+            <w:pPr>
+              <w:pBdr>
+                <w:bottom w:val="single" w:color="AFBECC" w:sz="6"/>
+              </w:pBdr>
+              <w:spacing w:after="30" w:before="150"/>
+            </w:pPr>
+            <w:r>
+              <w:t xml:space="preserve"/>
+            </w:r>
+          </w:p>
+        </w:tc>
+        <w:tc>
+          <w:tcPr>
+            <w:tcW w:type="dxa" w:w="2200"/>
+            <w:tcMar>
+              <w:top w:type="dxa" w:w="80"/>
+              <w:left w:type="dxa" w:w="100"/>
+              <w:bottom w:type="dxa" w:w="80"/>
+              <w:right w:type="dxa" w:w="100"/>
+            </w:tcMar>
+            <w:vAlign w:val="top"/>
+          </w:tcPr>
+          <w:p>
+            <w:pPr>
+              <w:spacing w:after="40"/>
               <w:jc w:val="center"/>
             </w:pPr>
             <w:r>
               <w:drawing>
                 <wp:inline distT="0" distB="0" distL="0" distR="0">
-                  <wp:extent cx="1047750" cy="790575"/>
+                  <wp:extent cx="876300" cy="657225"/>
                   <wp:effectExtent t="0" r="0" b="0" l="0"/>
                   <wp:docPr id="1" name="" descr="" title=""/>
                   <wp:cNvGraphicFramePr>
@@ -1394,7 +1810,7 @@
                         <pic:spPr bwMode="auto">
                           <a:xfrm>
                             <a:off x="0" y="0"/>
-                            <a:ext cx="1047750" cy="790575"/>
+                            <a:ext cx="876300" cy="657225"/>
                           </a:xfrm>
                           <a:prstGeom prst="rect">
                             <a:avLst/>
@@ -1407,69 +1823,10 @@
               </w:drawing>
             </w:r>
           </w:p>
-        </w:tc>
-        <w:tc>
-          <w:tcPr>
-            <w:tcW w:type="dxa" w:w="7560"/>
-            <w:tcMar>
-              <w:top w:type="dxa" w:w="100"/>
-              <w:left w:type="dxa" w:w="40"/>
-              <w:bottom w:type="dxa" w:w="100"/>
-              <w:right w:type="dxa" w:w="40"/>
-            </w:tcMar>
-            <w:vAlign w:val="center"/>
-          </w:tcPr>
-          <w:p>
-            <w:pPr>
-              <w:spacing w:after="50"/>
-            </w:pPr>
-            <w:r>
-              <w:rPr>
-                <w:b/>
-                <w:bCs/>
-                <w:color w:val="12355B"/>
-                <w:sz w:val="24"/>
-                <w:szCs w:val="24"/>
-              </w:rPr>
-              <w:t xml:space="preserve">Unit cube</w:t>
-            </w:r>
-            <w:r>
-              <w:rPr>
-                <w:i/>
-                <w:iCs/>
-                <w:color w:val="5F6F80"/>
-                <w:sz w:val="19"/>
-                <w:szCs w:val="19"/>
-              </w:rPr>
-              <w:t xml:space="preserve">   Cubo unitario</w:t>
-            </w:r>
-          </w:p>
-          <w:p>
-            <w:pPr>
-              <w:spacing w:after="40"/>
-            </w:pPr>
-            <w:r>
-              <w:rPr>
-                <w:sz w:val="21"/>
-                <w:szCs w:val="21"/>
-              </w:rPr>
-              <w:t xml:space="preserve">A cube that measures one unit on every edge.</w:t>
-            </w:r>
-          </w:p>
           <w:p>
             <w:pPr>
               <w:spacing w:after="0"/>
             </w:pPr>
-            <w:r>
-              <w:rPr>
-                <w:b/>
-                <w:bCs/>
-                <w:color w:val="1FA6A2"/>
-                <w:sz w:val="18"/>
-                <w:szCs w:val="18"/>
-              </w:rPr>
-              <w:t xml:space="preserve">Example:  </w:t>
-            </w:r>
             <w:r>
               <w:rPr>
                 <w:i/>
@@ -1483,23 +1840,6 @@
           </w:p>
         </w:tc>
       </w:tr>
-    </w:tbl>
-    <w:tbl>
-      <w:tblPr>
-        <w:tblW w:type="pct" w:w="100%"/>
-        <w:tblBorders>
-          <w:top w:val="none" w:color="FFFFFF" w:sz="0"/>
-          <w:left w:val="none" w:color="FFFFFF" w:sz="0"/>
-          <w:bottom w:val="single" w:color="C7D2DD" w:sz="4"/>
-          <w:right w:val="none" w:color="FFFFFF" w:sz="0"/>
-          <w:insideH w:val="none" w:color="FFFFFF" w:sz="0"/>
-          <w:insideV w:val="none" w:color="FFFFFF" w:sz="0"/>
-        </w:tblBorders>
-      </w:tblPr>
-      <w:tblGrid>
-        <w:gridCol w:w="1800"/>
-        <w:gridCol w:w="7560"/>
-      </w:tblGrid>
       <w:tr>
         <w:trPr>
           <w:cantSplit/>
@@ -1508,22 +1848,126 @@
           <w:tcPr>
             <w:tcW w:type="dxa" w:w="1800"/>
             <w:tcMar>
-              <w:top w:type="dxa" w:w="100"/>
-              <w:left w:type="dxa" w:w="40"/>
-              <w:bottom w:type="dxa" w:w="100"/>
-              <w:right w:type="dxa" w:w="120"/>
-            </w:tcMar>
-            <w:vAlign w:val="center"/>
-          </w:tcPr>
+              <w:top w:type="dxa" w:w="80"/>
+              <w:left w:type="dxa" w:w="100"/>
+              <w:bottom w:type="dxa" w:w="80"/>
+              <w:right w:type="dxa" w:w="100"/>
+            </w:tcMar>
+            <w:vAlign w:val="top"/>
+          </w:tcPr>
+          <w:p>
+            <w:pPr>
+              <w:spacing w:after="30"/>
+            </w:pPr>
+            <w:r>
+              <w:rPr>
+                <w:b/>
+                <w:bCs/>
+                <w:color w:val="12355B"/>
+                <w:sz w:val="21"/>
+                <w:szCs w:val="21"/>
+              </w:rPr>
+              <w:t xml:space="preserve">Base area</w:t>
+            </w:r>
+          </w:p>
           <w:p>
             <w:pPr>
               <w:spacing w:after="0"/>
+            </w:pPr>
+            <w:r>
+              <w:rPr>
+                <w:i/>
+                <w:iCs/>
+                <w:color w:val="5F6F80"/>
+                <w:sz w:val="18"/>
+                <w:szCs w:val="18"/>
+              </w:rPr>
+              <w:t xml:space="preserve">Área de la base</w:t>
+            </w:r>
+          </w:p>
+        </w:tc>
+        <w:tc>
+          <w:tcPr>
+            <w:tcW w:type="dxa" w:w="3160"/>
+            <w:tcMar>
+              <w:top w:type="dxa" w:w="80"/>
+              <w:left w:type="dxa" w:w="100"/>
+              <w:bottom w:type="dxa" w:w="80"/>
+              <w:right w:type="dxa" w:w="100"/>
+            </w:tcMar>
+            <w:vAlign w:val="top"/>
+          </w:tcPr>
+          <w:p>
+            <w:pPr>
+              <w:spacing w:after="0"/>
+            </w:pPr>
+            <w:r>
+              <w:rPr>
+                <w:sz w:val="20"/>
+                <w:szCs w:val="20"/>
+              </w:rPr>
+              <w:t xml:space="preserve">The area of the bottom face of a prism.</w:t>
+            </w:r>
+          </w:p>
+        </w:tc>
+        <w:tc>
+          <w:tcPr>
+            <w:tcW w:type="dxa" w:w="2200"/>
+            <w:tcMar>
+              <w:top w:type="dxa" w:w="80"/>
+              <w:left w:type="dxa" w:w="100"/>
+              <w:bottom w:type="dxa" w:w="80"/>
+              <w:right w:type="dxa" w:w="100"/>
+            </w:tcMar>
+            <w:vAlign w:val="top"/>
+          </w:tcPr>
+          <w:p>
+            <w:pPr>
+              <w:spacing w:after="40"/>
+            </w:pPr>
+            <w:r>
+              <w:rPr>
+                <w:i/>
+                <w:iCs/>
+                <w:color w:val="5F6F80"/>
+                <w:sz w:val="19"/>
+                <w:szCs w:val="19"/>
+              </w:rPr>
+              <w:t xml:space="preserve">Not Base area: write a counter-example that breaks the definition.</w:t>
+            </w:r>
+          </w:p>
+          <w:p>
+            <w:pPr>
+              <w:pBdr>
+                <w:bottom w:val="single" w:color="AFBECC" w:sz="6"/>
+              </w:pBdr>
+              <w:spacing w:after="30" w:before="150"/>
+            </w:pPr>
+            <w:r>
+              <w:t xml:space="preserve"/>
+            </w:r>
+          </w:p>
+        </w:tc>
+        <w:tc>
+          <w:tcPr>
+            <w:tcW w:type="dxa" w:w="2200"/>
+            <w:tcMar>
+              <w:top w:type="dxa" w:w="80"/>
+              <w:left w:type="dxa" w:w="100"/>
+              <w:bottom w:type="dxa" w:w="80"/>
+              <w:right w:type="dxa" w:w="100"/>
+            </w:tcMar>
+            <w:vAlign w:val="top"/>
+          </w:tcPr>
+          <w:p>
+            <w:pPr>
+              <w:spacing w:after="40"/>
               <w:jc w:val="center"/>
             </w:pPr>
             <w:r>
               <w:drawing>
                 <wp:inline distT="0" distB="0" distL="0" distR="0">
-                  <wp:extent cx="1047750" cy="790575"/>
+                  <wp:extent cx="876300" cy="657225"/>
                   <wp:effectExtent t="0" r="0" b="0" l="0"/>
                   <wp:docPr id="1" name="" descr="" title=""/>
                   <wp:cNvGraphicFramePr>
@@ -1548,7 +1992,7 @@
                         <pic:spPr bwMode="auto">
                           <a:xfrm>
                             <a:off x="0" y="0"/>
-                            <a:ext cx="1047750" cy="790575"/>
+                            <a:ext cx="876300" cy="657225"/>
                           </a:xfrm>
                           <a:prstGeom prst="rect">
                             <a:avLst/>
@@ -1561,69 +2005,10 @@
               </w:drawing>
             </w:r>
           </w:p>
-        </w:tc>
-        <w:tc>
-          <w:tcPr>
-            <w:tcW w:type="dxa" w:w="7560"/>
-            <w:tcMar>
-              <w:top w:type="dxa" w:w="100"/>
-              <w:left w:type="dxa" w:w="40"/>
-              <w:bottom w:type="dxa" w:w="100"/>
-              <w:right w:type="dxa" w:w="40"/>
-            </w:tcMar>
-            <w:vAlign w:val="center"/>
-          </w:tcPr>
-          <w:p>
-            <w:pPr>
-              <w:spacing w:after="50"/>
-            </w:pPr>
-            <w:r>
-              <w:rPr>
-                <w:b/>
-                <w:bCs/>
-                <w:color w:val="12355B"/>
-                <w:sz w:val="24"/>
-                <w:szCs w:val="24"/>
-              </w:rPr>
-              <w:t xml:space="preserve">Base area</w:t>
-            </w:r>
-            <w:r>
-              <w:rPr>
-                <w:i/>
-                <w:iCs/>
-                <w:color w:val="5F6F80"/>
-                <w:sz w:val="19"/>
-                <w:szCs w:val="19"/>
-              </w:rPr>
-              <w:t xml:space="preserve">   Área de la base</w:t>
-            </w:r>
-          </w:p>
-          <w:p>
-            <w:pPr>
-              <w:spacing w:after="40"/>
-            </w:pPr>
-            <w:r>
-              <w:rPr>
-                <w:sz w:val="21"/>
-                <w:szCs w:val="21"/>
-              </w:rPr>
-              <w:t xml:space="preserve">The area of the bottom face of a prism.</w:t>
-            </w:r>
-          </w:p>
           <w:p>
             <w:pPr>
               <w:spacing w:after="0"/>
             </w:pPr>
-            <w:r>
-              <w:rPr>
-                <w:b/>
-                <w:bCs/>
-                <w:color w:val="1FA6A2"/>
-                <w:sz w:val="18"/>
-                <w:szCs w:val="18"/>
-              </w:rPr>
-              <w:t xml:space="preserve">Example:  </w:t>
-            </w:r>
             <w:r>
               <w:rPr>
                 <w:i/>
@@ -2987,7 +3372,7 @@
                 <w:sz w:val="21"/>
                 <w:szCs w:val="21"/>
               </w:rPr>
-              <w:t xml:space="preserve">Your team is building time capsule containers to store class memories. Each container is a rectangular prism, and you need to figure out how much each one can hold. That means calculating the volume using whole number dimensions!</w:t>
+              <w:t xml:space="preserve">Your team is building time capsule containers to store class memories. Each container is a rectangular prism, and you need to figure out how much each one can hold. That means calculating the volume using whole number dimensions! Container A is 5 inches long, 3 inches wide, and 4 inches tall. How much can it hold?</w:t>
             </w:r>
           </w:p>
         </w:tc>
@@ -4079,7 +4464,7 @@
           <w:sz w:val="19"/>
           <w:szCs w:val="19"/>
         </w:rPr>
-        <w:t xml:space="preserve">   You Do — show your work</w:t>
+        <w:t xml:space="preserve">   You Do — show your work and reasoning</w:t>
       </w:r>
     </w:p>
     <w:p>
@@ -4094,7 +4479,7 @@
           <w:sz w:val="19"/>
           <w:szCs w:val="19"/>
         </w:rPr>
-        <w:t xml:space="preserve">Solve each problem. Show your thinking in the work box.</w:t>
+        <w:t xml:space="preserve">Solve each problem in the middle column and explain your reasoning using the sentence starters on the right.</w:t>
       </w:r>
     </w:p>
     <w:p>
@@ -4123,120 +4508,258 @@
         <w:t xml:space="preserve">   extra scaffolding</w:t>
       </w:r>
     </w:p>
-    <w:p>
-      <w:pPr>
-        <w:keepNext/>
-        <w:spacing w:after="60" w:before="160"/>
-      </w:pPr>
-      <w:r>
-        <w:rPr>
-          <w:b/>
-          <w:bCs/>
-          <w:color w:val="12355B"/>
-          <w:sz w:val="22"/>
-          <w:szCs w:val="22"/>
-        </w:rPr>
-        <w:t xml:space="preserve">1.  </w:t>
-      </w:r>
-      <w:r>
-        <w:rPr>
-          <w:b/>
-          <w:bCs/>
-          <w:sz w:val="21"/>
-          <w:szCs w:val="21"/>
-        </w:rPr>
-        <w:t xml:space="preserve">Which unit is used for volume?</w:t>
-      </w:r>
-    </w:p>
-    <w:p>
-      <w:pPr>
-        <w:spacing w:after="40"/>
-        <w:ind w:left="420"/>
-      </w:pPr>
-      <w:r>
-        <w:rPr>
-          <w:sz w:val="20"/>
-          <w:szCs w:val="20"/>
-        </w:rPr>
-        <w:t xml:space="preserve">A)  Square inches (in²)</w:t>
-      </w:r>
-    </w:p>
-    <w:p>
-      <w:pPr>
-        <w:spacing w:after="40"/>
-        <w:ind w:left="420"/>
-      </w:pPr>
-      <w:r>
-        <w:rPr>
-          <w:sz w:val="20"/>
-          <w:szCs w:val="20"/>
-        </w:rPr>
-        <w:t xml:space="preserve">B)  Cubic inches (in³)</w:t>
-      </w:r>
-    </w:p>
-    <w:p>
-      <w:pPr>
-        <w:spacing w:after="40"/>
-        <w:ind w:left="420"/>
-      </w:pPr>
-      <w:r>
-        <w:rPr>
-          <w:sz w:val="20"/>
-          <w:szCs w:val="20"/>
-        </w:rPr>
-        <w:t xml:space="preserve">C)  Inches (in)</w:t>
-      </w:r>
-    </w:p>
-    <w:p>
-      <w:pPr>
-        <w:spacing w:after="40"/>
-        <w:ind w:left="420"/>
-      </w:pPr>
-      <w:r>
-        <w:rPr>
-          <w:sz w:val="20"/>
-          <w:szCs w:val="20"/>
-        </w:rPr>
-        <w:t xml:space="preserve">D)  Degrees (°)</w:t>
-      </w:r>
-    </w:p>
-    <w:p>
-      <w:pPr>
-        <w:spacing w:after="20"/>
-      </w:pPr>
-      <w:r>
-        <w:t xml:space="preserve"/>
-      </w:r>
-    </w:p>
     <w:tbl>
       <w:tblPr>
-        <w:tblW w:type="pct" w:w="100%"/>
+        <w:tblW w:type="dxa" w:w="9360"/>
         <w:tblBorders>
           <w:top w:val="single" w:color="C7D2DD" w:sz="6"/>
           <w:left w:val="single" w:color="C7D2DD" w:sz="6"/>
           <w:bottom w:val="single" w:color="C7D2DD" w:sz="6"/>
           <w:right w:val="single" w:color="C7D2DD" w:sz="6"/>
-          <w:insideH w:val="single" w:color="auto" w:sz="4"/>
-          <w:insideV w:val="single" w:color="auto" w:sz="4"/>
+          <w:insideH w:val="single" w:color="C7D2DD" w:sz="6"/>
+          <w:insideV w:val="single" w:color="C7D2DD" w:sz="6"/>
         </w:tblBorders>
       </w:tblPr>
       <w:tblGrid>
-        <w:gridCol w:w="100"/>
+        <w:gridCol w:w="2800"/>
+        <w:gridCol w:w="3560"/>
+        <w:gridCol w:w="3000"/>
       </w:tblGrid>
       <w:tr>
-        <w:tc>
-          <w:tcPr>
+        <w:trPr>
+          <w:cantSplit/>
+          <w:tblHeader/>
+        </w:trPr>
+        <w:tc>
+          <w:tcPr>
+            <w:tcW w:type="dxa" w:w="2800"/>
+            <w:shd w:fill="EEF4F8" w:color="auto" w:val="clear"/>
+            <w:tcMar>
+              <w:top w:type="dxa" w:w="60"/>
+              <w:left w:type="dxa" w:w="100"/>
+              <w:bottom w:type="dxa" w:w="60"/>
+              <w:right w:type="dxa" w:w="100"/>
+            </w:tcMar>
+          </w:tcPr>
+          <w:p>
+            <w:pPr>
+              <w:spacing w:after="0"/>
+            </w:pPr>
+            <w:r>
+              <w:rPr>
+                <w:b/>
+                <w:bCs/>
+                <w:color w:val="12355B"/>
+                <w:sz w:val="16"/>
+                <w:szCs w:val="16"/>
+              </w:rPr>
+              <w:t xml:space="preserve">CORE PROBLEM / GIVEN REPRESENTATION</w:t>
+            </w:r>
+          </w:p>
+        </w:tc>
+        <w:tc>
+          <w:tcPr>
+            <w:tcW w:type="dxa" w:w="3560"/>
+            <w:shd w:fill="EEF4F8" w:color="auto" w:val="clear"/>
+            <w:tcMar>
+              <w:top w:type="dxa" w:w="60"/>
+              <w:left w:type="dxa" w:w="100"/>
+              <w:bottom w:type="dxa" w:w="60"/>
+              <w:right w:type="dxa" w:w="100"/>
+            </w:tcMar>
+          </w:tcPr>
+          <w:p>
+            <w:pPr>
+              <w:spacing w:after="0"/>
+            </w:pPr>
+            <w:r>
+              <w:rPr>
+                <w:b/>
+                <w:bCs/>
+                <w:color w:val="12355B"/>
+                <w:sz w:val="16"/>
+                <w:szCs w:val="16"/>
+              </w:rPr>
+              <w:t xml:space="preserve">WORKING SPACE / CALCULATION STEPS</w:t>
+            </w:r>
+          </w:p>
+        </w:tc>
+        <w:tc>
+          <w:tcPr>
+            <w:tcW w:type="dxa" w:w="3000"/>
             <w:shd w:fill="FBF3E2" w:color="auto" w:val="clear"/>
             <w:tcMar>
               <w:top w:type="dxa" w:w="60"/>
-              <w:left w:type="dxa" w:w="120"/>
+              <w:left w:type="dxa" w:w="100"/>
               <w:bottom w:type="dxa" w:w="60"/>
-              <w:right w:type="dxa" w:w="120"/>
-            </w:tcMar>
-          </w:tcPr>
-          <w:p>
-            <w:pPr>
-              <w:spacing w:after="0" w:line="320"/>
+              <w:right w:type="dxa" w:w="100"/>
+            </w:tcMar>
+          </w:tcPr>
+          <w:p>
+            <w:pPr>
+              <w:spacing w:after="0"/>
+            </w:pPr>
+            <w:r>
+              <w:rPr>
+                <w:b/>
+                <w:bCs/>
+                <w:color w:val="B97A12"/>
+                <w:sz w:val="16"/>
+                <w:szCs w:val="16"/>
+              </w:rPr>
+              <w:t xml:space="preserve">EXPLAIN YOUR REASONING</w:t>
+            </w:r>
+          </w:p>
+        </w:tc>
+      </w:tr>
+      <w:tr>
+        <w:trPr>
+          <w:cantSplit/>
+        </w:trPr>
+        <w:tc>
+          <w:tcPr>
+            <w:tcW w:type="dxa" w:w="2800"/>
+            <w:tcMar>
+              <w:top w:type="dxa" w:w="80"/>
+              <w:left w:type="dxa" w:w="100"/>
+              <w:bottom w:type="dxa" w:w="80"/>
+              <w:right w:type="dxa" w:w="100"/>
+            </w:tcMar>
+            <w:vAlign w:val="top"/>
+          </w:tcPr>
+          <w:p>
+            <w:pPr>
+              <w:spacing w:after="60"/>
+            </w:pPr>
+            <w:r>
+              <w:rPr>
+                <w:b/>
+                <w:bCs/>
+                <w:color w:val="12355B"/>
+                <w:sz w:val="21"/>
+                <w:szCs w:val="21"/>
+              </w:rPr>
+              <w:t xml:space="preserve">1.  </w:t>
+            </w:r>
+            <w:r>
+              <w:rPr>
+                <w:b/>
+                <w:bCs/>
+                <w:sz w:val="20"/>
+                <w:szCs w:val="20"/>
+              </w:rPr>
+              <w:t xml:space="preserve">Which unit is used for volume?</w:t>
+            </w:r>
+          </w:p>
+          <w:p>
+            <w:pPr>
+              <w:spacing w:after="30"/>
+              <w:ind w:left="180"/>
+            </w:pPr>
+            <w:r>
+              <w:rPr>
+                <w:sz w:val="19"/>
+                <w:szCs w:val="19"/>
+              </w:rPr>
+              <w:t xml:space="preserve">A)  Square inches (in²)</w:t>
+            </w:r>
+          </w:p>
+          <w:p>
+            <w:pPr>
+              <w:spacing w:after="30"/>
+              <w:ind w:left="180"/>
+            </w:pPr>
+            <w:r>
+              <w:rPr>
+                <w:sz w:val="19"/>
+                <w:szCs w:val="19"/>
+              </w:rPr>
+              <w:t xml:space="preserve">B)  Cubic inches (in³)</w:t>
+            </w:r>
+          </w:p>
+          <w:p>
+            <w:pPr>
+              <w:spacing w:after="30"/>
+              <w:ind w:left="180"/>
+            </w:pPr>
+            <w:r>
+              <w:rPr>
+                <w:sz w:val="19"/>
+                <w:szCs w:val="19"/>
+              </w:rPr>
+              <w:t xml:space="preserve">C)  Inches (in)</w:t>
+            </w:r>
+          </w:p>
+          <w:p>
+            <w:pPr>
+              <w:spacing w:after="30"/>
+              <w:ind w:left="180"/>
+            </w:pPr>
+            <w:r>
+              <w:rPr>
+                <w:sz w:val="19"/>
+                <w:szCs w:val="19"/>
+              </w:rPr>
+              <w:t xml:space="preserve">D)  Degrees (°)</w:t>
+            </w:r>
+          </w:p>
+        </w:tc>
+        <w:tc>
+          <w:tcPr>
+            <w:tcW w:type="dxa" w:w="3560"/>
+            <w:tcMar>
+              <w:top w:type="dxa" w:w="80"/>
+              <w:left w:type="dxa" w:w="100"/>
+              <w:bottom w:type="dxa" w:w="80"/>
+              <w:right w:type="dxa" w:w="100"/>
+            </w:tcMar>
+            <w:vAlign w:val="top"/>
+          </w:tcPr>
+          <w:p>
+            <w:pPr>
+              <w:spacing w:after="40"/>
+            </w:pPr>
+            <w:r>
+              <w:rPr>
+                <w:b/>
+                <w:bCs/>
+                <w:color w:val="1FA6A2"/>
+                <w:sz w:val="19"/>
+                <w:szCs w:val="19"/>
+              </w:rPr>
+              <w:t xml:space="preserve">Solution:  </w:t>
+            </w:r>
+            <w:r>
+              <w:rPr>
+                <w:b/>
+                <w:bCs/>
+                <w:sz w:val="19"/>
+                <w:szCs w:val="19"/>
+              </w:rPr>
+              <w:t xml:space="preserve">B)  Cubic inches (in³)</w:t>
+            </w:r>
+          </w:p>
+          <w:p>
+            <w:pPr>
+              <w:spacing w:after="40"/>
+            </w:pPr>
+            <w:r>
+              <w:rPr>
+                <w:i/>
+                <w:iCs/>
+                <w:color w:val="5F6F80"/>
+                <w:sz w:val="18"/>
+                <w:szCs w:val="18"/>
+              </w:rPr>
+              <w:t xml:space="preserve">Volume measures 3D space, so it uses cubic units like in³. Square units (in²) are for area, and inches are for length.</w:t>
+            </w:r>
+          </w:p>
+          <w:p>
+            <w:pPr>
+              <w:pBdr>
+                <w:bottom w:val="single" w:color="AFBECC" w:sz="6"/>
+              </w:pBdr>
+              <w:spacing w:after="30" w:before="150"/>
             </w:pPr>
             <w:r>
               <w:t xml:space="preserve"/>
@@ -4244,7 +4767,125 @@
           </w:p>
           <w:p>
             <w:pPr>
-              <w:spacing w:after="0" w:line="320"/>
+              <w:pBdr>
+                <w:bottom w:val="single" w:color="AFBECC" w:sz="6"/>
+              </w:pBdr>
+              <w:spacing w:after="30" w:before="150"/>
+            </w:pPr>
+            <w:r>
+              <w:t xml:space="preserve"/>
+            </w:r>
+          </w:p>
+        </w:tc>
+        <w:tc>
+          <w:tcPr>
+            <w:tcW w:type="dxa" w:w="3000"/>
+            <w:shd w:fill="FBF3E2" w:color="auto" w:val="clear"/>
+            <w:tcMar>
+              <w:top w:type="dxa" w:w="80"/>
+              <w:left w:type="dxa" w:w="100"/>
+              <w:bottom w:type="dxa" w:w="80"/>
+              <w:right w:type="dxa" w:w="100"/>
+            </w:tcMar>
+            <w:vAlign w:val="top"/>
+          </w:tcPr>
+          <w:p>
+            <w:pPr>
+              <w:spacing w:after="40"/>
+            </w:pPr>
+            <w:r>
+              <w:rPr>
+                <w:b/>
+                <w:bCs/>
+                <w:color w:val="12355B"/>
+                <w:sz w:val="19"/>
+                <w:szCs w:val="19"/>
+              </w:rPr>
+              <w:t xml:space="preserve">Because... </w:t>
+            </w:r>
+            <w:r>
+              <w:rPr>
+                <w:color w:val="AFBECC"/>
+                <w:sz w:val="19"/>
+                <w:szCs w:val="19"/>
+              </w:rPr>
+              <w:t xml:space="preserve">________________</w:t>
+            </w:r>
+          </w:p>
+          <w:p>
+            <w:pPr>
+              <w:pBdr>
+                <w:bottom w:val="single" w:color="AFBECC" w:sz="6"/>
+              </w:pBdr>
+              <w:spacing w:after="30" w:before="150"/>
+            </w:pPr>
+            <w:r>
+              <w:t xml:space="preserve"/>
+            </w:r>
+          </w:p>
+          <w:p>
+            <w:pPr>
+              <w:spacing w:after="40" w:before="80"/>
+            </w:pPr>
+            <w:r>
+              <w:rPr>
+                <w:b/>
+                <w:bCs/>
+                <w:color w:val="6B4FA0"/>
+                <w:sz w:val="19"/>
+                <w:szCs w:val="19"/>
+              </w:rPr>
+              <w:t xml:space="preserve">Although... </w:t>
+            </w:r>
+            <w:r>
+              <w:rPr>
+                <w:color w:val="AFBECC"/>
+                <w:sz w:val="19"/>
+                <w:szCs w:val="19"/>
+              </w:rPr>
+              <w:t xml:space="preserve">_______________</w:t>
+            </w:r>
+          </w:p>
+          <w:p>
+            <w:pPr>
+              <w:pBdr>
+                <w:bottom w:val="single" w:color="AFBECC" w:sz="6"/>
+              </w:pBdr>
+              <w:spacing w:after="30" w:before="150"/>
+            </w:pPr>
+            <w:r>
+              <w:t xml:space="preserve"/>
+            </w:r>
+          </w:p>
+          <w:p>
+            <w:pPr>
+              <w:spacing w:after="40" w:before="80"/>
+            </w:pPr>
+            <w:r>
+              <w:rPr>
+                <w:b/>
+                <w:bCs/>
+                <w:color w:val="1FA6A2"/>
+                <w:sz w:val="19"/>
+                <w:szCs w:val="19"/>
+              </w:rPr>
+              <w:t xml:space="preserve">Therefore... </w:t>
+            </w:r>
+            <w:r>
+              <w:rPr>
+                <w:color w:val="AFBECC"/>
+                <w:sz w:val="19"/>
+                <w:szCs w:val="19"/>
+              </w:rPr>
+              <w:t xml:space="preserve">______________</w:t>
+            </w:r>
+          </w:p>
+          <w:p>
+            <w:pPr>
+              <w:pBdr>
+                <w:bottom w:val="single" w:color="AFBECC" w:sz="6"/>
+              </w:pBdr>
+              <w:spacing w:after="30" w:before="150"/>
             </w:pPr>
             <w:r>
               <w:t xml:space="preserve"/>
@@ -4253,6 +4894,14 @@
         </w:tc>
       </w:tr>
     </w:tbl>
+    <w:p>
+      <w:pPr>
+        <w:spacing w:after="80"/>
+      </w:pPr>
+      <w:r>
+        <w:t xml:space="preserve"/>
+      </w:r>
+    </w:p>
     <w:p>
       <w:pPr>
         <w:pStyle w:val="Heading2"/>
@@ -4279,120 +4928,258 @@
         <w:t xml:space="preserve">   grade-level practice</w:t>
       </w:r>
     </w:p>
-    <w:p>
-      <w:pPr>
-        <w:keepNext/>
-        <w:spacing w:after="60" w:before="160"/>
-      </w:pPr>
-      <w:r>
-        <w:rPr>
-          <w:b/>
-          <w:bCs/>
-          <w:color w:val="12355B"/>
-          <w:sz w:val="22"/>
-          <w:szCs w:val="22"/>
-        </w:rPr>
-        <w:t xml:space="preserve">2.  </w:t>
-      </w:r>
-      <w:r>
-        <w:rPr>
-          <w:b/>
-          <w:bCs/>
-          <w:sz w:val="21"/>
-          <w:szCs w:val="21"/>
-        </w:rPr>
-        <w:t xml:space="preserve">Two storage bins: Bin A is 8 × 6 × 5 inches. Bin B is 9 × 4 × 7 inches. Which holds more and by how much?</w:t>
-      </w:r>
-    </w:p>
-    <w:p>
-      <w:pPr>
-        <w:spacing w:after="40"/>
-        <w:ind w:left="420"/>
-      </w:pPr>
-      <w:r>
-        <w:rPr>
-          <w:sz w:val="20"/>
-          <w:szCs w:val="20"/>
-        </w:rPr>
-        <w:t xml:space="preserve">A)  Bin B by 12 in³</w:t>
-      </w:r>
-    </w:p>
-    <w:p>
-      <w:pPr>
-        <w:spacing w:after="40"/>
-        <w:ind w:left="420"/>
-      </w:pPr>
-      <w:r>
-        <w:rPr>
-          <w:sz w:val="20"/>
-          <w:szCs w:val="20"/>
-        </w:rPr>
-        <w:t xml:space="preserve">B)  Bin A by 12 in³</w:t>
-      </w:r>
-    </w:p>
-    <w:p>
-      <w:pPr>
-        <w:spacing w:after="40"/>
-        <w:ind w:left="420"/>
-      </w:pPr>
-      <w:r>
-        <w:rPr>
-          <w:sz w:val="20"/>
-          <w:szCs w:val="20"/>
-        </w:rPr>
-        <w:t xml:space="preserve">C)  Bin B by 24 in³</w:t>
-      </w:r>
-    </w:p>
-    <w:p>
-      <w:pPr>
-        <w:spacing w:after="40"/>
-        <w:ind w:left="420"/>
-      </w:pPr>
-      <w:r>
-        <w:rPr>
-          <w:sz w:val="20"/>
-          <w:szCs w:val="20"/>
-        </w:rPr>
-        <w:t xml:space="preserve">D)  They hold the same</w:t>
-      </w:r>
-    </w:p>
-    <w:p>
-      <w:pPr>
-        <w:spacing w:after="20"/>
-      </w:pPr>
-      <w:r>
-        <w:t xml:space="preserve"/>
-      </w:r>
-    </w:p>
     <w:tbl>
       <w:tblPr>
-        <w:tblW w:type="pct" w:w="100%"/>
+        <w:tblW w:type="dxa" w:w="9360"/>
         <w:tblBorders>
           <w:top w:val="single" w:color="C7D2DD" w:sz="6"/>
           <w:left w:val="single" w:color="C7D2DD" w:sz="6"/>
           <w:bottom w:val="single" w:color="C7D2DD" w:sz="6"/>
           <w:right w:val="single" w:color="C7D2DD" w:sz="6"/>
-          <w:insideH w:val="single" w:color="auto" w:sz="4"/>
-          <w:insideV w:val="single" w:color="auto" w:sz="4"/>
+          <w:insideH w:val="single" w:color="C7D2DD" w:sz="6"/>
+          <w:insideV w:val="single" w:color="C7D2DD" w:sz="6"/>
         </w:tblBorders>
       </w:tblPr>
       <w:tblGrid>
-        <w:gridCol w:w="100"/>
+        <w:gridCol w:w="2800"/>
+        <w:gridCol w:w="3560"/>
+        <w:gridCol w:w="3000"/>
       </w:tblGrid>
       <w:tr>
-        <w:tc>
-          <w:tcPr>
+        <w:trPr>
+          <w:cantSplit/>
+          <w:tblHeader/>
+        </w:trPr>
+        <w:tc>
+          <w:tcPr>
+            <w:tcW w:type="dxa" w:w="2800"/>
+            <w:shd w:fill="EEF4F8" w:color="auto" w:val="clear"/>
+            <w:tcMar>
+              <w:top w:type="dxa" w:w="60"/>
+              <w:left w:type="dxa" w:w="100"/>
+              <w:bottom w:type="dxa" w:w="60"/>
+              <w:right w:type="dxa" w:w="100"/>
+            </w:tcMar>
+          </w:tcPr>
+          <w:p>
+            <w:pPr>
+              <w:spacing w:after="0"/>
+            </w:pPr>
+            <w:r>
+              <w:rPr>
+                <w:b/>
+                <w:bCs/>
+                <w:color w:val="12355B"/>
+                <w:sz w:val="16"/>
+                <w:szCs w:val="16"/>
+              </w:rPr>
+              <w:t xml:space="preserve">CORE PROBLEM / GIVEN REPRESENTATION</w:t>
+            </w:r>
+          </w:p>
+        </w:tc>
+        <w:tc>
+          <w:tcPr>
+            <w:tcW w:type="dxa" w:w="3560"/>
+            <w:shd w:fill="EEF4F8" w:color="auto" w:val="clear"/>
+            <w:tcMar>
+              <w:top w:type="dxa" w:w="60"/>
+              <w:left w:type="dxa" w:w="100"/>
+              <w:bottom w:type="dxa" w:w="60"/>
+              <w:right w:type="dxa" w:w="100"/>
+            </w:tcMar>
+          </w:tcPr>
+          <w:p>
+            <w:pPr>
+              <w:spacing w:after="0"/>
+            </w:pPr>
+            <w:r>
+              <w:rPr>
+                <w:b/>
+                <w:bCs/>
+                <w:color w:val="12355B"/>
+                <w:sz w:val="16"/>
+                <w:szCs w:val="16"/>
+              </w:rPr>
+              <w:t xml:space="preserve">WORKING SPACE / CALCULATION STEPS</w:t>
+            </w:r>
+          </w:p>
+        </w:tc>
+        <w:tc>
+          <w:tcPr>
+            <w:tcW w:type="dxa" w:w="3000"/>
             <w:shd w:fill="FBF3E2" w:color="auto" w:val="clear"/>
             <w:tcMar>
               <w:top w:type="dxa" w:w="60"/>
-              <w:left w:type="dxa" w:w="120"/>
+              <w:left w:type="dxa" w:w="100"/>
               <w:bottom w:type="dxa" w:w="60"/>
-              <w:right w:type="dxa" w:w="120"/>
-            </w:tcMar>
-          </w:tcPr>
-          <w:p>
-            <w:pPr>
-              <w:spacing w:after="0" w:line="320"/>
+              <w:right w:type="dxa" w:w="100"/>
+            </w:tcMar>
+          </w:tcPr>
+          <w:p>
+            <w:pPr>
+              <w:spacing w:after="0"/>
+            </w:pPr>
+            <w:r>
+              <w:rPr>
+                <w:b/>
+                <w:bCs/>
+                <w:color w:val="B97A12"/>
+                <w:sz w:val="16"/>
+                <w:szCs w:val="16"/>
+              </w:rPr>
+              <w:t xml:space="preserve">EXPLAIN YOUR REASONING</w:t>
+            </w:r>
+          </w:p>
+        </w:tc>
+      </w:tr>
+      <w:tr>
+        <w:trPr>
+          <w:cantSplit/>
+        </w:trPr>
+        <w:tc>
+          <w:tcPr>
+            <w:tcW w:type="dxa" w:w="2800"/>
+            <w:tcMar>
+              <w:top w:type="dxa" w:w="80"/>
+              <w:left w:type="dxa" w:w="100"/>
+              <w:bottom w:type="dxa" w:w="80"/>
+              <w:right w:type="dxa" w:w="100"/>
+            </w:tcMar>
+            <w:vAlign w:val="top"/>
+          </w:tcPr>
+          <w:p>
+            <w:pPr>
+              <w:spacing w:after="60"/>
+            </w:pPr>
+            <w:r>
+              <w:rPr>
+                <w:b/>
+                <w:bCs/>
+                <w:color w:val="12355B"/>
+                <w:sz w:val="21"/>
+                <w:szCs w:val="21"/>
+              </w:rPr>
+              <w:t xml:space="preserve">2.  </w:t>
+            </w:r>
+            <w:r>
+              <w:rPr>
+                <w:b/>
+                <w:bCs/>
+                <w:sz w:val="20"/>
+                <w:szCs w:val="20"/>
+              </w:rPr>
+              <w:t xml:space="preserve">Two storage bins: Bin A is 8 × 6 × 5 inches. Bin B is 9 × 4 × 7 inches. Which holds more and by how much?</w:t>
+            </w:r>
+          </w:p>
+          <w:p>
+            <w:pPr>
+              <w:spacing w:after="30"/>
+              <w:ind w:left="180"/>
+            </w:pPr>
+            <w:r>
+              <w:rPr>
+                <w:sz w:val="19"/>
+                <w:szCs w:val="19"/>
+              </w:rPr>
+              <w:t xml:space="preserve">A)  Bin B by 12 in³</w:t>
+            </w:r>
+          </w:p>
+          <w:p>
+            <w:pPr>
+              <w:spacing w:after="30"/>
+              <w:ind w:left="180"/>
+            </w:pPr>
+            <w:r>
+              <w:rPr>
+                <w:sz w:val="19"/>
+                <w:szCs w:val="19"/>
+              </w:rPr>
+              <w:t xml:space="preserve">B)  Bin A by 12 in³</w:t>
+            </w:r>
+          </w:p>
+          <w:p>
+            <w:pPr>
+              <w:spacing w:after="30"/>
+              <w:ind w:left="180"/>
+            </w:pPr>
+            <w:r>
+              <w:rPr>
+                <w:sz w:val="19"/>
+                <w:szCs w:val="19"/>
+              </w:rPr>
+              <w:t xml:space="preserve">C)  Bin B by 24 in³</w:t>
+            </w:r>
+          </w:p>
+          <w:p>
+            <w:pPr>
+              <w:spacing w:after="30"/>
+              <w:ind w:left="180"/>
+            </w:pPr>
+            <w:r>
+              <w:rPr>
+                <w:sz w:val="19"/>
+                <w:szCs w:val="19"/>
+              </w:rPr>
+              <w:t xml:space="preserve">D)  They hold the same</w:t>
+            </w:r>
+          </w:p>
+        </w:tc>
+        <w:tc>
+          <w:tcPr>
+            <w:tcW w:type="dxa" w:w="3560"/>
+            <w:tcMar>
+              <w:top w:type="dxa" w:w="80"/>
+              <w:left w:type="dxa" w:w="100"/>
+              <w:bottom w:type="dxa" w:w="80"/>
+              <w:right w:type="dxa" w:w="100"/>
+            </w:tcMar>
+            <w:vAlign w:val="top"/>
+          </w:tcPr>
+          <w:p>
+            <w:pPr>
+              <w:spacing w:after="40"/>
+            </w:pPr>
+            <w:r>
+              <w:rPr>
+                <w:b/>
+                <w:bCs/>
+                <w:color w:val="1FA6A2"/>
+                <w:sz w:val="19"/>
+                <w:szCs w:val="19"/>
+              </w:rPr>
+              <w:t xml:space="preserve">Solution:  </w:t>
+            </w:r>
+            <w:r>
+              <w:rPr>
+                <w:b/>
+                <w:bCs/>
+                <w:sz w:val="19"/>
+                <w:szCs w:val="19"/>
+              </w:rPr>
+              <w:t xml:space="preserve">A)  Bin B by 12 in³</w:t>
+            </w:r>
+          </w:p>
+          <w:p>
+            <w:pPr>
+              <w:spacing w:after="40"/>
+            </w:pPr>
+            <w:r>
+              <w:rPr>
+                <w:i/>
+                <w:iCs/>
+                <w:color w:val="5F6F80"/>
+                <w:sz w:val="18"/>
+                <w:szCs w:val="18"/>
+              </w:rPr>
+              <w:t xml:space="preserve">Bin A: 8 × 6 × 5 = 240 in³. Bin B: 9 × 4 × 7 = 252 in³. Bin B holds 12 in³ more.</w:t>
+            </w:r>
+          </w:p>
+          <w:p>
+            <w:pPr>
+              <w:pBdr>
+                <w:bottom w:val="single" w:color="AFBECC" w:sz="6"/>
+              </w:pBdr>
+              <w:spacing w:after="30" w:before="150"/>
             </w:pPr>
             <w:r>
               <w:t xml:space="preserve"/>
@@ -4400,7 +5187,125 @@
           </w:p>
           <w:p>
             <w:pPr>
-              <w:spacing w:after="0" w:line="320"/>
+              <w:pBdr>
+                <w:bottom w:val="single" w:color="AFBECC" w:sz="6"/>
+              </w:pBdr>
+              <w:spacing w:after="30" w:before="150"/>
+            </w:pPr>
+            <w:r>
+              <w:t xml:space="preserve"/>
+            </w:r>
+          </w:p>
+        </w:tc>
+        <w:tc>
+          <w:tcPr>
+            <w:tcW w:type="dxa" w:w="3000"/>
+            <w:shd w:fill="FBF3E2" w:color="auto" w:val="clear"/>
+            <w:tcMar>
+              <w:top w:type="dxa" w:w="80"/>
+              <w:left w:type="dxa" w:w="100"/>
+              <w:bottom w:type="dxa" w:w="80"/>
+              <w:right w:type="dxa" w:w="100"/>
+            </w:tcMar>
+            <w:vAlign w:val="top"/>
+          </w:tcPr>
+          <w:p>
+            <w:pPr>
+              <w:spacing w:after="40"/>
+            </w:pPr>
+            <w:r>
+              <w:rPr>
+                <w:b/>
+                <w:bCs/>
+                <w:color w:val="12355B"/>
+                <w:sz w:val="19"/>
+                <w:szCs w:val="19"/>
+              </w:rPr>
+              <w:t xml:space="preserve">Because... </w:t>
+            </w:r>
+            <w:r>
+              <w:rPr>
+                <w:color w:val="AFBECC"/>
+                <w:sz w:val="19"/>
+                <w:szCs w:val="19"/>
+              </w:rPr>
+              <w:t xml:space="preserve">________________</w:t>
+            </w:r>
+          </w:p>
+          <w:p>
+            <w:pPr>
+              <w:pBdr>
+                <w:bottom w:val="single" w:color="AFBECC" w:sz="6"/>
+              </w:pBdr>
+              <w:spacing w:after="30" w:before="150"/>
+            </w:pPr>
+            <w:r>
+              <w:t xml:space="preserve"/>
+            </w:r>
+          </w:p>
+          <w:p>
+            <w:pPr>
+              <w:spacing w:after="40" w:before="80"/>
+            </w:pPr>
+            <w:r>
+              <w:rPr>
+                <w:b/>
+                <w:bCs/>
+                <w:color w:val="6B4FA0"/>
+                <w:sz w:val="19"/>
+                <w:szCs w:val="19"/>
+              </w:rPr>
+              <w:t xml:space="preserve">Although... </w:t>
+            </w:r>
+            <w:r>
+              <w:rPr>
+                <w:color w:val="AFBECC"/>
+                <w:sz w:val="19"/>
+                <w:szCs w:val="19"/>
+              </w:rPr>
+              <w:t xml:space="preserve">_______________</w:t>
+            </w:r>
+          </w:p>
+          <w:p>
+            <w:pPr>
+              <w:pBdr>
+                <w:bottom w:val="single" w:color="AFBECC" w:sz="6"/>
+              </w:pBdr>
+              <w:spacing w:after="30" w:before="150"/>
+            </w:pPr>
+            <w:r>
+              <w:t xml:space="preserve"/>
+            </w:r>
+          </w:p>
+          <w:p>
+            <w:pPr>
+              <w:spacing w:after="40" w:before="80"/>
+            </w:pPr>
+            <w:r>
+              <w:rPr>
+                <w:b/>
+                <w:bCs/>
+                <w:color w:val="1FA6A2"/>
+                <w:sz w:val="19"/>
+                <w:szCs w:val="19"/>
+              </w:rPr>
+              <w:t xml:space="preserve">Therefore... </w:t>
+            </w:r>
+            <w:r>
+              <w:rPr>
+                <w:color w:val="AFBECC"/>
+                <w:sz w:val="19"/>
+                <w:szCs w:val="19"/>
+              </w:rPr>
+              <w:t xml:space="preserve">______________</w:t>
+            </w:r>
+          </w:p>
+          <w:p>
+            <w:pPr>
+              <w:pBdr>
+                <w:bottom w:val="single" w:color="AFBECC" w:sz="6"/>
+              </w:pBdr>
+              <w:spacing w:after="30" w:before="150"/>
             </w:pPr>
             <w:r>
               <w:t xml:space="preserve"/>
@@ -4411,84 +5316,7 @@
     </w:tbl>
     <w:p>
       <w:pPr>
-        <w:keepNext/>
-        <w:spacing w:after="60" w:before="160"/>
-      </w:pPr>
-      <w:r>
-        <w:rPr>
-          <w:b/>
-          <w:bCs/>
-          <w:color w:val="12355B"/>
-          <w:sz w:val="22"/>
-          <w:szCs w:val="22"/>
-        </w:rPr>
-        <w:t xml:space="preserve">3.  </w:t>
-      </w:r>
-      <w:r>
-        <w:rPr>
-          <w:b/>
-          <w:bCs/>
-          <w:sz w:val="21"/>
-          <w:szCs w:val="21"/>
-        </w:rPr>
-        <w:t xml:space="preserve">A rectangular prism has length 8 cm, width 5 cm, and height 4 cm. What is its volume?</w:t>
-      </w:r>
-    </w:p>
-    <w:p>
-      <w:pPr>
-        <w:spacing w:after="40"/>
-        <w:ind w:left="420"/>
-      </w:pPr>
-      <w:r>
-        <w:rPr>
-          <w:sz w:val="20"/>
-          <w:szCs w:val="20"/>
-        </w:rPr>
-        <w:t xml:space="preserve">A)  17 cm³</w:t>
-      </w:r>
-    </w:p>
-    <w:p>
-      <w:pPr>
-        <w:spacing w:after="40"/>
-        <w:ind w:left="420"/>
-      </w:pPr>
-      <w:r>
-        <w:rPr>
-          <w:sz w:val="20"/>
-          <w:szCs w:val="20"/>
-        </w:rPr>
-        <w:t xml:space="preserve">B)  80 cm³</w:t>
-      </w:r>
-    </w:p>
-    <w:p>
-      <w:pPr>
-        <w:spacing w:after="40"/>
-        <w:ind w:left="420"/>
-      </w:pPr>
-      <w:r>
-        <w:rPr>
-          <w:sz w:val="20"/>
-          <w:szCs w:val="20"/>
-        </w:rPr>
-        <w:t xml:space="preserve">C)  120 cm³</w:t>
-      </w:r>
-    </w:p>
-    <w:p>
-      <w:pPr>
-        <w:spacing w:after="40"/>
-        <w:ind w:left="420"/>
-      </w:pPr>
-      <w:r>
-        <w:rPr>
-          <w:sz w:val="20"/>
-          <w:szCs w:val="20"/>
-        </w:rPr>
-        <w:t xml:space="preserve">D)  160 cm³</w:t>
-      </w:r>
-    </w:p>
-    <w:p>
-      <w:pPr>
-        <w:spacing w:after="20"/>
+        <w:spacing w:after="80"/>
       </w:pPr>
       <w:r>
         <w:t xml:space="preserve"/>
@@ -4496,33 +5324,256 @@
     </w:p>
     <w:tbl>
       <w:tblPr>
-        <w:tblW w:type="pct" w:w="100%"/>
+        <w:tblW w:type="dxa" w:w="9360"/>
         <w:tblBorders>
           <w:top w:val="single" w:color="C7D2DD" w:sz="6"/>
           <w:left w:val="single" w:color="C7D2DD" w:sz="6"/>
           <w:bottom w:val="single" w:color="C7D2DD" w:sz="6"/>
           <w:right w:val="single" w:color="C7D2DD" w:sz="6"/>
-          <w:insideH w:val="single" w:color="auto" w:sz="4"/>
-          <w:insideV w:val="single" w:color="auto" w:sz="4"/>
+          <w:insideH w:val="single" w:color="C7D2DD" w:sz="6"/>
+          <w:insideV w:val="single" w:color="C7D2DD" w:sz="6"/>
         </w:tblBorders>
       </w:tblPr>
       <w:tblGrid>
-        <w:gridCol w:w="100"/>
+        <w:gridCol w:w="2800"/>
+        <w:gridCol w:w="3560"/>
+        <w:gridCol w:w="3000"/>
       </w:tblGrid>
       <w:tr>
-        <w:tc>
-          <w:tcPr>
+        <w:trPr>
+          <w:cantSplit/>
+          <w:tblHeader/>
+        </w:trPr>
+        <w:tc>
+          <w:tcPr>
+            <w:tcW w:type="dxa" w:w="2800"/>
+            <w:shd w:fill="EEF4F8" w:color="auto" w:val="clear"/>
+            <w:tcMar>
+              <w:top w:type="dxa" w:w="60"/>
+              <w:left w:type="dxa" w:w="100"/>
+              <w:bottom w:type="dxa" w:w="60"/>
+              <w:right w:type="dxa" w:w="100"/>
+            </w:tcMar>
+          </w:tcPr>
+          <w:p>
+            <w:pPr>
+              <w:spacing w:after="0"/>
+            </w:pPr>
+            <w:r>
+              <w:rPr>
+                <w:b/>
+                <w:bCs/>
+                <w:color w:val="12355B"/>
+                <w:sz w:val="16"/>
+                <w:szCs w:val="16"/>
+              </w:rPr>
+              <w:t xml:space="preserve">CORE PROBLEM / GIVEN REPRESENTATION</w:t>
+            </w:r>
+          </w:p>
+        </w:tc>
+        <w:tc>
+          <w:tcPr>
+            <w:tcW w:type="dxa" w:w="3560"/>
+            <w:shd w:fill="EEF4F8" w:color="auto" w:val="clear"/>
+            <w:tcMar>
+              <w:top w:type="dxa" w:w="60"/>
+              <w:left w:type="dxa" w:w="100"/>
+              <w:bottom w:type="dxa" w:w="60"/>
+              <w:right w:type="dxa" w:w="100"/>
+            </w:tcMar>
+          </w:tcPr>
+          <w:p>
+            <w:pPr>
+              <w:spacing w:after="0"/>
+            </w:pPr>
+            <w:r>
+              <w:rPr>
+                <w:b/>
+                <w:bCs/>
+                <w:color w:val="12355B"/>
+                <w:sz w:val="16"/>
+                <w:szCs w:val="16"/>
+              </w:rPr>
+              <w:t xml:space="preserve">WORKING SPACE / CALCULATION STEPS</w:t>
+            </w:r>
+          </w:p>
+        </w:tc>
+        <w:tc>
+          <w:tcPr>
+            <w:tcW w:type="dxa" w:w="3000"/>
             <w:shd w:fill="FBF3E2" w:color="auto" w:val="clear"/>
             <w:tcMar>
               <w:top w:type="dxa" w:w="60"/>
-              <w:left w:type="dxa" w:w="120"/>
+              <w:left w:type="dxa" w:w="100"/>
               <w:bottom w:type="dxa" w:w="60"/>
-              <w:right w:type="dxa" w:w="120"/>
-            </w:tcMar>
-          </w:tcPr>
-          <w:p>
-            <w:pPr>
-              <w:spacing w:after="0" w:line="320"/>
+              <w:right w:type="dxa" w:w="100"/>
+            </w:tcMar>
+          </w:tcPr>
+          <w:p>
+            <w:pPr>
+              <w:spacing w:after="0"/>
+            </w:pPr>
+            <w:r>
+              <w:rPr>
+                <w:b/>
+                <w:bCs/>
+                <w:color w:val="B97A12"/>
+                <w:sz w:val="16"/>
+                <w:szCs w:val="16"/>
+              </w:rPr>
+              <w:t xml:space="preserve">EXPLAIN YOUR REASONING</w:t>
+            </w:r>
+          </w:p>
+        </w:tc>
+      </w:tr>
+      <w:tr>
+        <w:trPr>
+          <w:cantSplit/>
+        </w:trPr>
+        <w:tc>
+          <w:tcPr>
+            <w:tcW w:type="dxa" w:w="2800"/>
+            <w:tcMar>
+              <w:top w:type="dxa" w:w="80"/>
+              <w:left w:type="dxa" w:w="100"/>
+              <w:bottom w:type="dxa" w:w="80"/>
+              <w:right w:type="dxa" w:w="100"/>
+            </w:tcMar>
+            <w:vAlign w:val="top"/>
+          </w:tcPr>
+          <w:p>
+            <w:pPr>
+              <w:spacing w:after="60"/>
+            </w:pPr>
+            <w:r>
+              <w:rPr>
+                <w:b/>
+                <w:bCs/>
+                <w:color w:val="12355B"/>
+                <w:sz w:val="21"/>
+                <w:szCs w:val="21"/>
+              </w:rPr>
+              <w:t xml:space="preserve">3.  </w:t>
+            </w:r>
+            <w:r>
+              <w:rPr>
+                <w:b/>
+                <w:bCs/>
+                <w:sz w:val="20"/>
+                <w:szCs w:val="20"/>
+              </w:rPr>
+              <w:t xml:space="preserve">A rectangular prism has length 8 cm, width 5 cm, and height 4 cm. What is its volume?</w:t>
+            </w:r>
+          </w:p>
+          <w:p>
+            <w:pPr>
+              <w:spacing w:after="30"/>
+              <w:ind w:left="180"/>
+            </w:pPr>
+            <w:r>
+              <w:rPr>
+                <w:sz w:val="19"/>
+                <w:szCs w:val="19"/>
+              </w:rPr>
+              <w:t xml:space="preserve">A)  17 cm³</w:t>
+            </w:r>
+          </w:p>
+          <w:p>
+            <w:pPr>
+              <w:spacing w:after="30"/>
+              <w:ind w:left="180"/>
+            </w:pPr>
+            <w:r>
+              <w:rPr>
+                <w:sz w:val="19"/>
+                <w:szCs w:val="19"/>
+              </w:rPr>
+              <w:t xml:space="preserve">B)  80 cm³</w:t>
+            </w:r>
+          </w:p>
+          <w:p>
+            <w:pPr>
+              <w:spacing w:after="30"/>
+              <w:ind w:left="180"/>
+            </w:pPr>
+            <w:r>
+              <w:rPr>
+                <w:sz w:val="19"/>
+                <w:szCs w:val="19"/>
+              </w:rPr>
+              <w:t xml:space="preserve">C)  120 cm³</w:t>
+            </w:r>
+          </w:p>
+          <w:p>
+            <w:pPr>
+              <w:spacing w:after="30"/>
+              <w:ind w:left="180"/>
+            </w:pPr>
+            <w:r>
+              <w:rPr>
+                <w:sz w:val="19"/>
+                <w:szCs w:val="19"/>
+              </w:rPr>
+              <w:t xml:space="preserve">D)  160 cm³</w:t>
+            </w:r>
+          </w:p>
+        </w:tc>
+        <w:tc>
+          <w:tcPr>
+            <w:tcW w:type="dxa" w:w="3560"/>
+            <w:tcMar>
+              <w:top w:type="dxa" w:w="80"/>
+              <w:left w:type="dxa" w:w="100"/>
+              <w:bottom w:type="dxa" w:w="80"/>
+              <w:right w:type="dxa" w:w="100"/>
+            </w:tcMar>
+            <w:vAlign w:val="top"/>
+          </w:tcPr>
+          <w:p>
+            <w:pPr>
+              <w:spacing w:after="40"/>
+            </w:pPr>
+            <w:r>
+              <w:rPr>
+                <w:b/>
+                <w:bCs/>
+                <w:color w:val="1FA6A2"/>
+                <w:sz w:val="19"/>
+                <w:szCs w:val="19"/>
+              </w:rPr>
+              <w:t xml:space="preserve">Solution:  </w:t>
+            </w:r>
+            <w:r>
+              <w:rPr>
+                <w:b/>
+                <w:bCs/>
+                <w:sz w:val="19"/>
+                <w:szCs w:val="19"/>
+              </w:rPr>
+              <w:t xml:space="preserve">D)  160 cm³</w:t>
+            </w:r>
+          </w:p>
+          <w:p>
+            <w:pPr>
+              <w:spacing w:after="40"/>
+            </w:pPr>
+            <w:r>
+              <w:rPr>
+                <w:i/>
+                <w:iCs/>
+                <w:color w:val="5F6F80"/>
+                <w:sz w:val="18"/>
+                <w:szCs w:val="18"/>
+              </w:rPr>
+              <w:t xml:space="preserve">V = l × w × h = 8 × 5 × 4 = 160 cm³.</w:t>
+            </w:r>
+          </w:p>
+          <w:p>
+            <w:pPr>
+              <w:pBdr>
+                <w:bottom w:val="single" w:color="AFBECC" w:sz="6"/>
+              </w:pBdr>
+              <w:spacing w:after="30" w:before="150"/>
             </w:pPr>
             <w:r>
               <w:t xml:space="preserve"/>
@@ -4530,7 +5581,125 @@
           </w:p>
           <w:p>
             <w:pPr>
-              <w:spacing w:after="0" w:line="320"/>
+              <w:pBdr>
+                <w:bottom w:val="single" w:color="AFBECC" w:sz="6"/>
+              </w:pBdr>
+              <w:spacing w:after="30" w:before="150"/>
+            </w:pPr>
+            <w:r>
+              <w:t xml:space="preserve"/>
+            </w:r>
+          </w:p>
+        </w:tc>
+        <w:tc>
+          <w:tcPr>
+            <w:tcW w:type="dxa" w:w="3000"/>
+            <w:shd w:fill="FBF3E2" w:color="auto" w:val="clear"/>
+            <w:tcMar>
+              <w:top w:type="dxa" w:w="80"/>
+              <w:left w:type="dxa" w:w="100"/>
+              <w:bottom w:type="dxa" w:w="80"/>
+              <w:right w:type="dxa" w:w="100"/>
+            </w:tcMar>
+            <w:vAlign w:val="top"/>
+          </w:tcPr>
+          <w:p>
+            <w:pPr>
+              <w:spacing w:after="40"/>
+            </w:pPr>
+            <w:r>
+              <w:rPr>
+                <w:b/>
+                <w:bCs/>
+                <w:color w:val="12355B"/>
+                <w:sz w:val="19"/>
+                <w:szCs w:val="19"/>
+              </w:rPr>
+              <w:t xml:space="preserve">Because... </w:t>
+            </w:r>
+            <w:r>
+              <w:rPr>
+                <w:color w:val="AFBECC"/>
+                <w:sz w:val="19"/>
+                <w:szCs w:val="19"/>
+              </w:rPr>
+              <w:t xml:space="preserve">________________</w:t>
+            </w:r>
+          </w:p>
+          <w:p>
+            <w:pPr>
+              <w:pBdr>
+                <w:bottom w:val="single" w:color="AFBECC" w:sz="6"/>
+              </w:pBdr>
+              <w:spacing w:after="30" w:before="150"/>
+            </w:pPr>
+            <w:r>
+              <w:t xml:space="preserve"/>
+            </w:r>
+          </w:p>
+          <w:p>
+            <w:pPr>
+              <w:spacing w:after="40" w:before="80"/>
+            </w:pPr>
+            <w:r>
+              <w:rPr>
+                <w:b/>
+                <w:bCs/>
+                <w:color w:val="6B4FA0"/>
+                <w:sz w:val="19"/>
+                <w:szCs w:val="19"/>
+              </w:rPr>
+              <w:t xml:space="preserve">Although... </w:t>
+            </w:r>
+            <w:r>
+              <w:rPr>
+                <w:color w:val="AFBECC"/>
+                <w:sz w:val="19"/>
+                <w:szCs w:val="19"/>
+              </w:rPr>
+              <w:t xml:space="preserve">_______________</w:t>
+            </w:r>
+          </w:p>
+          <w:p>
+            <w:pPr>
+              <w:pBdr>
+                <w:bottom w:val="single" w:color="AFBECC" w:sz="6"/>
+              </w:pBdr>
+              <w:spacing w:after="30" w:before="150"/>
+            </w:pPr>
+            <w:r>
+              <w:t xml:space="preserve"/>
+            </w:r>
+          </w:p>
+          <w:p>
+            <w:pPr>
+              <w:spacing w:after="40" w:before="80"/>
+            </w:pPr>
+            <w:r>
+              <w:rPr>
+                <w:b/>
+                <w:bCs/>
+                <w:color w:val="1FA6A2"/>
+                <w:sz w:val="19"/>
+                <w:szCs w:val="19"/>
+              </w:rPr>
+              <w:t xml:space="preserve">Therefore... </w:t>
+            </w:r>
+            <w:r>
+              <w:rPr>
+                <w:color w:val="AFBECC"/>
+                <w:sz w:val="19"/>
+                <w:szCs w:val="19"/>
+              </w:rPr>
+              <w:t xml:space="preserve">______________</w:t>
+            </w:r>
+          </w:p>
+          <w:p>
+            <w:pPr>
+              <w:pBdr>
+                <w:bottom w:val="single" w:color="AFBECC" w:sz="6"/>
+              </w:pBdr>
+              <w:spacing w:after="30" w:before="150"/>
             </w:pPr>
             <w:r>
               <w:t xml:space="preserve"/>
@@ -4541,84 +5710,7 @@
     </w:tbl>
     <w:p>
       <w:pPr>
-        <w:keepNext/>
-        <w:spacing w:after="60" w:before="160"/>
-      </w:pPr>
-      <w:r>
-        <w:rPr>
-          <w:b/>
-          <w:bCs/>
-          <w:color w:val="12355B"/>
-          <w:sz w:val="22"/>
-          <w:szCs w:val="22"/>
-        </w:rPr>
-        <w:t xml:space="preserve">4.  </w:t>
-      </w:r>
-      <w:r>
-        <w:rPr>
-          <w:b/>
-          <w:bCs/>
-          <w:sz w:val="21"/>
-          <w:szCs w:val="21"/>
-        </w:rPr>
-        <w:t xml:space="preserve">A box has a volume of 72 in³. Its base is 6 in by 4 in. What is its height?</w:t>
-      </w:r>
-    </w:p>
-    <w:p>
-      <w:pPr>
-        <w:spacing w:after="40"/>
-        <w:ind w:left="420"/>
-      </w:pPr>
-      <w:r>
-        <w:rPr>
-          <w:sz w:val="20"/>
-          <w:szCs w:val="20"/>
-        </w:rPr>
-        <w:t xml:space="preserve">A)  2 in</w:t>
-      </w:r>
-    </w:p>
-    <w:p>
-      <w:pPr>
-        <w:spacing w:after="40"/>
-        <w:ind w:left="420"/>
-      </w:pPr>
-      <w:r>
-        <w:rPr>
-          <w:sz w:val="20"/>
-          <w:szCs w:val="20"/>
-        </w:rPr>
-        <w:t xml:space="preserve">B)  3 in</w:t>
-      </w:r>
-    </w:p>
-    <w:p>
-      <w:pPr>
-        <w:spacing w:after="40"/>
-        <w:ind w:left="420"/>
-      </w:pPr>
-      <w:r>
-        <w:rPr>
-          <w:sz w:val="20"/>
-          <w:szCs w:val="20"/>
-        </w:rPr>
-        <w:t xml:space="preserve">C)  12 in</w:t>
-      </w:r>
-    </w:p>
-    <w:p>
-      <w:pPr>
-        <w:spacing w:after="40"/>
-        <w:ind w:left="420"/>
-      </w:pPr>
-      <w:r>
-        <w:rPr>
-          <w:sz w:val="20"/>
-          <w:szCs w:val="20"/>
-        </w:rPr>
-        <w:t xml:space="preserve">D)  18 in</w:t>
-      </w:r>
-    </w:p>
-    <w:p>
-      <w:pPr>
-        <w:spacing w:after="20"/>
+        <w:spacing w:after="80"/>
       </w:pPr>
       <w:r>
         <w:t xml:space="preserve"/>
@@ -4626,33 +5718,256 @@
     </w:p>
     <w:tbl>
       <w:tblPr>
-        <w:tblW w:type="pct" w:w="100%"/>
+        <w:tblW w:type="dxa" w:w="9360"/>
         <w:tblBorders>
           <w:top w:val="single" w:color="C7D2DD" w:sz="6"/>
           <w:left w:val="single" w:color="C7D2DD" w:sz="6"/>
           <w:bottom w:val="single" w:color="C7D2DD" w:sz="6"/>
           <w:right w:val="single" w:color="C7D2DD" w:sz="6"/>
-          <w:insideH w:val="single" w:color="auto" w:sz="4"/>
-          <w:insideV w:val="single" w:color="auto" w:sz="4"/>
+          <w:insideH w:val="single" w:color="C7D2DD" w:sz="6"/>
+          <w:insideV w:val="single" w:color="C7D2DD" w:sz="6"/>
         </w:tblBorders>
       </w:tblPr>
       <w:tblGrid>
-        <w:gridCol w:w="100"/>
+        <w:gridCol w:w="2800"/>
+        <w:gridCol w:w="3560"/>
+        <w:gridCol w:w="3000"/>
       </w:tblGrid>
       <w:tr>
-        <w:tc>
-          <w:tcPr>
+        <w:trPr>
+          <w:cantSplit/>
+          <w:tblHeader/>
+        </w:trPr>
+        <w:tc>
+          <w:tcPr>
+            <w:tcW w:type="dxa" w:w="2800"/>
+            <w:shd w:fill="EEF4F8" w:color="auto" w:val="clear"/>
+            <w:tcMar>
+              <w:top w:type="dxa" w:w="60"/>
+              <w:left w:type="dxa" w:w="100"/>
+              <w:bottom w:type="dxa" w:w="60"/>
+              <w:right w:type="dxa" w:w="100"/>
+            </w:tcMar>
+          </w:tcPr>
+          <w:p>
+            <w:pPr>
+              <w:spacing w:after="0"/>
+            </w:pPr>
+            <w:r>
+              <w:rPr>
+                <w:b/>
+                <w:bCs/>
+                <w:color w:val="12355B"/>
+                <w:sz w:val="16"/>
+                <w:szCs w:val="16"/>
+              </w:rPr>
+              <w:t xml:space="preserve">CORE PROBLEM / GIVEN REPRESENTATION</w:t>
+            </w:r>
+          </w:p>
+        </w:tc>
+        <w:tc>
+          <w:tcPr>
+            <w:tcW w:type="dxa" w:w="3560"/>
+            <w:shd w:fill="EEF4F8" w:color="auto" w:val="clear"/>
+            <w:tcMar>
+              <w:top w:type="dxa" w:w="60"/>
+              <w:left w:type="dxa" w:w="100"/>
+              <w:bottom w:type="dxa" w:w="60"/>
+              <w:right w:type="dxa" w:w="100"/>
+            </w:tcMar>
+          </w:tcPr>
+          <w:p>
+            <w:pPr>
+              <w:spacing w:after="0"/>
+            </w:pPr>
+            <w:r>
+              <w:rPr>
+                <w:b/>
+                <w:bCs/>
+                <w:color w:val="12355B"/>
+                <w:sz w:val="16"/>
+                <w:szCs w:val="16"/>
+              </w:rPr>
+              <w:t xml:space="preserve">WORKING SPACE / CALCULATION STEPS</w:t>
+            </w:r>
+          </w:p>
+        </w:tc>
+        <w:tc>
+          <w:tcPr>
+            <w:tcW w:type="dxa" w:w="3000"/>
             <w:shd w:fill="FBF3E2" w:color="auto" w:val="clear"/>
             <w:tcMar>
               <w:top w:type="dxa" w:w="60"/>
-              <w:left w:type="dxa" w:w="120"/>
+              <w:left w:type="dxa" w:w="100"/>
               <w:bottom w:type="dxa" w:w="60"/>
-              <w:right w:type="dxa" w:w="120"/>
-            </w:tcMar>
-          </w:tcPr>
-          <w:p>
-            <w:pPr>
-              <w:spacing w:after="0" w:line="320"/>
+              <w:right w:type="dxa" w:w="100"/>
+            </w:tcMar>
+          </w:tcPr>
+          <w:p>
+            <w:pPr>
+              <w:spacing w:after="0"/>
+            </w:pPr>
+            <w:r>
+              <w:rPr>
+                <w:b/>
+                <w:bCs/>
+                <w:color w:val="B97A12"/>
+                <w:sz w:val="16"/>
+                <w:szCs w:val="16"/>
+              </w:rPr>
+              <w:t xml:space="preserve">EXPLAIN YOUR REASONING</w:t>
+            </w:r>
+          </w:p>
+        </w:tc>
+      </w:tr>
+      <w:tr>
+        <w:trPr>
+          <w:cantSplit/>
+        </w:trPr>
+        <w:tc>
+          <w:tcPr>
+            <w:tcW w:type="dxa" w:w="2800"/>
+            <w:tcMar>
+              <w:top w:type="dxa" w:w="80"/>
+              <w:left w:type="dxa" w:w="100"/>
+              <w:bottom w:type="dxa" w:w="80"/>
+              <w:right w:type="dxa" w:w="100"/>
+            </w:tcMar>
+            <w:vAlign w:val="top"/>
+          </w:tcPr>
+          <w:p>
+            <w:pPr>
+              <w:spacing w:after="60"/>
+            </w:pPr>
+            <w:r>
+              <w:rPr>
+                <w:b/>
+                <w:bCs/>
+                <w:color w:val="12355B"/>
+                <w:sz w:val="21"/>
+                <w:szCs w:val="21"/>
+              </w:rPr>
+              <w:t xml:space="preserve">4.  </w:t>
+            </w:r>
+            <w:r>
+              <w:rPr>
+                <w:b/>
+                <w:bCs/>
+                <w:sz w:val="20"/>
+                <w:szCs w:val="20"/>
+              </w:rPr>
+              <w:t xml:space="preserve">A box has a volume of 72 in³. Its base is 6 in by 4 in. What is its height?</w:t>
+            </w:r>
+          </w:p>
+          <w:p>
+            <w:pPr>
+              <w:spacing w:after="30"/>
+              <w:ind w:left="180"/>
+            </w:pPr>
+            <w:r>
+              <w:rPr>
+                <w:sz w:val="19"/>
+                <w:szCs w:val="19"/>
+              </w:rPr>
+              <w:t xml:space="preserve">A)  2 in</w:t>
+            </w:r>
+          </w:p>
+          <w:p>
+            <w:pPr>
+              <w:spacing w:after="30"/>
+              <w:ind w:left="180"/>
+            </w:pPr>
+            <w:r>
+              <w:rPr>
+                <w:sz w:val="19"/>
+                <w:szCs w:val="19"/>
+              </w:rPr>
+              <w:t xml:space="preserve">B)  3 in</w:t>
+            </w:r>
+          </w:p>
+          <w:p>
+            <w:pPr>
+              <w:spacing w:after="30"/>
+              <w:ind w:left="180"/>
+            </w:pPr>
+            <w:r>
+              <w:rPr>
+                <w:sz w:val="19"/>
+                <w:szCs w:val="19"/>
+              </w:rPr>
+              <w:t xml:space="preserve">C)  12 in</w:t>
+            </w:r>
+          </w:p>
+          <w:p>
+            <w:pPr>
+              <w:spacing w:after="30"/>
+              <w:ind w:left="180"/>
+            </w:pPr>
+            <w:r>
+              <w:rPr>
+                <w:sz w:val="19"/>
+                <w:szCs w:val="19"/>
+              </w:rPr>
+              <w:t xml:space="preserve">D)  18 in</w:t>
+            </w:r>
+          </w:p>
+        </w:tc>
+        <w:tc>
+          <w:tcPr>
+            <w:tcW w:type="dxa" w:w="3560"/>
+            <w:tcMar>
+              <w:top w:type="dxa" w:w="80"/>
+              <w:left w:type="dxa" w:w="100"/>
+              <w:bottom w:type="dxa" w:w="80"/>
+              <w:right w:type="dxa" w:w="100"/>
+            </w:tcMar>
+            <w:vAlign w:val="top"/>
+          </w:tcPr>
+          <w:p>
+            <w:pPr>
+              <w:spacing w:after="40"/>
+            </w:pPr>
+            <w:r>
+              <w:rPr>
+                <w:b/>
+                <w:bCs/>
+                <w:color w:val="1FA6A2"/>
+                <w:sz w:val="19"/>
+                <w:szCs w:val="19"/>
+              </w:rPr>
+              <w:t xml:space="preserve">Solution:  </w:t>
+            </w:r>
+            <w:r>
+              <w:rPr>
+                <w:b/>
+                <w:bCs/>
+                <w:sz w:val="19"/>
+                <w:szCs w:val="19"/>
+              </w:rPr>
+              <w:t xml:space="preserve">B)  3 in</w:t>
+            </w:r>
+          </w:p>
+          <w:p>
+            <w:pPr>
+              <w:spacing w:after="40"/>
+            </w:pPr>
+            <w:r>
+              <w:rPr>
+                <w:i/>
+                <w:iCs/>
+                <w:color w:val="5F6F80"/>
+                <w:sz w:val="18"/>
+                <w:szCs w:val="18"/>
+              </w:rPr>
+              <w:t xml:space="preserve">Height = V ÷ (l × w) = 72 ÷ (6 × 4) = 72 ÷ 24 = 3 in.</w:t>
+            </w:r>
+          </w:p>
+          <w:p>
+            <w:pPr>
+              <w:pBdr>
+                <w:bottom w:val="single" w:color="AFBECC" w:sz="6"/>
+              </w:pBdr>
+              <w:spacing w:after="30" w:before="150"/>
             </w:pPr>
             <w:r>
               <w:t xml:space="preserve"/>
@@ -4660,7 +5975,125 @@
           </w:p>
           <w:p>
             <w:pPr>
-              <w:spacing w:after="0" w:line="320"/>
+              <w:pBdr>
+                <w:bottom w:val="single" w:color="AFBECC" w:sz="6"/>
+              </w:pBdr>
+              <w:spacing w:after="30" w:before="150"/>
+            </w:pPr>
+            <w:r>
+              <w:t xml:space="preserve"/>
+            </w:r>
+          </w:p>
+        </w:tc>
+        <w:tc>
+          <w:tcPr>
+            <w:tcW w:type="dxa" w:w="3000"/>
+            <w:shd w:fill="FBF3E2" w:color="auto" w:val="clear"/>
+            <w:tcMar>
+              <w:top w:type="dxa" w:w="80"/>
+              <w:left w:type="dxa" w:w="100"/>
+              <w:bottom w:type="dxa" w:w="80"/>
+              <w:right w:type="dxa" w:w="100"/>
+            </w:tcMar>
+            <w:vAlign w:val="top"/>
+          </w:tcPr>
+          <w:p>
+            <w:pPr>
+              <w:spacing w:after="40"/>
+            </w:pPr>
+            <w:r>
+              <w:rPr>
+                <w:b/>
+                <w:bCs/>
+                <w:color w:val="12355B"/>
+                <w:sz w:val="19"/>
+                <w:szCs w:val="19"/>
+              </w:rPr>
+              <w:t xml:space="preserve">Because... </w:t>
+            </w:r>
+            <w:r>
+              <w:rPr>
+                <w:color w:val="AFBECC"/>
+                <w:sz w:val="19"/>
+                <w:szCs w:val="19"/>
+              </w:rPr>
+              <w:t xml:space="preserve">________________</w:t>
+            </w:r>
+          </w:p>
+          <w:p>
+            <w:pPr>
+              <w:pBdr>
+                <w:bottom w:val="single" w:color="AFBECC" w:sz="6"/>
+              </w:pBdr>
+              <w:spacing w:after="30" w:before="150"/>
+            </w:pPr>
+            <w:r>
+              <w:t xml:space="preserve"/>
+            </w:r>
+          </w:p>
+          <w:p>
+            <w:pPr>
+              <w:spacing w:after="40" w:before="80"/>
+            </w:pPr>
+            <w:r>
+              <w:rPr>
+                <w:b/>
+                <w:bCs/>
+                <w:color w:val="6B4FA0"/>
+                <w:sz w:val="19"/>
+                <w:szCs w:val="19"/>
+              </w:rPr>
+              <w:t xml:space="preserve">Although... </w:t>
+            </w:r>
+            <w:r>
+              <w:rPr>
+                <w:color w:val="AFBECC"/>
+                <w:sz w:val="19"/>
+                <w:szCs w:val="19"/>
+              </w:rPr>
+              <w:t xml:space="preserve">_______________</w:t>
+            </w:r>
+          </w:p>
+          <w:p>
+            <w:pPr>
+              <w:pBdr>
+                <w:bottom w:val="single" w:color="AFBECC" w:sz="6"/>
+              </w:pBdr>
+              <w:spacing w:after="30" w:before="150"/>
+            </w:pPr>
+            <w:r>
+              <w:t xml:space="preserve"/>
+            </w:r>
+          </w:p>
+          <w:p>
+            <w:pPr>
+              <w:spacing w:after="40" w:before="80"/>
+            </w:pPr>
+            <w:r>
+              <w:rPr>
+                <w:b/>
+                <w:bCs/>
+                <w:color w:val="1FA6A2"/>
+                <w:sz w:val="19"/>
+                <w:szCs w:val="19"/>
+              </w:rPr>
+              <w:t xml:space="preserve">Therefore... </w:t>
+            </w:r>
+            <w:r>
+              <w:rPr>
+                <w:color w:val="AFBECC"/>
+                <w:sz w:val="19"/>
+                <w:szCs w:val="19"/>
+              </w:rPr>
+              <w:t xml:space="preserve">______________</w:t>
+            </w:r>
+          </w:p>
+          <w:p>
+            <w:pPr>
+              <w:pBdr>
+                <w:bottom w:val="single" w:color="AFBECC" w:sz="6"/>
+              </w:pBdr>
+              <w:spacing w:after="30" w:before="150"/>
             </w:pPr>
             <w:r>
               <w:t xml:space="preserve"/>
@@ -4669,6 +6102,14 @@
         </w:tc>
       </w:tr>
     </w:tbl>
+    <w:p>
+      <w:pPr>
+        <w:spacing w:after="80"/>
+      </w:pPr>
+      <w:r>
+        <w:t xml:space="preserve"/>
+      </w:r>
+    </w:p>
     <w:p>
       <w:pPr>
         <w:pStyle w:val="Heading2"/>
@@ -4695,120 +6136,258 @@
         <w:t xml:space="preserve">   stretch your thinking</w:t>
       </w:r>
     </w:p>
-    <w:p>
-      <w:pPr>
-        <w:keepNext/>
-        <w:spacing w:after="60" w:before="160"/>
-      </w:pPr>
-      <w:r>
-        <w:rPr>
-          <w:b/>
-          <w:bCs/>
-          <w:color w:val="12355B"/>
-          <w:sz w:val="22"/>
-          <w:szCs w:val="22"/>
-        </w:rPr>
-        <w:t xml:space="preserve">5.  </w:t>
-      </w:r>
-      <w:r>
-        <w:rPr>
-          <w:b/>
-          <w:bCs/>
-          <w:sz w:val="21"/>
-          <w:szCs w:val="21"/>
-        </w:rPr>
-        <w:t xml:space="preserve">A shipping crate is 12 ft long, 3 ft wide, and 2 ft tall. How many 1-foot cubes exactly fill it?</w:t>
-      </w:r>
-    </w:p>
-    <w:p>
-      <w:pPr>
-        <w:spacing w:after="40"/>
-        <w:ind w:left="420"/>
-      </w:pPr>
-      <w:r>
-        <w:rPr>
-          <w:sz w:val="20"/>
-          <w:szCs w:val="20"/>
-        </w:rPr>
-        <w:t xml:space="preserve">A)  17 cubes</w:t>
-      </w:r>
-    </w:p>
-    <w:p>
-      <w:pPr>
-        <w:spacing w:after="40"/>
-        <w:ind w:left="420"/>
-      </w:pPr>
-      <w:r>
-        <w:rPr>
-          <w:sz w:val="20"/>
-          <w:szCs w:val="20"/>
-        </w:rPr>
-        <w:t xml:space="preserve">B)  36 cubes</w:t>
-      </w:r>
-    </w:p>
-    <w:p>
-      <w:pPr>
-        <w:spacing w:after="40"/>
-        <w:ind w:left="420"/>
-      </w:pPr>
-      <w:r>
-        <w:rPr>
-          <w:sz w:val="20"/>
-          <w:szCs w:val="20"/>
-        </w:rPr>
-        <w:t xml:space="preserve">C)  72 cubes</w:t>
-      </w:r>
-    </w:p>
-    <w:p>
-      <w:pPr>
-        <w:spacing w:after="40"/>
-        <w:ind w:left="420"/>
-      </w:pPr>
-      <w:r>
-        <w:rPr>
-          <w:sz w:val="20"/>
-          <w:szCs w:val="20"/>
-        </w:rPr>
-        <w:t xml:space="preserve">D)  144 cubes</w:t>
-      </w:r>
-    </w:p>
-    <w:p>
-      <w:pPr>
-        <w:spacing w:after="20"/>
-      </w:pPr>
-      <w:r>
-        <w:t xml:space="preserve"/>
-      </w:r>
-    </w:p>
     <w:tbl>
       <w:tblPr>
-        <w:tblW w:type="pct" w:w="100%"/>
+        <w:tblW w:type="dxa" w:w="9360"/>
         <w:tblBorders>
           <w:top w:val="single" w:color="C7D2DD" w:sz="6"/>
           <w:left w:val="single" w:color="C7D2DD" w:sz="6"/>
           <w:bottom w:val="single" w:color="C7D2DD" w:sz="6"/>
           <w:right w:val="single" w:color="C7D2DD" w:sz="6"/>
-          <w:insideH w:val="single" w:color="auto" w:sz="4"/>
-          <w:insideV w:val="single" w:color="auto" w:sz="4"/>
+          <w:insideH w:val="single" w:color="C7D2DD" w:sz="6"/>
+          <w:insideV w:val="single" w:color="C7D2DD" w:sz="6"/>
         </w:tblBorders>
       </w:tblPr>
       <w:tblGrid>
-        <w:gridCol w:w="100"/>
+        <w:gridCol w:w="2800"/>
+        <w:gridCol w:w="3560"/>
+        <w:gridCol w:w="3000"/>
       </w:tblGrid>
       <w:tr>
-        <w:tc>
-          <w:tcPr>
+        <w:trPr>
+          <w:cantSplit/>
+          <w:tblHeader/>
+        </w:trPr>
+        <w:tc>
+          <w:tcPr>
+            <w:tcW w:type="dxa" w:w="2800"/>
+            <w:shd w:fill="EEF4F8" w:color="auto" w:val="clear"/>
+            <w:tcMar>
+              <w:top w:type="dxa" w:w="60"/>
+              <w:left w:type="dxa" w:w="100"/>
+              <w:bottom w:type="dxa" w:w="60"/>
+              <w:right w:type="dxa" w:w="100"/>
+            </w:tcMar>
+          </w:tcPr>
+          <w:p>
+            <w:pPr>
+              <w:spacing w:after="0"/>
+            </w:pPr>
+            <w:r>
+              <w:rPr>
+                <w:b/>
+                <w:bCs/>
+                <w:color w:val="12355B"/>
+                <w:sz w:val="16"/>
+                <w:szCs w:val="16"/>
+              </w:rPr>
+              <w:t xml:space="preserve">CORE PROBLEM / GIVEN REPRESENTATION</w:t>
+            </w:r>
+          </w:p>
+        </w:tc>
+        <w:tc>
+          <w:tcPr>
+            <w:tcW w:type="dxa" w:w="3560"/>
+            <w:shd w:fill="EEF4F8" w:color="auto" w:val="clear"/>
+            <w:tcMar>
+              <w:top w:type="dxa" w:w="60"/>
+              <w:left w:type="dxa" w:w="100"/>
+              <w:bottom w:type="dxa" w:w="60"/>
+              <w:right w:type="dxa" w:w="100"/>
+            </w:tcMar>
+          </w:tcPr>
+          <w:p>
+            <w:pPr>
+              <w:spacing w:after="0"/>
+            </w:pPr>
+            <w:r>
+              <w:rPr>
+                <w:b/>
+                <w:bCs/>
+                <w:color w:val="12355B"/>
+                <w:sz w:val="16"/>
+                <w:szCs w:val="16"/>
+              </w:rPr>
+              <w:t xml:space="preserve">WORKING SPACE / CALCULATION STEPS</w:t>
+            </w:r>
+          </w:p>
+        </w:tc>
+        <w:tc>
+          <w:tcPr>
+            <w:tcW w:type="dxa" w:w="3000"/>
             <w:shd w:fill="FBF3E2" w:color="auto" w:val="clear"/>
             <w:tcMar>
               <w:top w:type="dxa" w:w="60"/>
-              <w:left w:type="dxa" w:w="120"/>
+              <w:left w:type="dxa" w:w="100"/>
               <w:bottom w:type="dxa" w:w="60"/>
-              <w:right w:type="dxa" w:w="120"/>
-            </w:tcMar>
-          </w:tcPr>
-          <w:p>
-            <w:pPr>
-              <w:spacing w:after="0" w:line="320"/>
+              <w:right w:type="dxa" w:w="100"/>
+            </w:tcMar>
+          </w:tcPr>
+          <w:p>
+            <w:pPr>
+              <w:spacing w:after="0"/>
+            </w:pPr>
+            <w:r>
+              <w:rPr>
+                <w:b/>
+                <w:bCs/>
+                <w:color w:val="B97A12"/>
+                <w:sz w:val="16"/>
+                <w:szCs w:val="16"/>
+              </w:rPr>
+              <w:t xml:space="preserve">EXPLAIN YOUR REASONING</w:t>
+            </w:r>
+          </w:p>
+        </w:tc>
+      </w:tr>
+      <w:tr>
+        <w:trPr>
+          <w:cantSplit/>
+        </w:trPr>
+        <w:tc>
+          <w:tcPr>
+            <w:tcW w:type="dxa" w:w="2800"/>
+            <w:tcMar>
+              <w:top w:type="dxa" w:w="80"/>
+              <w:left w:type="dxa" w:w="100"/>
+              <w:bottom w:type="dxa" w:w="80"/>
+              <w:right w:type="dxa" w:w="100"/>
+            </w:tcMar>
+            <w:vAlign w:val="top"/>
+          </w:tcPr>
+          <w:p>
+            <w:pPr>
+              <w:spacing w:after="60"/>
+            </w:pPr>
+            <w:r>
+              <w:rPr>
+                <w:b/>
+                <w:bCs/>
+                <w:color w:val="12355B"/>
+                <w:sz w:val="21"/>
+                <w:szCs w:val="21"/>
+              </w:rPr>
+              <w:t xml:space="preserve">5.  </w:t>
+            </w:r>
+            <w:r>
+              <w:rPr>
+                <w:b/>
+                <w:bCs/>
+                <w:sz w:val="20"/>
+                <w:szCs w:val="20"/>
+              </w:rPr>
+              <w:t xml:space="preserve">A shipping crate is 12 ft long, 3 ft wide, and 2 ft tall. How many 1-foot cubes exactly fill it?</w:t>
+            </w:r>
+          </w:p>
+          <w:p>
+            <w:pPr>
+              <w:spacing w:after="30"/>
+              <w:ind w:left="180"/>
+            </w:pPr>
+            <w:r>
+              <w:rPr>
+                <w:sz w:val="19"/>
+                <w:szCs w:val="19"/>
+              </w:rPr>
+              <w:t xml:space="preserve">A)  17 cubes</w:t>
+            </w:r>
+          </w:p>
+          <w:p>
+            <w:pPr>
+              <w:spacing w:after="30"/>
+              <w:ind w:left="180"/>
+            </w:pPr>
+            <w:r>
+              <w:rPr>
+                <w:sz w:val="19"/>
+                <w:szCs w:val="19"/>
+              </w:rPr>
+              <w:t xml:space="preserve">B)  36 cubes</w:t>
+            </w:r>
+          </w:p>
+          <w:p>
+            <w:pPr>
+              <w:spacing w:after="30"/>
+              <w:ind w:left="180"/>
+            </w:pPr>
+            <w:r>
+              <w:rPr>
+                <w:sz w:val="19"/>
+                <w:szCs w:val="19"/>
+              </w:rPr>
+              <w:t xml:space="preserve">C)  72 cubes</w:t>
+            </w:r>
+          </w:p>
+          <w:p>
+            <w:pPr>
+              <w:spacing w:after="30"/>
+              <w:ind w:left="180"/>
+            </w:pPr>
+            <w:r>
+              <w:rPr>
+                <w:sz w:val="19"/>
+                <w:szCs w:val="19"/>
+              </w:rPr>
+              <w:t xml:space="preserve">D)  144 cubes</w:t>
+            </w:r>
+          </w:p>
+        </w:tc>
+        <w:tc>
+          <w:tcPr>
+            <w:tcW w:type="dxa" w:w="3560"/>
+            <w:tcMar>
+              <w:top w:type="dxa" w:w="80"/>
+              <w:left w:type="dxa" w:w="100"/>
+              <w:bottom w:type="dxa" w:w="80"/>
+              <w:right w:type="dxa" w:w="100"/>
+            </w:tcMar>
+            <w:vAlign w:val="top"/>
+          </w:tcPr>
+          <w:p>
+            <w:pPr>
+              <w:spacing w:after="40"/>
+            </w:pPr>
+            <w:r>
+              <w:rPr>
+                <w:b/>
+                <w:bCs/>
+                <w:color w:val="1FA6A2"/>
+                <w:sz w:val="19"/>
+                <w:szCs w:val="19"/>
+              </w:rPr>
+              <w:t xml:space="preserve">Solution:  </w:t>
+            </w:r>
+            <w:r>
+              <w:rPr>
+                <w:b/>
+                <w:bCs/>
+                <w:sz w:val="19"/>
+                <w:szCs w:val="19"/>
+              </w:rPr>
+              <w:t xml:space="preserve">C)  72 cubes</w:t>
+            </w:r>
+          </w:p>
+          <w:p>
+            <w:pPr>
+              <w:spacing w:after="40"/>
+            </w:pPr>
+            <w:r>
+              <w:rPr>
+                <w:i/>
+                <w:iCs/>
+                <w:color w:val="5F6F80"/>
+                <w:sz w:val="18"/>
+                <w:szCs w:val="18"/>
+              </w:rPr>
+              <w:t xml:space="preserve">The number of unit cubes equals the volume: 12 × 3 × 2 = 72 cubes.</w:t>
+            </w:r>
+          </w:p>
+          <w:p>
+            <w:pPr>
+              <w:pBdr>
+                <w:bottom w:val="single" w:color="AFBECC" w:sz="6"/>
+              </w:pBdr>
+              <w:spacing w:after="30" w:before="150"/>
             </w:pPr>
             <w:r>
               <w:t xml:space="preserve"/>
@@ -4816,7 +6395,125 @@
           </w:p>
           <w:p>
             <w:pPr>
-              <w:spacing w:after="0" w:line="320"/>
+              <w:pBdr>
+                <w:bottom w:val="single" w:color="AFBECC" w:sz="6"/>
+              </w:pBdr>
+              <w:spacing w:after="30" w:before="150"/>
+            </w:pPr>
+            <w:r>
+              <w:t xml:space="preserve"/>
+            </w:r>
+          </w:p>
+        </w:tc>
+        <w:tc>
+          <w:tcPr>
+            <w:tcW w:type="dxa" w:w="3000"/>
+            <w:shd w:fill="FBF3E2" w:color="auto" w:val="clear"/>
+            <w:tcMar>
+              <w:top w:type="dxa" w:w="80"/>
+              <w:left w:type="dxa" w:w="100"/>
+              <w:bottom w:type="dxa" w:w="80"/>
+              <w:right w:type="dxa" w:w="100"/>
+            </w:tcMar>
+            <w:vAlign w:val="top"/>
+          </w:tcPr>
+          <w:p>
+            <w:pPr>
+              <w:spacing w:after="40"/>
+            </w:pPr>
+            <w:r>
+              <w:rPr>
+                <w:b/>
+                <w:bCs/>
+                <w:color w:val="12355B"/>
+                <w:sz w:val="19"/>
+                <w:szCs w:val="19"/>
+              </w:rPr>
+              <w:t xml:space="preserve">Because... </w:t>
+            </w:r>
+            <w:r>
+              <w:rPr>
+                <w:color w:val="AFBECC"/>
+                <w:sz w:val="19"/>
+                <w:szCs w:val="19"/>
+              </w:rPr>
+              <w:t xml:space="preserve">________________</w:t>
+            </w:r>
+          </w:p>
+          <w:p>
+            <w:pPr>
+              <w:pBdr>
+                <w:bottom w:val="single" w:color="AFBECC" w:sz="6"/>
+              </w:pBdr>
+              <w:spacing w:after="30" w:before="150"/>
+            </w:pPr>
+            <w:r>
+              <w:t xml:space="preserve"/>
+            </w:r>
+          </w:p>
+          <w:p>
+            <w:pPr>
+              <w:spacing w:after="40" w:before="80"/>
+            </w:pPr>
+            <w:r>
+              <w:rPr>
+                <w:b/>
+                <w:bCs/>
+                <w:color w:val="6B4FA0"/>
+                <w:sz w:val="19"/>
+                <w:szCs w:val="19"/>
+              </w:rPr>
+              <w:t xml:space="preserve">Although... </w:t>
+            </w:r>
+            <w:r>
+              <w:rPr>
+                <w:color w:val="AFBECC"/>
+                <w:sz w:val="19"/>
+                <w:szCs w:val="19"/>
+              </w:rPr>
+              <w:t xml:space="preserve">_______________</w:t>
+            </w:r>
+          </w:p>
+          <w:p>
+            <w:pPr>
+              <w:pBdr>
+                <w:bottom w:val="single" w:color="AFBECC" w:sz="6"/>
+              </w:pBdr>
+              <w:spacing w:after="30" w:before="150"/>
+            </w:pPr>
+            <w:r>
+              <w:t xml:space="preserve"/>
+            </w:r>
+          </w:p>
+          <w:p>
+            <w:pPr>
+              <w:spacing w:after="40" w:before="80"/>
+            </w:pPr>
+            <w:r>
+              <w:rPr>
+                <w:b/>
+                <w:bCs/>
+                <w:color w:val="1FA6A2"/>
+                <w:sz w:val="19"/>
+                <w:szCs w:val="19"/>
+              </w:rPr>
+              <w:t xml:space="preserve">Therefore... </w:t>
+            </w:r>
+            <w:r>
+              <w:rPr>
+                <w:color w:val="AFBECC"/>
+                <w:sz w:val="19"/>
+                <w:szCs w:val="19"/>
+              </w:rPr>
+              <w:t xml:space="preserve">______________</w:t>
+            </w:r>
+          </w:p>
+          <w:p>
+            <w:pPr>
+              <w:pBdr>
+                <w:bottom w:val="single" w:color="AFBECC" w:sz="6"/>
+              </w:pBdr>
+              <w:spacing w:after="30" w:before="150"/>
             </w:pPr>
             <w:r>
               <w:t xml:space="preserve"/>
@@ -4827,84 +6524,7 @@
     </w:tbl>
     <w:p>
       <w:pPr>
-        <w:keepNext/>
-        <w:spacing w:after="60" w:before="160"/>
-      </w:pPr>
-      <w:r>
-        <w:rPr>
-          <w:b/>
-          <w:bCs/>
-          <w:color w:val="12355B"/>
-          <w:sz w:val="22"/>
-          <w:szCs w:val="22"/>
-        </w:rPr>
-        <w:t xml:space="preserve">6.  </w:t>
-      </w:r>
-      <w:r>
-        <w:rPr>
-          <w:b/>
-          <w:bCs/>
-          <w:sz w:val="21"/>
-          <w:szCs w:val="21"/>
-        </w:rPr>
-        <w:t xml:space="preserve">Two prisms have the same volume of 48 cm³. Prism A is 4 × 4 × 3. Prism B is 8 × 3 × h. What is h?</w:t>
-      </w:r>
-    </w:p>
-    <w:p>
-      <w:pPr>
-        <w:spacing w:after="40"/>
-        <w:ind w:left="420"/>
-      </w:pPr>
-      <w:r>
-        <w:rPr>
-          <w:sz w:val="20"/>
-          <w:szCs w:val="20"/>
-        </w:rPr>
-        <w:t xml:space="preserve">A)  2 cm</w:t>
-      </w:r>
-    </w:p>
-    <w:p>
-      <w:pPr>
-        <w:spacing w:after="40"/>
-        <w:ind w:left="420"/>
-      </w:pPr>
-      <w:r>
-        <w:rPr>
-          <w:sz w:val="20"/>
-          <w:szCs w:val="20"/>
-        </w:rPr>
-        <w:t xml:space="preserve">B)  3 cm</w:t>
-      </w:r>
-    </w:p>
-    <w:p>
-      <w:pPr>
-        <w:spacing w:after="40"/>
-        <w:ind w:left="420"/>
-      </w:pPr>
-      <w:r>
-        <w:rPr>
-          <w:sz w:val="20"/>
-          <w:szCs w:val="20"/>
-        </w:rPr>
-        <w:t xml:space="preserve">C)  4 cm</w:t>
-      </w:r>
-    </w:p>
-    <w:p>
-      <w:pPr>
-        <w:spacing w:after="40"/>
-        <w:ind w:left="420"/>
-      </w:pPr>
-      <w:r>
-        <w:rPr>
-          <w:sz w:val="20"/>
-          <w:szCs w:val="20"/>
-        </w:rPr>
-        <w:t xml:space="preserve">D)  6 cm</w:t>
-      </w:r>
-    </w:p>
-    <w:p>
-      <w:pPr>
-        <w:spacing w:after="20"/>
+        <w:spacing w:after="80"/>
       </w:pPr>
       <w:r>
         <w:t xml:space="preserve"/>
@@ -4912,33 +6532,256 @@
     </w:p>
     <w:tbl>
       <w:tblPr>
-        <w:tblW w:type="pct" w:w="100%"/>
+        <w:tblW w:type="dxa" w:w="9360"/>
         <w:tblBorders>
           <w:top w:val="single" w:color="C7D2DD" w:sz="6"/>
           <w:left w:val="single" w:color="C7D2DD" w:sz="6"/>
           <w:bottom w:val="single" w:color="C7D2DD" w:sz="6"/>
           <w:right w:val="single" w:color="C7D2DD" w:sz="6"/>
-          <w:insideH w:val="single" w:color="auto" w:sz="4"/>
-          <w:insideV w:val="single" w:color="auto" w:sz="4"/>
+          <w:insideH w:val="single" w:color="C7D2DD" w:sz="6"/>
+          <w:insideV w:val="single" w:color="C7D2DD" w:sz="6"/>
         </w:tblBorders>
       </w:tblPr>
       <w:tblGrid>
-        <w:gridCol w:w="100"/>
+        <w:gridCol w:w="2800"/>
+        <w:gridCol w:w="3560"/>
+        <w:gridCol w:w="3000"/>
       </w:tblGrid>
       <w:tr>
-        <w:tc>
-          <w:tcPr>
+        <w:trPr>
+          <w:cantSplit/>
+          <w:tblHeader/>
+        </w:trPr>
+        <w:tc>
+          <w:tcPr>
+            <w:tcW w:type="dxa" w:w="2800"/>
+            <w:shd w:fill="EEF4F8" w:color="auto" w:val="clear"/>
+            <w:tcMar>
+              <w:top w:type="dxa" w:w="60"/>
+              <w:left w:type="dxa" w:w="100"/>
+              <w:bottom w:type="dxa" w:w="60"/>
+              <w:right w:type="dxa" w:w="100"/>
+            </w:tcMar>
+          </w:tcPr>
+          <w:p>
+            <w:pPr>
+              <w:spacing w:after="0"/>
+            </w:pPr>
+            <w:r>
+              <w:rPr>
+                <w:b/>
+                <w:bCs/>
+                <w:color w:val="12355B"/>
+                <w:sz w:val="16"/>
+                <w:szCs w:val="16"/>
+              </w:rPr>
+              <w:t xml:space="preserve">CORE PROBLEM / GIVEN REPRESENTATION</w:t>
+            </w:r>
+          </w:p>
+        </w:tc>
+        <w:tc>
+          <w:tcPr>
+            <w:tcW w:type="dxa" w:w="3560"/>
+            <w:shd w:fill="EEF4F8" w:color="auto" w:val="clear"/>
+            <w:tcMar>
+              <w:top w:type="dxa" w:w="60"/>
+              <w:left w:type="dxa" w:w="100"/>
+              <w:bottom w:type="dxa" w:w="60"/>
+              <w:right w:type="dxa" w:w="100"/>
+            </w:tcMar>
+          </w:tcPr>
+          <w:p>
+            <w:pPr>
+              <w:spacing w:after="0"/>
+            </w:pPr>
+            <w:r>
+              <w:rPr>
+                <w:b/>
+                <w:bCs/>
+                <w:color w:val="12355B"/>
+                <w:sz w:val="16"/>
+                <w:szCs w:val="16"/>
+              </w:rPr>
+              <w:t xml:space="preserve">WORKING SPACE / CALCULATION STEPS</w:t>
+            </w:r>
+          </w:p>
+        </w:tc>
+        <w:tc>
+          <w:tcPr>
+            <w:tcW w:type="dxa" w:w="3000"/>
             <w:shd w:fill="FBF3E2" w:color="auto" w:val="clear"/>
             <w:tcMar>
               <w:top w:type="dxa" w:w="60"/>
-              <w:left w:type="dxa" w:w="120"/>
+              <w:left w:type="dxa" w:w="100"/>
               <w:bottom w:type="dxa" w:w="60"/>
-              <w:right w:type="dxa" w:w="120"/>
-            </w:tcMar>
-          </w:tcPr>
-          <w:p>
-            <w:pPr>
-              <w:spacing w:after="0" w:line="320"/>
+              <w:right w:type="dxa" w:w="100"/>
+            </w:tcMar>
+          </w:tcPr>
+          <w:p>
+            <w:pPr>
+              <w:spacing w:after="0"/>
+            </w:pPr>
+            <w:r>
+              <w:rPr>
+                <w:b/>
+                <w:bCs/>
+                <w:color w:val="B97A12"/>
+                <w:sz w:val="16"/>
+                <w:szCs w:val="16"/>
+              </w:rPr>
+              <w:t xml:space="preserve">EXPLAIN YOUR REASONING</w:t>
+            </w:r>
+          </w:p>
+        </w:tc>
+      </w:tr>
+      <w:tr>
+        <w:trPr>
+          <w:cantSplit/>
+        </w:trPr>
+        <w:tc>
+          <w:tcPr>
+            <w:tcW w:type="dxa" w:w="2800"/>
+            <w:tcMar>
+              <w:top w:type="dxa" w:w="80"/>
+              <w:left w:type="dxa" w:w="100"/>
+              <w:bottom w:type="dxa" w:w="80"/>
+              <w:right w:type="dxa" w:w="100"/>
+            </w:tcMar>
+            <w:vAlign w:val="top"/>
+          </w:tcPr>
+          <w:p>
+            <w:pPr>
+              <w:spacing w:after="60"/>
+            </w:pPr>
+            <w:r>
+              <w:rPr>
+                <w:b/>
+                <w:bCs/>
+                <w:color w:val="12355B"/>
+                <w:sz w:val="21"/>
+                <w:szCs w:val="21"/>
+              </w:rPr>
+              <w:t xml:space="preserve">6.  </w:t>
+            </w:r>
+            <w:r>
+              <w:rPr>
+                <w:b/>
+                <w:bCs/>
+                <w:sz w:val="20"/>
+                <w:szCs w:val="20"/>
+              </w:rPr>
+              <w:t xml:space="preserve">Two prisms have the same volume of 48 cm³. Prism A is 4 × 4 × 3. Prism B is 8 × 3 × h. What is h?</w:t>
+            </w:r>
+          </w:p>
+          <w:p>
+            <w:pPr>
+              <w:spacing w:after="30"/>
+              <w:ind w:left="180"/>
+            </w:pPr>
+            <w:r>
+              <w:rPr>
+                <w:sz w:val="19"/>
+                <w:szCs w:val="19"/>
+              </w:rPr>
+              <w:t xml:space="preserve">A)  2 cm</w:t>
+            </w:r>
+          </w:p>
+          <w:p>
+            <w:pPr>
+              <w:spacing w:after="30"/>
+              <w:ind w:left="180"/>
+            </w:pPr>
+            <w:r>
+              <w:rPr>
+                <w:sz w:val="19"/>
+                <w:szCs w:val="19"/>
+              </w:rPr>
+              <w:t xml:space="preserve">B)  3 cm</w:t>
+            </w:r>
+          </w:p>
+          <w:p>
+            <w:pPr>
+              <w:spacing w:after="30"/>
+              <w:ind w:left="180"/>
+            </w:pPr>
+            <w:r>
+              <w:rPr>
+                <w:sz w:val="19"/>
+                <w:szCs w:val="19"/>
+              </w:rPr>
+              <w:t xml:space="preserve">C)  4 cm</w:t>
+            </w:r>
+          </w:p>
+          <w:p>
+            <w:pPr>
+              <w:spacing w:after="30"/>
+              <w:ind w:left="180"/>
+            </w:pPr>
+            <w:r>
+              <w:rPr>
+                <w:sz w:val="19"/>
+                <w:szCs w:val="19"/>
+              </w:rPr>
+              <w:t xml:space="preserve">D)  6 cm</w:t>
+            </w:r>
+          </w:p>
+        </w:tc>
+        <w:tc>
+          <w:tcPr>
+            <w:tcW w:type="dxa" w:w="3560"/>
+            <w:tcMar>
+              <w:top w:type="dxa" w:w="80"/>
+              <w:left w:type="dxa" w:w="100"/>
+              <w:bottom w:type="dxa" w:w="80"/>
+              <w:right w:type="dxa" w:w="100"/>
+            </w:tcMar>
+            <w:vAlign w:val="top"/>
+          </w:tcPr>
+          <w:p>
+            <w:pPr>
+              <w:spacing w:after="40"/>
+            </w:pPr>
+            <w:r>
+              <w:rPr>
+                <w:b/>
+                <w:bCs/>
+                <w:color w:val="1FA6A2"/>
+                <w:sz w:val="19"/>
+                <w:szCs w:val="19"/>
+              </w:rPr>
+              <w:t xml:space="preserve">Solution:  </w:t>
+            </w:r>
+            <w:r>
+              <w:rPr>
+                <w:b/>
+                <w:bCs/>
+                <w:sz w:val="19"/>
+                <w:szCs w:val="19"/>
+              </w:rPr>
+              <w:t xml:space="preserve">A)  2 cm</w:t>
+            </w:r>
+          </w:p>
+          <w:p>
+            <w:pPr>
+              <w:spacing w:after="40"/>
+            </w:pPr>
+            <w:r>
+              <w:rPr>
+                <w:i/>
+                <w:iCs/>
+                <w:color w:val="5F6F80"/>
+                <w:sz w:val="18"/>
+                <w:szCs w:val="18"/>
+              </w:rPr>
+              <w:t xml:space="preserve">Prism A volume = 4 × 4 × 3 = 48 cm³. For Prism B, h = 48 ÷ (8 × 3) = 48 ÷ 24 = 2 cm.</w:t>
+            </w:r>
+          </w:p>
+          <w:p>
+            <w:pPr>
+              <w:pBdr>
+                <w:bottom w:val="single" w:color="AFBECC" w:sz="6"/>
+              </w:pBdr>
+              <w:spacing w:after="30" w:before="150"/>
             </w:pPr>
             <w:r>
               <w:t xml:space="preserve"/>
@@ -4946,7 +6789,125 @@
           </w:p>
           <w:p>
             <w:pPr>
-              <w:spacing w:after="0" w:line="320"/>
+              <w:pBdr>
+                <w:bottom w:val="single" w:color="AFBECC" w:sz="6"/>
+              </w:pBdr>
+              <w:spacing w:after="30" w:before="150"/>
+            </w:pPr>
+            <w:r>
+              <w:t xml:space="preserve"/>
+            </w:r>
+          </w:p>
+        </w:tc>
+        <w:tc>
+          <w:tcPr>
+            <w:tcW w:type="dxa" w:w="3000"/>
+            <w:shd w:fill="FBF3E2" w:color="auto" w:val="clear"/>
+            <w:tcMar>
+              <w:top w:type="dxa" w:w="80"/>
+              <w:left w:type="dxa" w:w="100"/>
+              <w:bottom w:type="dxa" w:w="80"/>
+              <w:right w:type="dxa" w:w="100"/>
+            </w:tcMar>
+            <w:vAlign w:val="top"/>
+          </w:tcPr>
+          <w:p>
+            <w:pPr>
+              <w:spacing w:after="40"/>
+            </w:pPr>
+            <w:r>
+              <w:rPr>
+                <w:b/>
+                <w:bCs/>
+                <w:color w:val="12355B"/>
+                <w:sz w:val="19"/>
+                <w:szCs w:val="19"/>
+              </w:rPr>
+              <w:t xml:space="preserve">Because... </w:t>
+            </w:r>
+            <w:r>
+              <w:rPr>
+                <w:color w:val="AFBECC"/>
+                <w:sz w:val="19"/>
+                <w:szCs w:val="19"/>
+              </w:rPr>
+              <w:t xml:space="preserve">________________</w:t>
+            </w:r>
+          </w:p>
+          <w:p>
+            <w:pPr>
+              <w:pBdr>
+                <w:bottom w:val="single" w:color="AFBECC" w:sz="6"/>
+              </w:pBdr>
+              <w:spacing w:after="30" w:before="150"/>
+            </w:pPr>
+            <w:r>
+              <w:t xml:space="preserve"/>
+            </w:r>
+          </w:p>
+          <w:p>
+            <w:pPr>
+              <w:spacing w:after="40" w:before="80"/>
+            </w:pPr>
+            <w:r>
+              <w:rPr>
+                <w:b/>
+                <w:bCs/>
+                <w:color w:val="6B4FA0"/>
+                <w:sz w:val="19"/>
+                <w:szCs w:val="19"/>
+              </w:rPr>
+              <w:t xml:space="preserve">Although... </w:t>
+            </w:r>
+            <w:r>
+              <w:rPr>
+                <w:color w:val="AFBECC"/>
+                <w:sz w:val="19"/>
+                <w:szCs w:val="19"/>
+              </w:rPr>
+              <w:t xml:space="preserve">_______________</w:t>
+            </w:r>
+          </w:p>
+          <w:p>
+            <w:pPr>
+              <w:pBdr>
+                <w:bottom w:val="single" w:color="AFBECC" w:sz="6"/>
+              </w:pBdr>
+              <w:spacing w:after="30" w:before="150"/>
+            </w:pPr>
+            <w:r>
+              <w:t xml:space="preserve"/>
+            </w:r>
+          </w:p>
+          <w:p>
+            <w:pPr>
+              <w:spacing w:after="40" w:before="80"/>
+            </w:pPr>
+            <w:r>
+              <w:rPr>
+                <w:b/>
+                <w:bCs/>
+                <w:color w:val="1FA6A2"/>
+                <w:sz w:val="19"/>
+                <w:szCs w:val="19"/>
+              </w:rPr>
+              <w:t xml:space="preserve">Therefore... </w:t>
+            </w:r>
+            <w:r>
+              <w:rPr>
+                <w:color w:val="AFBECC"/>
+                <w:sz w:val="19"/>
+                <w:szCs w:val="19"/>
+              </w:rPr>
+              <w:t xml:space="preserve">______________</w:t>
+            </w:r>
+          </w:p>
+          <w:p>
+            <w:pPr>
+              <w:pBdr>
+                <w:bottom w:val="single" w:color="AFBECC" w:sz="6"/>
+              </w:pBdr>
+              <w:spacing w:after="30" w:before="150"/>
             </w:pPr>
             <w:r>
               <w:t xml:space="preserve"/>
@@ -4955,6 +6916,14 @@
         </w:tc>
       </w:tr>
     </w:tbl>
+    <w:p>
+      <w:pPr>
+        <w:spacing w:after="80"/>
+      </w:pPr>
+      <w:r>
+        <w:t xml:space="preserve"/>
+      </w:r>
+    </w:p>
     <w:p>
       <w:pPr>
         <w:pStyle w:val="Heading1"/>
@@ -5073,6 +7042,149 @@
         <w:t xml:space="preserve"/>
       </w:r>
     </w:p>
+    <w:p>
+      <w:pPr>
+        <w:spacing w:after="60"/>
+      </w:pPr>
+      <w:r>
+        <w:t xml:space="preserve"/>
+      </w:r>
+    </w:p>
+    <w:tbl>
+      <w:tblPr>
+        <w:tblW w:type="dxa" w:w="9360"/>
+        <w:tblBorders>
+          <w:top w:val="single" w:color="C7D2DD" w:sz="6"/>
+          <w:left w:val="single" w:color="C7D2DD" w:sz="6"/>
+          <w:bottom w:val="single" w:color="C7D2DD" w:sz="6"/>
+          <w:right w:val="single" w:color="C7D2DD" w:sz="6"/>
+          <w:insideH w:val="single" w:color="C7D2DD" w:sz="6"/>
+          <w:insideV w:val="single" w:color="C7D2DD" w:sz="6"/>
+        </w:tblBorders>
+      </w:tblPr>
+      <w:tblGrid>
+        <w:gridCol w:w="3120"/>
+        <w:gridCol w:w="3120"/>
+        <w:gridCol w:w="3120"/>
+      </w:tblGrid>
+      <w:tr>
+        <w:trPr>
+          <w:cantSplit/>
+          <w:tblHeader/>
+        </w:trPr>
+        <w:tc>
+          <w:tcPr>
+            <w:tcW w:type="dxa" w:w="9360"/>
+            <w:gridSpan w:val="3"/>
+            <w:shd w:fill="EEF4F8" w:color="auto" w:val="clear"/>
+            <w:tcMar>
+              <w:top w:type="dxa" w:w="60"/>
+              <w:left w:type="dxa" w:w="100"/>
+              <w:bottom w:type="dxa" w:w="60"/>
+              <w:right w:type="dxa" w:w="100"/>
+            </w:tcMar>
+          </w:tcPr>
+          <w:p>
+            <w:pPr>
+              <w:spacing w:after="0"/>
+            </w:pPr>
+            <w:r>
+              <w:rPr>
+                <w:b/>
+                <w:bCs/>
+                <w:color w:val="12355B"/>
+                <w:sz w:val="18"/>
+                <w:szCs w:val="18"/>
+              </w:rPr>
+              <w:t xml:space="preserve">EXIT CHECK · 3-POINT SELF-ASSESSMENT CHECKLIST</w:t>
+            </w:r>
+          </w:p>
+        </w:tc>
+      </w:tr>
+      <w:tr>
+        <w:trPr>
+          <w:cantSplit/>
+        </w:trPr>
+        <w:tc>
+          <w:tcPr>
+            <w:tcW w:type="dxa" w:w="3120"/>
+            <w:tcMar>
+              <w:top w:type="dxa" w:w="80"/>
+              <w:left w:type="dxa" w:w="100"/>
+              <w:bottom w:type="dxa" w:w="80"/>
+              <w:right w:type="dxa" w:w="100"/>
+            </w:tcMar>
+          </w:tcPr>
+          <w:p>
+            <w:pPr>
+              <w:spacing w:after="0"/>
+            </w:pPr>
+            <w:r>
+              <w:rPr>
+                <w:b/>
+                <w:bCs/>
+                <w:color w:val="1A2733"/>
+                <w:sz w:val="18"/>
+                <w:szCs w:val="18"/>
+              </w:rPr>
+              <w:t xml:space="preserve">☐ 1. Units &amp; Labels Verified</w:t>
+            </w:r>
+          </w:p>
+        </w:tc>
+        <w:tc>
+          <w:tcPr>
+            <w:tcW w:type="dxa" w:w="3120"/>
+            <w:tcMar>
+              <w:top w:type="dxa" w:w="80"/>
+              <w:left w:type="dxa" w:w="100"/>
+              <w:bottom w:type="dxa" w:w="80"/>
+              <w:right w:type="dxa" w:w="100"/>
+            </w:tcMar>
+          </w:tcPr>
+          <w:p>
+            <w:pPr>
+              <w:spacing w:after="0"/>
+            </w:pPr>
+            <w:r>
+              <w:rPr>
+                <w:b/>
+                <w:bCs/>
+                <w:color w:val="1A2733"/>
+                <w:sz w:val="18"/>
+                <w:szCs w:val="18"/>
+              </w:rPr>
+              <w:t xml:space="preserve">☐ 2. Reasoning Stated (Because / Although / Therefore)</w:t>
+            </w:r>
+          </w:p>
+        </w:tc>
+        <w:tc>
+          <w:tcPr>
+            <w:tcW w:type="dxa" w:w="3120"/>
+            <w:tcMar>
+              <w:top w:type="dxa" w:w="80"/>
+              <w:left w:type="dxa" w:w="100"/>
+              <w:bottom w:type="dxa" w:w="80"/>
+              <w:right w:type="dxa" w:w="100"/>
+            </w:tcMar>
+          </w:tcPr>
+          <w:p>
+            <w:pPr>
+              <w:spacing w:after="0"/>
+            </w:pPr>
+            <w:r>
+              <w:rPr>
+                <w:b/>
+                <w:bCs/>
+                <w:color w:val="1A2733"/>
+                <w:sz w:val="18"/>
+                <w:szCs w:val="18"/>
+              </w:rPr>
+              <w:t xml:space="preserve">☐ 3. Calculations Double-Checked</w:t>
+            </w:r>
+          </w:p>
+        </w:tc>
+      </w:tr>
+    </w:tbl>
     <w:p>
       <w:pPr>
         <w:pStyle w:val="Heading1"/>
